--- a/docs/handover/word/EMHIP-02-User-Guide.docx
+++ b/docs/handover/word/EMHIP-02-User-Guide.docx
@@ -2352,22 +2352,37 @@
     <w:p>
       <w:r>
         <w:rPr/>
-        <w:t>EMHIP uses the word "pathway" for two different things.</w:t>
-      </w:r>
-    </w:p>
-    <w:p>
-      <w:pPr>
-        <w:pStyle w:val="ListBullet"/>
-      </w:pPr>
-      <w:r>
-        <w:rPr>
-          <w:b/>
-        </w:rPr>
-        <w:t>Clinical pathway:</w:t>
-      </w:r>
-      <w:r>
-        <w:rPr/>
-        <w:t xml:space="preserve"> Mental Wellbeing, Clinical Support or Community Recovery. It is chosen at the initial conversation, shown as a gold chip on the guest record and changed on the </w:t>
+        <w:t xml:space="preserve">EMHIP has three pathways: </w:t>
+      </w:r>
+      <w:r>
+        <w:rPr>
+          <w:b/>
+        </w:rPr>
+        <w:t>Mental Wellbeing</w:t>
+      </w:r>
+      <w:r>
+        <w:rPr/>
+        <w:t xml:space="preserve">, </w:t>
+      </w:r>
+      <w:r>
+        <w:rPr>
+          <w:b/>
+        </w:rPr>
+        <w:t>Clinical Support</w:t>
+      </w:r>
+      <w:r>
+        <w:rPr/>
+        <w:t xml:space="preserve"> and </w:t>
+      </w:r>
+      <w:r>
+        <w:rPr>
+          <w:b/>
+        </w:rPr>
+        <w:t>Community Recovery</w:t>
+      </w:r>
+      <w:r>
+        <w:rPr/>
+        <w:t xml:space="preserve">. A guest's pathway is chosen at the initial conversation, shown as a gold chip on the guest record, and changed on the </w:t>
       </w:r>
       <w:r>
         <w:rPr>
@@ -2377,22 +2392,7 @@
       </w:r>
       <w:r>
         <w:rPr/>
-        <w:t xml:space="preserve"> tab. Some screens word these as "Wellbeing support", "Additional / Clinical" and "Community &amp; Recovery".</w:t>
-      </w:r>
-    </w:p>
-    <w:p>
-      <w:pPr>
-        <w:pStyle w:val="ListBullet"/>
-      </w:pPr>
-      <w:r>
-        <w:rPr>
-          <w:b/>
-        </w:rPr>
-        <w:t>Support referral:</w:t>
-      </w:r>
-      <w:r>
-        <w:rPr/>
-        <w:t xml:space="preserve"> a practical-support category such as Housing Advice, Employment Support, Benefits &amp; Financial Support, Food Essentials, Immigration &amp; Legal Advice or Other Practical Advice. The </w:t>
+        <w:t xml:space="preserve"> tab. Every </w:t>
       </w:r>
       <w:r>
         <w:rPr>
@@ -2402,7 +2402,7 @@
       </w:r>
       <w:r>
         <w:rPr/>
-        <w:t xml:space="preserve"> column and filter on the guest list and dashboard tables show the guest's most recent support referral.</w:t>
+        <w:t xml:space="preserve"> filter, column and report uses these three.</w:t>
       </w:r>
     </w:p>
     <w:p>
@@ -2915,7 +2915,7 @@
       </w:r>
       <w:r>
         <w:rPr/>
-        <w:t xml:space="preserve"> narrows the list to one support referral category.</w:t>
+        <w:t xml:space="preserve"> narrows the list to one of the three pathways.</w:t>
       </w:r>
     </w:p>
     <w:p>
@@ -4696,7 +4696,7 @@
               <w:rPr>
                 <w:sz w:val="19"/>
               </w:rPr>
-              <w:t>The most recent support referral category</w:t>
+              <w:t>The guest's pathway: Mental Wellbeing, Clinical Support or Community Recovery</w:t>
             </w:r>
           </w:p>
         </w:tc>
@@ -5113,7 +5113,7 @@
               <w:rPr>
                 <w:sz w:val="19"/>
               </w:rPr>
-              <w:t>Housing Advice, Employment Support, Benefits &amp; Financial Support, Food Essentials, Immigration &amp; Legal Advice, Other Practical Advice</w:t>
+              <w:t>Mental Wellbeing, Clinical Support, Community Recovery</w:t>
             </w:r>
           </w:p>
         </w:tc>
@@ -10029,7 +10029,7 @@
     <w:p>
       <w:r>
         <w:rPr/>
-        <w:t>This tab shows the current clinical pathway, every pathway change, the support referrals and the caseload allocation.</w:t>
+        <w:t>This tab shows the current pathway, every pathway change and the caseload allocation.</w:t>
       </w:r>
     </w:p>
     <w:p>
@@ -10231,165 +10231,6 @@
       <w:r>
         <w:rPr/>
         <w:t>The old pathway stays in the history. The change is permanent and appears in reports.</w:t>
-      </w:r>
-    </w:p>
-    <w:p>
-      <w:pPr>
-        <w:pStyle w:val="Heading4"/>
-      </w:pPr>
-      <w:r>
-        <w:rPr/>
-        <w:t>Record a support referral</w:t>
-      </w:r>
-    </w:p>
-    <w:p>
-      <w:pPr>
-        <w:tabs>
-          <w:tab w:pos="425" w:val="left"/>
-        </w:tabs>
-        <w:spacing w:after="60"/>
-        <w:ind w:left="425" w:hanging="340"/>
-      </w:pPr>
-      <w:r>
-        <w:rPr>
-          <w:b/>
-          <w:color w:val="8D1B3D"/>
-        </w:rPr>
-        <w:t>1.</w:t>
-        <w:tab/>
-      </w:r>
-      <w:r>
-        <w:rPr/>
-        <w:t xml:space="preserve">Under </w:t>
-      </w:r>
-      <w:r>
-        <w:rPr>
-          <w:b/>
-        </w:rPr>
-        <w:t>Support Referrals</w:t>
-      </w:r>
-      <w:r>
-        <w:rPr/>
-        <w:t xml:space="preserve">, select </w:t>
-      </w:r>
-      <w:r>
-        <w:rPr>
-          <w:b/>
-        </w:rPr>
-        <w:t>+ New referral</w:t>
-      </w:r>
-      <w:r>
-        <w:rPr/>
-        <w:t>.</w:t>
-      </w:r>
-    </w:p>
-    <w:p>
-      <w:pPr>
-        <w:tabs>
-          <w:tab w:pos="425" w:val="left"/>
-        </w:tabs>
-        <w:spacing w:after="60"/>
-        <w:ind w:left="425" w:hanging="340"/>
-      </w:pPr>
-      <w:r>
-        <w:rPr>
-          <w:b/>
-          <w:color w:val="8D1B3D"/>
-        </w:rPr>
-        <w:t>2.</w:t>
-        <w:tab/>
-      </w:r>
-      <w:r>
-        <w:rPr/>
-        <w:t xml:space="preserve">Choose the </w:t>
-      </w:r>
-      <w:r>
-        <w:rPr>
-          <w:b/>
-        </w:rPr>
-        <w:t>Category</w:t>
-      </w:r>
-      <w:r>
-        <w:rPr/>
-        <w:t>, for example Housing Advice.</w:t>
-      </w:r>
-    </w:p>
-    <w:p>
-      <w:pPr>
-        <w:tabs>
-          <w:tab w:pos="425" w:val="left"/>
-        </w:tabs>
-        <w:spacing w:after="60"/>
-        <w:ind w:left="425" w:hanging="340"/>
-      </w:pPr>
-      <w:r>
-        <w:rPr>
-          <w:b/>
-          <w:color w:val="8D1B3D"/>
-        </w:rPr>
-        <w:t>3.</w:t>
-        <w:tab/>
-      </w:r>
-      <w:r>
-        <w:rPr/>
-        <w:t xml:space="preserve">Add any </w:t>
-      </w:r>
-      <w:r>
-        <w:rPr>
-          <w:b/>
-        </w:rPr>
-        <w:t>Detail</w:t>
-      </w:r>
-      <w:r>
-        <w:rPr/>
-        <w:t>.</w:t>
-      </w:r>
-    </w:p>
-    <w:p>
-      <w:pPr>
-        <w:tabs>
-          <w:tab w:pos="425" w:val="left"/>
-        </w:tabs>
-        <w:spacing w:after="60"/>
-        <w:ind w:left="425" w:hanging="340"/>
-      </w:pPr>
-      <w:r>
-        <w:rPr>
-          <w:b/>
-          <w:color w:val="8D1B3D"/>
-        </w:rPr>
-        <w:t>4.</w:t>
-        <w:tab/>
-      </w:r>
-      <w:r>
-        <w:rPr/>
-        <w:t xml:space="preserve">Select </w:t>
-      </w:r>
-      <w:r>
-        <w:rPr>
-          <w:b/>
-        </w:rPr>
-        <w:t>Create referral</w:t>
-      </w:r>
-      <w:r>
-        <w:rPr/>
-        <w:t>.</w:t>
-      </w:r>
-    </w:p>
-    <w:p>
-      <w:r>
-        <w:rPr/>
-        <w:t xml:space="preserve">The newest support referral is what the guest list shows in its </w:t>
-      </w:r>
-      <w:r>
-        <w:rPr>
-          <w:b/>
-        </w:rPr>
-        <w:t>Pathway</w:t>
-      </w:r>
-      <w:r>
-        <w:rPr/>
-        <w:t xml:space="preserve"> column.</w:t>
       </w:r>
     </w:p>
     <w:p>
@@ -18151,7 +17992,7 @@
       </w:r>
       <w:r>
         <w:rPr/>
-        <w:t xml:space="preserve"> support referrals in the period by category.</w:t>
+        <w:t xml:space="preserve"> how many guests are on each of the three pathways now (not limited by the date range).</w:t>
       </w:r>
     </w:p>
     <w:p>
@@ -19417,7 +19258,7 @@
     <w:p>
       <w:r>
         <w:rPr/>
-        <w:t>The CSV file has one row per support referral in the period. Each row includes the guest's ethnicity, age group, gender, country of origin, referral source and referral type. Demographics and referral sources are included in every export.</w:t>
+        <w:t>The CSV file has one row per guest registered in the period. Each row gives the guest's G-number, name, pathway, status, registration date, ethnicity, age group, gender, country of origin, referral source and referral type. Demographics and referral sources are included in every export.</w:t>
       </w:r>
     </w:p>
     <w:p>
@@ -20288,7 +20129,7 @@
               <w:rPr>
                 <w:sz w:val="19"/>
               </w:rPr>
-              <w:t>Record a support referral</w:t>
+              <w:t>Reassign the CMHW</w:t>
             </w:r>
           </w:p>
         </w:tc>
@@ -20311,7 +20152,7 @@
                 <w:b/>
                 <w:sz w:val="19"/>
               </w:rPr>
-              <w:t>+ New referral</w:t>
+              <w:t>Reassign CMHW</w:t>
             </w:r>
           </w:p>
         </w:tc>
@@ -20349,7 +20190,7 @@
               <w:rPr>
                 <w:sz w:val="19"/>
               </w:rPr>
-              <w:t>Reassign the CMHW</w:t>
+              <w:t>Start or close a care plan</w:t>
             </w:r>
           </w:p>
         </w:tc>
@@ -20366,14 +20207,7 @@
               <w:rPr>
                 <w:sz w:val="19"/>
               </w:rPr>
-              <w:t xml:space="preserve">Guest record, Pathway History tab, </w:t>
-            </w:r>
-            <w:r>
-              <w:rPr>
-                <w:b/>
-                <w:sz w:val="19"/>
-              </w:rPr>
-              <w:t>Reassign CMHW</w:t>
+              <w:t>Guest record, Care Plan tab</w:t>
             </w:r>
           </w:p>
         </w:tc>
@@ -20411,7 +20245,7 @@
               <w:rPr>
                 <w:sz w:val="19"/>
               </w:rPr>
-              <w:t>Start or close a care plan</w:t>
+              <w:t>Add or complete an action</w:t>
             </w:r>
           </w:p>
         </w:tc>
@@ -20427,7 +20261,7 @@
               <w:rPr>
                 <w:sz w:val="19"/>
               </w:rPr>
-              <w:t>Guest record, Care Plan tab</w:t>
+              <w:t>Guest record, Actions &amp; Reminders tab</w:t>
             </w:r>
           </w:p>
         </w:tc>
@@ -20465,7 +20299,7 @@
               <w:rPr>
                 <w:sz w:val="19"/>
               </w:rPr>
-              <w:t>Add or complete an action</w:t>
+              <w:t>Add a quick note</w:t>
             </w:r>
           </w:p>
         </w:tc>
@@ -20482,7 +20316,7 @@
               <w:rPr>
                 <w:sz w:val="19"/>
               </w:rPr>
-              <w:t>Guest record, Actions &amp; Reminders tab</w:t>
+              <w:t>Guest record, Notes tab</w:t>
             </w:r>
           </w:p>
         </w:tc>
@@ -20520,7 +20354,7 @@
               <w:rPr>
                 <w:sz w:val="19"/>
               </w:rPr>
-              <w:t>Add a quick note</w:t>
+              <w:t>Upload a document</w:t>
             </w:r>
           </w:p>
         </w:tc>
@@ -20536,7 +20370,7 @@
               <w:rPr>
                 <w:sz w:val="19"/>
               </w:rPr>
-              <w:t>Guest record, Notes tab</w:t>
+              <w:t>Guest record, Documents tab</w:t>
             </w:r>
           </w:p>
         </w:tc>
@@ -20574,7 +20408,7 @@
               <w:rPr>
                 <w:sz w:val="19"/>
               </w:rPr>
-              <w:t>Upload a document</w:t>
+              <w:t>Delete or restore a document</w:t>
             </w:r>
           </w:p>
         </w:tc>
@@ -20608,7 +20442,7 @@
               <w:rPr>
                 <w:sz w:val="19"/>
               </w:rPr>
-              <w:t>CMHW, CPN, Hub Manager</w:t>
+              <w:t>Hub Manager</w:t>
             </w:r>
           </w:p>
         </w:tc>
@@ -20629,7 +20463,7 @@
               <w:rPr>
                 <w:sz w:val="19"/>
               </w:rPr>
-              <w:t>Delete or restore a document</w:t>
+              <w:t>See who opened a record</w:t>
             </w:r>
           </w:p>
         </w:tc>
@@ -20645,7 +20479,7 @@
               <w:rPr>
                 <w:sz w:val="19"/>
               </w:rPr>
-              <w:t>Guest record, Documents tab</w:t>
+              <w:t>Guest record, Access Log tab</w:t>
             </w:r>
           </w:p>
         </w:tc>
@@ -20683,7 +20517,7 @@
               <w:rPr>
                 <w:sz w:val="19"/>
               </w:rPr>
-              <w:t>See who opened a record</w:t>
+              <w:t>Export a guest's full record</w:t>
             </w:r>
           </w:p>
         </w:tc>
@@ -20700,7 +20534,14 @@
               <w:rPr>
                 <w:sz w:val="19"/>
               </w:rPr>
-              <w:t>Guest record, Access Log tab</w:t>
+              <w:t xml:space="preserve">Guest record, </w:t>
+            </w:r>
+            <w:r>
+              <w:rPr>
+                <w:b/>
+                <w:sz w:val="19"/>
+              </w:rPr>
+              <w:t>Export Record</w:t>
             </w:r>
           </w:p>
         </w:tc>
@@ -20738,7 +20579,7 @@
               <w:rPr>
                 <w:sz w:val="19"/>
               </w:rPr>
-              <w:t>Export a guest's full record</w:t>
+              <w:t>Anonymise a record</w:t>
             </w:r>
           </w:p>
         </w:tc>
@@ -20761,7 +20602,7 @@
                 <w:b/>
                 <w:sz w:val="19"/>
               </w:rPr>
-              <w:t>Export Record</w:t>
+              <w:t>Anonymise record</w:t>
             </w:r>
           </w:p>
         </w:tc>
@@ -20777,7 +20618,7 @@
               <w:rPr>
                 <w:sz w:val="19"/>
               </w:rPr>
-              <w:t>Hub Manager</w:t>
+              <w:t>Administrator</w:t>
             </w:r>
           </w:p>
         </w:tc>
@@ -20799,7 +20640,7 @@
               <w:rPr>
                 <w:sz w:val="19"/>
               </w:rPr>
-              <w:t>Anonymise a record</w:t>
+              <w:t>Act on an urgent case</w:t>
             </w:r>
           </w:p>
         </w:tc>
@@ -20816,14 +20657,7 @@
               <w:rPr>
                 <w:sz w:val="19"/>
               </w:rPr>
-              <w:t xml:space="preserve">Guest record, </w:t>
-            </w:r>
-            <w:r>
-              <w:rPr>
-                <w:b/>
-                <w:sz w:val="19"/>
-              </w:rPr>
-              <w:t>Anonymise record</w:t>
+              <w:t>Urgent Cases, then select the case</w:t>
             </w:r>
           </w:p>
         </w:tc>
@@ -20840,7 +20674,7 @@
               <w:rPr>
                 <w:sz w:val="19"/>
               </w:rPr>
-              <w:t>Administrator</w:t>
+              <w:t>CMHW, CPN, Hub Manager</w:t>
             </w:r>
           </w:p>
         </w:tc>
@@ -20861,7 +20695,7 @@
               <w:rPr>
                 <w:sz w:val="19"/>
               </w:rPr>
-              <w:t>Act on an urgent case</w:t>
+              <w:t>Escalate an urgent case to the CMHT</w:t>
             </w:r>
           </w:p>
         </w:tc>
@@ -20877,7 +20711,14 @@
               <w:rPr>
                 <w:sz w:val="19"/>
               </w:rPr>
-              <w:t>Urgent Cases, then select the case</w:t>
+              <w:t xml:space="preserve">Urgent Case Details, </w:t>
+            </w:r>
+            <w:r>
+              <w:rPr>
+                <w:b/>
+                <w:sz w:val="19"/>
+              </w:rPr>
+              <w:t>Escalate to CMHT</w:t>
             </w:r>
           </w:p>
         </w:tc>
@@ -20915,7 +20756,7 @@
               <w:rPr>
                 <w:sz w:val="19"/>
               </w:rPr>
-              <w:t>Escalate an urgent case to the CMHT</w:t>
+              <w:t>Resolve an urgent case</w:t>
             </w:r>
           </w:p>
         </w:tc>
@@ -20939,7 +20780,7 @@
                 <w:b/>
                 <w:sz w:val="19"/>
               </w:rPr>
-              <w:t>Escalate to CMHT</w:t>
+              <w:t>Mark episode as resolved</w:t>
             </w:r>
           </w:p>
         </w:tc>
@@ -20977,7 +20818,7 @@
               <w:rPr>
                 <w:sz w:val="19"/>
               </w:rPr>
-              <w:t>Resolve an urgent case</w:t>
+              <w:t>Export an urgent episode record</w:t>
             </w:r>
           </w:p>
         </w:tc>
@@ -20993,14 +20834,14 @@
               <w:rPr>
                 <w:sz w:val="19"/>
               </w:rPr>
-              <w:t xml:space="preserve">Urgent Case Details, </w:t>
+              <w:t xml:space="preserve">Episode record, </w:t>
             </w:r>
             <w:r>
               <w:rPr>
                 <w:b/>
                 <w:sz w:val="19"/>
               </w:rPr>
-              <w:t>Mark episode as resolved</w:t>
+              <w:t>Export Record</w:t>
             </w:r>
           </w:p>
         </w:tc>
@@ -21038,7 +20879,7 @@
               <w:rPr>
                 <w:sz w:val="19"/>
               </w:rPr>
-              <w:t>Export an urgent episode record</w:t>
+              <w:t>Confirm or decline a CPN referral</w:t>
             </w:r>
           </w:p>
         </w:tc>
@@ -21055,14 +20896,7 @@
               <w:rPr>
                 <w:sz w:val="19"/>
               </w:rPr>
-              <w:t xml:space="preserve">Episode record, </w:t>
-            </w:r>
-            <w:r>
-              <w:rPr>
-                <w:b/>
-                <w:sz w:val="19"/>
-              </w:rPr>
-              <w:t>Export Record</w:t>
+              <w:t>MDT Queue</w:t>
             </w:r>
           </w:p>
         </w:tc>
@@ -21079,7 +20913,7 @@
               <w:rPr>
                 <w:sz w:val="19"/>
               </w:rPr>
-              <w:t>CMHW, CPN, Hub Manager</w:t>
+              <w:t>Hub Manager</w:t>
             </w:r>
           </w:p>
         </w:tc>
@@ -21100,7 +20934,7 @@
               <w:rPr>
                 <w:sz w:val="19"/>
               </w:rPr>
-              <w:t>Confirm or decline a CPN referral</w:t>
+              <w:t>Record an MDT discussion</w:t>
             </w:r>
           </w:p>
         </w:tc>
@@ -21116,7 +20950,14 @@
               <w:rPr>
                 <w:sz w:val="19"/>
               </w:rPr>
-              <w:t>MDT Queue</w:t>
+              <w:t xml:space="preserve">MDT Queue, </w:t>
+            </w:r>
+            <w:r>
+              <w:rPr>
+                <w:b/>
+                <w:sz w:val="19"/>
+              </w:rPr>
+              <w:t>Mark as discussed</w:t>
             </w:r>
           </w:p>
         </w:tc>
@@ -21154,7 +20995,7 @@
               <w:rPr>
                 <w:sz w:val="19"/>
               </w:rPr>
-              <w:t>Record an MDT discussion</w:t>
+              <w:t>See contacts across the hub</w:t>
             </w:r>
           </w:p>
         </w:tc>
@@ -21171,14 +21012,7 @@
               <w:rPr>
                 <w:sz w:val="19"/>
               </w:rPr>
-              <w:t xml:space="preserve">MDT Queue, </w:t>
-            </w:r>
-            <w:r>
-              <w:rPr>
-                <w:b/>
-                <w:sz w:val="19"/>
-              </w:rPr>
-              <w:t>Mark as discussed</w:t>
+              <w:t>Contact History</w:t>
             </w:r>
           </w:p>
         </w:tc>
@@ -21195,7 +21029,7 @@
               <w:rPr>
                 <w:sz w:val="19"/>
               </w:rPr>
-              <w:t>Hub Manager</w:t>
+              <w:t>Everyone</w:t>
             </w:r>
           </w:p>
         </w:tc>
@@ -21216,7 +21050,7 @@
               <w:rPr>
                 <w:sz w:val="19"/>
               </w:rPr>
-              <w:t>See contacts across the hub</w:t>
+              <w:t>Schedule a contact</w:t>
             </w:r>
           </w:p>
         </w:tc>
@@ -21232,7 +21066,14 @@
               <w:rPr>
                 <w:sz w:val="19"/>
               </w:rPr>
-              <w:t>Contact History</w:t>
+              <w:t xml:space="preserve">Scheduled contacts, </w:t>
+            </w:r>
+            <w:r>
+              <w:rPr>
+                <w:b/>
+                <w:sz w:val="19"/>
+              </w:rPr>
+              <w:t>Schedule contact</w:t>
             </w:r>
           </w:p>
         </w:tc>
@@ -21248,7 +21089,7 @@
               <w:rPr>
                 <w:sz w:val="19"/>
               </w:rPr>
-              <w:t>Everyone</w:t>
+              <w:t>CMHW, CPN, Hub Manager</w:t>
             </w:r>
           </w:p>
         </w:tc>
@@ -21270,7 +21111,7 @@
               <w:rPr>
                 <w:sz w:val="19"/>
               </w:rPr>
-              <w:t>Schedule a contact</w:t>
+              <w:t>Mark a scheduled contact done</w:t>
             </w:r>
           </w:p>
         </w:tc>
@@ -21287,14 +21128,20 @@
               <w:rPr>
                 <w:sz w:val="19"/>
               </w:rPr>
-              <w:t xml:space="preserve">Scheduled contacts, </w:t>
+              <w:t xml:space="preserve">Dashboard </w:t>
             </w:r>
             <w:r>
               <w:rPr>
                 <w:b/>
                 <w:sz w:val="19"/>
               </w:rPr>
-              <w:t>Schedule contact</w:t>
+              <w:t>Mark done</w:t>
+            </w:r>
+            <w:r>
+              <w:rPr>
+                <w:sz w:val="19"/>
+              </w:rPr>
+              <w:t>, or Scheduled contacts</w:t>
             </w:r>
           </w:p>
         </w:tc>
@@ -21332,7 +21179,7 @@
               <w:rPr>
                 <w:sz w:val="19"/>
               </w:rPr>
-              <w:t>Mark a scheduled contact done</w:t>
+              <w:t>View reports</w:t>
             </w:r>
           </w:p>
         </w:tc>
@@ -21348,20 +21195,7 @@
               <w:rPr>
                 <w:sz w:val="19"/>
               </w:rPr>
-              <w:t xml:space="preserve">Dashboard </w:t>
-            </w:r>
-            <w:r>
-              <w:rPr>
-                <w:b/>
-                <w:sz w:val="19"/>
-              </w:rPr>
-              <w:t>Mark done</w:t>
-            </w:r>
-            <w:r>
-              <w:rPr>
-                <w:sz w:val="19"/>
-              </w:rPr>
-              <w:t>, or Scheduled contacts</w:t>
+              <w:t>Reports</w:t>
             </w:r>
           </w:p>
         </w:tc>
@@ -21377,7 +21211,7 @@
               <w:rPr>
                 <w:sz w:val="19"/>
               </w:rPr>
-              <w:t>CMHW, CPN, Hub Manager</w:t>
+              <w:t>Everyone</w:t>
             </w:r>
           </w:p>
         </w:tc>
@@ -21399,7 +21233,7 @@
               <w:rPr>
                 <w:sz w:val="19"/>
               </w:rPr>
-              <w:t>View reports</w:t>
+              <w:t>Export reports to Excel or CSV</w:t>
             </w:r>
           </w:p>
         </w:tc>
@@ -21416,7 +21250,27 @@
               <w:rPr>
                 <w:sz w:val="19"/>
               </w:rPr>
-              <w:t>Reports</w:t>
+              <w:t xml:space="preserve">Reports, </w:t>
+            </w:r>
+            <w:r>
+              <w:rPr>
+                <w:b/>
+                <w:sz w:val="19"/>
+              </w:rPr>
+              <w:t>Export to Excel</w:t>
+            </w:r>
+            <w:r>
+              <w:rPr>
+                <w:sz w:val="19"/>
+              </w:rPr>
+              <w:t xml:space="preserve"> or </w:t>
+            </w:r>
+            <w:r>
+              <w:rPr>
+                <w:b/>
+                <w:sz w:val="19"/>
+              </w:rPr>
+              <w:t>Export CSV</w:t>
             </w:r>
           </w:p>
         </w:tc>
@@ -21433,7 +21287,7 @@
               <w:rPr>
                 <w:sz w:val="19"/>
               </w:rPr>
-              <w:t>Everyone</w:t>
+              <w:t>Hub Manager</w:t>
             </w:r>
           </w:p>
         </w:tc>
@@ -21454,7 +21308,7 @@
               <w:rPr>
                 <w:sz w:val="19"/>
               </w:rPr>
-              <w:t>Export reports to Excel or CSV</w:t>
+              <w:t>Export the guest list</w:t>
             </w:r>
           </w:p>
         </w:tc>
@@ -21470,27 +21324,14 @@
               <w:rPr>
                 <w:sz w:val="19"/>
               </w:rPr>
-              <w:t xml:space="preserve">Reports, </w:t>
+              <w:t xml:space="preserve">Guest, </w:t>
             </w:r>
             <w:r>
               <w:rPr>
                 <w:b/>
                 <w:sz w:val="19"/>
               </w:rPr>
-              <w:t>Export to Excel</w:t>
-            </w:r>
-            <w:r>
-              <w:rPr>
-                <w:sz w:val="19"/>
-              </w:rPr>
-              <w:t xml:space="preserve"> or </w:t>
-            </w:r>
-            <w:r>
-              <w:rPr>
-                <w:b/>
-                <w:sz w:val="19"/>
-              </w:rPr>
-              <w:t>Export CSV</w:t>
+              <w:t>Export Guest</w:t>
             </w:r>
           </w:p>
         </w:tc>
@@ -21506,7 +21347,7 @@
               <w:rPr>
                 <w:sz w:val="19"/>
               </w:rPr>
-              <w:t>Hub Manager</w:t>
+              <w:t>Everyone</w:t>
             </w:r>
           </w:p>
         </w:tc>
@@ -21528,7 +21369,7 @@
               <w:rPr>
                 <w:sz w:val="19"/>
               </w:rPr>
-              <w:t>Export the guest list</w:t>
+              <w:t>Reset or change your password</w:t>
             </w:r>
           </w:p>
         </w:tc>
@@ -21545,14 +21386,14 @@
               <w:rPr>
                 <w:sz w:val="19"/>
               </w:rPr>
-              <w:t xml:space="preserve">Guest, </w:t>
+              <w:t xml:space="preserve">Sign-in page, </w:t>
             </w:r>
             <w:r>
               <w:rPr>
                 <w:b/>
                 <w:sz w:val="19"/>
               </w:rPr>
-              <w:t>Export Guest</w:t>
+              <w:t>Forgot password?</w:t>
             </w:r>
           </w:p>
         </w:tc>
@@ -21590,7 +21431,7 @@
               <w:rPr>
                 <w:sz w:val="19"/>
               </w:rPr>
-              <w:t>Reset or change your password</w:t>
+              <w:t>Manage staff, roles or settings</w:t>
             </w:r>
           </w:p>
         </w:tc>
@@ -21606,76 +21447,13 @@
               <w:rPr>
                 <w:sz w:val="19"/>
               </w:rPr>
-              <w:t xml:space="preserve">Sign-in page, </w:t>
-            </w:r>
-            <w:r>
-              <w:rPr>
-                <w:b/>
-                <w:sz w:val="19"/>
-              </w:rPr>
-              <w:t>Forgot password?</w:t>
+              <w:t>Administrator Guide (document 04)</w:t>
             </w:r>
           </w:p>
         </w:tc>
         <w:tc>
           <w:tcPr>
             <w:tcW w:type="dxa" w:w="1899"/>
-          </w:tcPr>
-          <w:p>
-            <w:pPr>
-              <w:spacing w:after="0" w:line="252" w:lineRule="auto"/>
-            </w:pPr>
-            <w:r>
-              <w:rPr>
-                <w:sz w:val="19"/>
-              </w:rPr>
-              <w:t>Everyone</w:t>
-            </w:r>
-          </w:p>
-        </w:tc>
-      </w:tr>
-      <w:tr>
-        <w:trPr>
-          <w:cantSplit/>
-        </w:trPr>
-        <w:tc>
-          <w:tcPr>
-            <w:tcW w:type="dxa" w:w="3195"/>
-            <w:shd w:val="clear" w:color="auto" w:fill="FAF6F7"/>
-          </w:tcPr>
-          <w:p>
-            <w:pPr>
-              <w:spacing w:after="0" w:line="252" w:lineRule="auto"/>
-            </w:pPr>
-            <w:r>
-              <w:rPr>
-                <w:sz w:val="19"/>
-              </w:rPr>
-              <w:t>Manage staff, roles or settings</w:t>
-            </w:r>
-          </w:p>
-        </w:tc>
-        <w:tc>
-          <w:tcPr>
-            <w:tcW w:type="dxa" w:w="4317"/>
-            <w:shd w:val="clear" w:color="auto" w:fill="FAF6F7"/>
-          </w:tcPr>
-          <w:p>
-            <w:pPr>
-              <w:spacing w:after="0" w:line="252" w:lineRule="auto"/>
-            </w:pPr>
-            <w:r>
-              <w:rPr>
-                <w:sz w:val="19"/>
-              </w:rPr>
-              <w:t>Administrator Guide (document 04)</w:t>
-            </w:r>
-          </w:p>
-        </w:tc>
-        <w:tc>
-          <w:tcPr>
-            <w:tcW w:type="dxa" w:w="1899"/>
-            <w:shd w:val="clear" w:color="auto" w:fill="FAF6F7"/>
           </w:tcPr>
           <w:p>
             <w:pPr>
@@ -22744,7 +22522,7 @@
               <w:rPr>
                 <w:sz w:val="19"/>
               </w:rPr>
-              <w:t>Support referral</w:t>
+              <w:t>Urgent episode</w:t>
             </w:r>
           </w:p>
         </w:tc>
@@ -22761,7 +22539,7 @@
               <w:rPr>
                 <w:sz w:val="19"/>
               </w:rPr>
-              <w:t>A practical-support referral, such as Housing Advice</w:t>
+              <w:t>The record of one urgent flag, from raising it to resolving it</w:t>
             </w:r>
           </w:p>
         </w:tc>
@@ -22782,52 +22560,13 @@
               <w:rPr>
                 <w:sz w:val="19"/>
               </w:rPr>
-              <w:t>Urgent episode</w:t>
+              <w:t>Urgent flag</w:t>
             </w:r>
           </w:p>
         </w:tc>
         <w:tc>
           <w:tcPr>
             <w:tcW w:type="dxa" w:w="7058"/>
-          </w:tcPr>
-          <w:p>
-            <w:pPr>
-              <w:spacing w:after="0" w:line="252" w:lineRule="auto"/>
-            </w:pPr>
-            <w:r>
-              <w:rPr>
-                <w:sz w:val="19"/>
-              </w:rPr>
-              <w:t>The record of one urgent flag, from raising it to resolving it</w:t>
-            </w:r>
-          </w:p>
-        </w:tc>
-      </w:tr>
-      <w:tr>
-        <w:trPr>
-          <w:cantSplit/>
-        </w:trPr>
-        <w:tc>
-          <w:tcPr>
-            <w:tcW w:type="dxa" w:w="2353"/>
-            <w:shd w:val="clear" w:color="auto" w:fill="FAF6F7"/>
-          </w:tcPr>
-          <w:p>
-            <w:pPr>
-              <w:spacing w:after="0" w:line="252" w:lineRule="auto"/>
-            </w:pPr>
-            <w:r>
-              <w:rPr>
-                <w:sz w:val="19"/>
-              </w:rPr>
-              <w:t>Urgent flag</w:t>
-            </w:r>
-          </w:p>
-        </w:tc>
-        <w:tc>
-          <w:tcPr>
-            <w:tcW w:type="dxa" w:w="7058"/>
-            <w:shd w:val="clear" w:color="auto" w:fill="FAF6F7"/>
           </w:tcPr>
           <w:p>
             <w:pPr>

--- a/docs/handover/word/EMHIP-02-User-Guide.docx
+++ b/docs/handover/word/EMHIP-02-User-Guide.docx
@@ -7049,6 +7049,55 @@
       <w:r>
         <w:rPr/>
         <w:t xml:space="preserve"> become required. Record the actions taken, who was notified and what was agreed.</w:t>
+      </w:r>
+    </w:p>
+    <w:p>
+      <w:pPr>
+        <w:pStyle w:val="ListBullet"/>
+      </w:pPr>
+      <w:r>
+        <w:rPr/>
+        <w:t xml:space="preserve">A detail field opens only when its question is answered </w:t>
+      </w:r>
+      <w:r>
+        <w:rPr>
+          <w:b/>
+        </w:rPr>
+        <w:t>Yes</w:t>
+      </w:r>
+      <w:r>
+        <w:rPr/>
+        <w:t xml:space="preserve"> or </w:t>
+      </w:r>
+      <w:r>
+        <w:rPr>
+          <w:b/>
+        </w:rPr>
+        <w:t>Unsure</w:t>
+      </w:r>
+      <w:r>
+        <w:rPr/>
+        <w:t xml:space="preserve">: diagnosis group and reported diagnosis, inpatient year and location, family history details, allergy details, and the comment beside each risk-history question. Answering </w:t>
+      </w:r>
+      <w:r>
+        <w:rPr>
+          <w:b/>
+        </w:rPr>
+        <w:t>No</w:t>
+      </w:r>
+      <w:r>
+        <w:rPr/>
+        <w:t xml:space="preserve"> or </w:t>
+      </w:r>
+      <w:r>
+        <w:rPr>
+          <w:b/>
+        </w:rPr>
+        <w:t>Unknown</w:t>
+      </w:r>
+      <w:r>
+        <w:rPr/>
+        <w:t xml:space="preserve"> clears the detail and greys it out.</w:t>
       </w:r>
     </w:p>
     <w:p>

--- a/docs/handover/word/EMHIP-02-User-Guide.docx
+++ b/docs/handover/word/EMHIP-02-User-Guide.docx
@@ -9142,7 +9142,17 @@
       </w:r>
       <w:r>
         <w:rPr/>
-        <w:t xml:space="preserve"> to change it. </w:t>
+        <w:t xml:space="preserve"> to change it. The </w:t>
+      </w:r>
+      <w:r>
+        <w:rPr>
+          <w:b/>
+        </w:rPr>
+        <w:t>Next steps</w:t>
+      </w:r>
+      <w:r>
+        <w:rPr/>
+        <w:t xml:space="preserve"> card ticks off the initial conversation and the DIALOG baseline once they are recorded (with the date), highlights the first step still to do, and its main button takes you there: </w:t>
       </w:r>
       <w:r>
         <w:rPr>
@@ -9152,17 +9162,27 @@
       </w:r>
       <w:r>
         <w:rPr/>
-        <w:t xml:space="preserve"> and </w:t>
-      </w:r>
-      <w:r>
-        <w:rPr>
-          <w:b/>
-        </w:rPr>
-        <w:t>Go to DIALOG scores</w:t>
-      </w:r>
-      <w:r>
-        <w:rPr/>
-        <w:t xml:space="preserve"> move you on to the next part of the record.</w:t>
+        <w:t xml:space="preserve">, </w:t>
+      </w:r>
+      <w:r>
+        <w:rPr>
+          <w:b/>
+        </w:rPr>
+        <w:t>Record DIALOG baseline</w:t>
+      </w:r>
+      <w:r>
+        <w:rPr/>
+        <w:t xml:space="preserve">, or </w:t>
+      </w:r>
+      <w:r>
+        <w:rPr>
+          <w:b/>
+        </w:rPr>
+        <w:t>View DIALOG scores</w:t>
+      </w:r>
+      <w:r>
+        <w:rPr/>
+        <w:t xml:space="preserve"> once both are done.</w:t>
       </w:r>
     </w:p>
     <w:p>

--- a/docs/handover/word/EMHIP-02-User-Guide.docx
+++ b/docs/handover/word/EMHIP-02-User-Guide.docx
@@ -8663,7 +8663,7 @@
       </w:r>
       <w:r>
         <w:rPr/>
-        <w:t xml:space="preserve"> the 10 most recent contacts. Select </w:t>
+        <w:t xml:space="preserve"> the 10 most recent contacts, each with its type, who recorded it and when. Select </w:t>
       </w:r>
       <w:r>
         <w:rPr>
@@ -10262,7 +10262,7 @@
       </w:r>
       <w:r>
         <w:rPr/>
-        <w:t>.</w:t>
+        <w:t>. This is required.</w:t>
       </w:r>
     </w:p>
     <w:p>
@@ -10835,7 +10835,7 @@
     <w:p>
       <w:r>
         <w:rPr/>
-        <w:t xml:space="preserve">This lists every contact recorded for the guest, newest first. Each shows the type (for example Phone call), the outcome, the date and time, and who recorded it. Select </w:t>
+        <w:t xml:space="preserve">This lists every contact recorded for the guest, newest first. Each shows the type (for example Phone call), the date and time, and who recorded it. Select </w:t>
       </w:r>
       <w:r>
         <w:rPr>
@@ -12571,7 +12571,7 @@
       </w:r>
       <w:r>
         <w:rPr/>
-        <w:t xml:space="preserve"> form. It uses the SBAR structure: Situation, Background, Assessment and Recommendation.</w:t>
+        <w:t xml:space="preserve"> form. A casework or CPN contact uses the SBAR structure: Situation, Background, Assessment and Recommendation. Activity, Hospitality and AFA contacts use a short form instead (section 6.1).</w:t>
       </w:r>
     </w:p>
     <w:p>
@@ -12657,6 +12657,603 @@
       <w:r>
         <w:rPr/>
         <w:t>6.1 Record an ordinary contact</w:t>
+      </w:r>
+    </w:p>
+    <w:p>
+      <w:r>
+        <w:rPr/>
+        <w:t xml:space="preserve">Under </w:t>
+      </w:r>
+      <w:r>
+        <w:rPr>
+          <w:b/>
+        </w:rPr>
+        <w:t>Select contact type</w:t>
+      </w:r>
+      <w:r>
+        <w:rPr/>
+        <w:t xml:space="preserve">, choose </w:t>
+      </w:r>
+      <w:r>
+        <w:rPr>
+          <w:b/>
+        </w:rPr>
+        <w:t>CASEWORK</w:t>
+      </w:r>
+      <w:r>
+        <w:rPr/>
+        <w:t xml:space="preserve"> (selected to start with), </w:t>
+      </w:r>
+      <w:r>
+        <w:rPr>
+          <w:b/>
+        </w:rPr>
+        <w:t>ACTIVITY</w:t>
+      </w:r>
+      <w:r>
+        <w:rPr/>
+        <w:t xml:space="preserve">, </w:t>
+      </w:r>
+      <w:r>
+        <w:rPr>
+          <w:b/>
+        </w:rPr>
+        <w:t>HOSPITALITY</w:t>
+      </w:r>
+      <w:r>
+        <w:rPr/>
+        <w:t xml:space="preserve"> or </w:t>
+      </w:r>
+      <w:r>
+        <w:rPr>
+          <w:b/>
+        </w:rPr>
+        <w:t>AFA</w:t>
+      </w:r>
+      <w:r>
+        <w:rPr/>
+        <w:t>. The form changes to show only the fields for that type.</w:t>
+      </w:r>
+    </w:p>
+    <w:tbl>
+      <w:tblPr>
+        <w:tblW w:type="auto" w:w="0"/>
+        <w:jc w:val="left"/>
+        <w:tblLayout w:type="fixed"/>
+        <w:tblLook w:firstColumn="1" w:firstRow="1" w:lastColumn="0" w:lastRow="0" w:noHBand="0" w:noVBand="1" w:val="04A0"/>
+        <w:tblLayout w:type="fixed"/>
+        <w:tblBorders>
+          <w:top w:val="single" w:sz="4" w:space="0" w:color="D9D9D9"/>
+          <w:left w:val="single" w:sz="4" w:space="0" w:color="D9D9D9"/>
+          <w:bottom w:val="single" w:sz="4" w:space="0" w:color="D9D9D9"/>
+          <w:right w:val="single" w:sz="4" w:space="0" w:color="D9D9D9"/>
+          <w:insideH w:val="single" w:sz="4" w:space="0" w:color="D9D9D9"/>
+          <w:insideV w:val="single" w:sz="4" w:space="0" w:color="D9D9D9"/>
+        </w:tblBorders>
+        <w:tblCellMar>
+          <w:top w:w="50" w:type="dxa"/>
+          <w:bottom w:w="50" w:type="dxa"/>
+          <w:left w:w="90" w:type="dxa"/>
+          <w:right w:w="90" w:type="dxa"/>
+        </w:tblCellMar>
+      </w:tblPr>
+      <w:tblGrid>
+        <w:gridCol w:w="3137"/>
+        <w:gridCol w:w="3137"/>
+        <w:gridCol w:w="3137"/>
+      </w:tblGrid>
+      <w:tr>
+        <w:trPr>
+          <w:tblHeader w:val="true"/>
+          <w:cantSplit/>
+        </w:trPr>
+        <w:tc>
+          <w:tcPr>
+            <w:tcW w:type="dxa" w:w="1078"/>
+            <w:shd w:val="clear" w:color="auto" w:fill="8D1B3D"/>
+          </w:tcPr>
+          <w:p>
+            <w:pPr>
+              <w:spacing w:after="0" w:line="252" w:lineRule="auto"/>
+            </w:pPr>
+            <w:r>
+              <w:rPr>
+                <w:b/>
+                <w:color w:val="FFFFFF"/>
+                <w:sz w:val="19"/>
+              </w:rPr>
+              <w:t>Contact type</w:t>
+            </w:r>
+          </w:p>
+        </w:tc>
+        <w:tc>
+          <w:tcPr>
+            <w:tcW w:type="dxa" w:w="5882"/>
+            <w:shd w:val="clear" w:color="auto" w:fill="8D1B3D"/>
+          </w:tcPr>
+          <w:p>
+            <w:pPr>
+              <w:spacing w:after="0" w:line="252" w:lineRule="auto"/>
+            </w:pPr>
+            <w:r>
+              <w:rPr>
+                <w:b/>
+                <w:color w:val="FFFFFF"/>
+                <w:sz w:val="19"/>
+              </w:rPr>
+              <w:t>Fields</w:t>
+            </w:r>
+          </w:p>
+        </w:tc>
+        <w:tc>
+          <w:tcPr>
+            <w:tcW w:type="dxa" w:w="2451"/>
+            <w:shd w:val="clear" w:color="auto" w:fill="8D1B3D"/>
+          </w:tcPr>
+          <w:p>
+            <w:pPr>
+              <w:spacing w:after="0" w:line="252" w:lineRule="auto"/>
+            </w:pPr>
+            <w:r>
+              <w:rPr>
+                <w:b/>
+                <w:color w:val="FFFFFF"/>
+                <w:sz w:val="19"/>
+              </w:rPr>
+              <w:t>Button</w:t>
+            </w:r>
+          </w:p>
+        </w:tc>
+      </w:tr>
+      <w:tr>
+        <w:trPr>
+          <w:cantSplit/>
+        </w:trPr>
+        <w:tc>
+          <w:tcPr>
+            <w:tcW w:type="dxa" w:w="1078"/>
+          </w:tcPr>
+          <w:p>
+            <w:pPr>
+              <w:spacing w:after="0" w:line="252" w:lineRule="auto"/>
+            </w:pPr>
+            <w:r>
+              <w:rPr>
+                <w:sz w:val="19"/>
+              </w:rPr>
+              <w:t>Casework</w:t>
+            </w:r>
+          </w:p>
+        </w:tc>
+        <w:tc>
+          <w:tcPr>
+            <w:tcW w:type="dxa" w:w="5882"/>
+          </w:tcPr>
+          <w:p>
+            <w:pPr>
+              <w:spacing w:after="0" w:line="252" w:lineRule="auto"/>
+            </w:pPr>
+            <w:r>
+              <w:rPr>
+                <w:sz w:val="19"/>
+              </w:rPr>
+              <w:t>The full SBAR note, described in the steps below</w:t>
+            </w:r>
+          </w:p>
+        </w:tc>
+        <w:tc>
+          <w:tcPr>
+            <w:tcW w:type="dxa" w:w="2451"/>
+          </w:tcPr>
+          <w:p>
+            <w:pPr>
+              <w:spacing w:after="0" w:line="252" w:lineRule="auto"/>
+            </w:pPr>
+            <w:r>
+              <w:rPr>
+                <w:b/>
+                <w:sz w:val="19"/>
+              </w:rPr>
+              <w:t>Submit contact note</w:t>
+            </w:r>
+          </w:p>
+        </w:tc>
+      </w:tr>
+      <w:tr>
+        <w:trPr>
+          <w:cantSplit/>
+        </w:trPr>
+        <w:tc>
+          <w:tcPr>
+            <w:tcW w:type="dxa" w:w="1078"/>
+            <w:shd w:val="clear" w:color="auto" w:fill="FAF6F7"/>
+          </w:tcPr>
+          <w:p>
+            <w:pPr>
+              <w:spacing w:after="0" w:line="252" w:lineRule="auto"/>
+            </w:pPr>
+            <w:r>
+              <w:rPr>
+                <w:sz w:val="19"/>
+              </w:rPr>
+              <w:t>Activity</w:t>
+            </w:r>
+          </w:p>
+        </w:tc>
+        <w:tc>
+          <w:tcPr>
+            <w:tcW w:type="dxa" w:w="5882"/>
+            <w:shd w:val="clear" w:color="auto" w:fill="FAF6F7"/>
+          </w:tcPr>
+          <w:p>
+            <w:pPr>
+              <w:spacing w:after="0" w:line="252" w:lineRule="auto"/>
+            </w:pPr>
+            <w:r>
+              <w:rPr>
+                <w:b/>
+                <w:sz w:val="19"/>
+              </w:rPr>
+              <w:t>Date</w:t>
+            </w:r>
+            <w:r>
+              <w:rPr>
+                <w:sz w:val="19"/>
+              </w:rPr>
+              <w:t xml:space="preserve">; </w:t>
+            </w:r>
+            <w:r>
+              <w:rPr>
+                <w:b/>
+                <w:sz w:val="19"/>
+              </w:rPr>
+              <w:t>Activity</w:t>
+            </w:r>
+            <w:r>
+              <w:rPr>
+                <w:sz w:val="19"/>
+              </w:rPr>
+              <w:t xml:space="preserve"> (the hub session the guest attended); </w:t>
+            </w:r>
+            <w:r>
+              <w:rPr>
+                <w:b/>
+                <w:sz w:val="19"/>
+              </w:rPr>
+              <w:t>Describe the occasion</w:t>
+            </w:r>
+            <w:r>
+              <w:rPr>
+                <w:sz w:val="19"/>
+              </w:rPr>
+              <w:t xml:space="preserve">; </w:t>
+            </w:r>
+            <w:r>
+              <w:rPr>
+                <w:b/>
+                <w:sz w:val="19"/>
+              </w:rPr>
+              <w:t>Observation notes</w:t>
+            </w:r>
+            <w:r>
+              <w:rPr>
+                <w:sz w:val="19"/>
+              </w:rPr>
+              <w:t xml:space="preserve">; </w:t>
+            </w:r>
+            <w:r>
+              <w:rPr>
+                <w:b/>
+                <w:sz w:val="19"/>
+              </w:rPr>
+              <w:t>Risk check</w:t>
+            </w:r>
+          </w:p>
+        </w:tc>
+        <w:tc>
+          <w:tcPr>
+            <w:tcW w:type="dxa" w:w="2451"/>
+            <w:shd w:val="clear" w:color="auto" w:fill="FAF6F7"/>
+          </w:tcPr>
+          <w:p>
+            <w:pPr>
+              <w:spacing w:after="0" w:line="252" w:lineRule="auto"/>
+            </w:pPr>
+            <w:r>
+              <w:rPr>
+                <w:b/>
+                <w:sz w:val="19"/>
+              </w:rPr>
+              <w:t>Save activity contact</w:t>
+            </w:r>
+          </w:p>
+        </w:tc>
+      </w:tr>
+      <w:tr>
+        <w:trPr>
+          <w:cantSplit/>
+        </w:trPr>
+        <w:tc>
+          <w:tcPr>
+            <w:tcW w:type="dxa" w:w="1078"/>
+          </w:tcPr>
+          <w:p>
+            <w:pPr>
+              <w:spacing w:after="0" w:line="252" w:lineRule="auto"/>
+            </w:pPr>
+            <w:r>
+              <w:rPr>
+                <w:sz w:val="19"/>
+              </w:rPr>
+              <w:t>Hospitality</w:t>
+            </w:r>
+          </w:p>
+        </w:tc>
+        <w:tc>
+          <w:tcPr>
+            <w:tcW w:type="dxa" w:w="5882"/>
+          </w:tcPr>
+          <w:p>
+            <w:pPr>
+              <w:spacing w:after="0" w:line="252" w:lineRule="auto"/>
+            </w:pPr>
+            <w:r>
+              <w:rPr>
+                <w:b/>
+                <w:sz w:val="19"/>
+              </w:rPr>
+              <w:t>Additional notes</w:t>
+            </w:r>
+            <w:r>
+              <w:rPr>
+                <w:sz w:val="19"/>
+              </w:rPr>
+              <w:t xml:space="preserve"> (optional). The date and </w:t>
+            </w:r>
+            <w:r>
+              <w:rPr>
+                <w:b/>
+                <w:sz w:val="19"/>
+              </w:rPr>
+              <w:t>Logged by</w:t>
+            </w:r>
+            <w:r>
+              <w:rPr>
+                <w:sz w:val="19"/>
+              </w:rPr>
+              <w:t xml:space="preserve"> are filled in for you</w:t>
+            </w:r>
+          </w:p>
+        </w:tc>
+        <w:tc>
+          <w:tcPr>
+            <w:tcW w:type="dxa" w:w="2451"/>
+          </w:tcPr>
+          <w:p>
+            <w:pPr>
+              <w:spacing w:after="0" w:line="252" w:lineRule="auto"/>
+            </w:pPr>
+            <w:r>
+              <w:rPr>
+                <w:b/>
+                <w:sz w:val="19"/>
+              </w:rPr>
+              <w:t>Confirm &amp; log hospitality</w:t>
+            </w:r>
+          </w:p>
+        </w:tc>
+      </w:tr>
+      <w:tr>
+        <w:trPr>
+          <w:cantSplit/>
+        </w:trPr>
+        <w:tc>
+          <w:tcPr>
+            <w:tcW w:type="dxa" w:w="1078"/>
+            <w:shd w:val="clear" w:color="auto" w:fill="FAF6F7"/>
+          </w:tcPr>
+          <w:p>
+            <w:pPr>
+              <w:spacing w:after="0" w:line="252" w:lineRule="auto"/>
+            </w:pPr>
+            <w:r>
+              <w:rPr>
+                <w:sz w:val="19"/>
+              </w:rPr>
+              <w:t>AFA</w:t>
+            </w:r>
+          </w:p>
+        </w:tc>
+        <w:tc>
+          <w:tcPr>
+            <w:tcW w:type="dxa" w:w="5882"/>
+            <w:shd w:val="clear" w:color="auto" w:fill="FAF6F7"/>
+          </w:tcPr>
+          <w:p>
+            <w:pPr>
+              <w:spacing w:after="0" w:line="252" w:lineRule="auto"/>
+            </w:pPr>
+            <w:r>
+              <w:rPr>
+                <w:b/>
+                <w:sz w:val="19"/>
+              </w:rPr>
+              <w:t>Date</w:t>
+            </w:r>
+            <w:r>
+              <w:rPr>
+                <w:sz w:val="19"/>
+              </w:rPr>
+              <w:t xml:space="preserve">; </w:t>
+            </w:r>
+            <w:r>
+              <w:rPr>
+                <w:b/>
+                <w:sz w:val="19"/>
+              </w:rPr>
+              <w:t>Contact method</w:t>
+            </w:r>
+            <w:r>
+              <w:rPr>
+                <w:sz w:val="19"/>
+              </w:rPr>
+              <w:t xml:space="preserve">; </w:t>
+            </w:r>
+            <w:r>
+              <w:rPr>
+                <w:b/>
+                <w:sz w:val="19"/>
+              </w:rPr>
+              <w:t>Description</w:t>
+            </w:r>
+            <w:r>
+              <w:rPr>
+                <w:sz w:val="19"/>
+              </w:rPr>
+              <w:t xml:space="preserve"> (the type of practical advice or signposting given); </w:t>
+            </w:r>
+            <w:r>
+              <w:rPr>
+                <w:b/>
+                <w:sz w:val="19"/>
+              </w:rPr>
+              <w:t>Risk check</w:t>
+            </w:r>
+          </w:p>
+        </w:tc>
+        <w:tc>
+          <w:tcPr>
+            <w:tcW w:type="dxa" w:w="2451"/>
+            <w:shd w:val="clear" w:color="auto" w:fill="FAF6F7"/>
+          </w:tcPr>
+          <w:p>
+            <w:pPr>
+              <w:spacing w:after="0" w:line="252" w:lineRule="auto"/>
+            </w:pPr>
+            <w:r>
+              <w:rPr>
+                <w:b/>
+                <w:sz w:val="19"/>
+              </w:rPr>
+              <w:t>Save AFA contact</w:t>
+            </w:r>
+          </w:p>
+        </w:tc>
+      </w:tr>
+    </w:tbl>
+    <w:p>
+      <w:pPr>
+        <w:spacing w:after="40"/>
+      </w:pPr>
+    </w:p>
+    <w:p>
+      <w:pPr>
+        <w:pStyle w:val="ListBullet"/>
+      </w:pPr>
+      <w:r>
+        <w:rPr>
+          <w:b/>
+        </w:rPr>
+        <w:t>Activity:</w:t>
+      </w:r>
+      <w:r>
+        <w:rPr/>
+        <w:t xml:space="preserve"> choose the session from the </w:t>
+      </w:r>
+      <w:r>
+        <w:rPr>
+          <w:b/>
+        </w:rPr>
+        <w:t>Activity</w:t>
+      </w:r>
+      <w:r>
+        <w:rPr/>
+        <w:t xml:space="preserve"> list. If it is not listed, leave the list empty and type it in </w:t>
+      </w:r>
+      <w:r>
+        <w:rPr>
+          <w:b/>
+        </w:rPr>
+        <w:t>Describe the occasion</w:t>
+      </w:r>
+      <w:r>
+        <w:rPr/>
+        <w:t xml:space="preserve">. One of the two is required. The list is kept in </w:t>
+      </w:r>
+      <w:r>
+        <w:rPr>
+          <w:b/>
+        </w:rPr>
+        <w:t>Settings → Lookups → Hub activities</w:t>
+      </w:r>
+      <w:r>
+        <w:rPr/>
+        <w:t>.</w:t>
+      </w:r>
+    </w:p>
+    <w:p>
+      <w:pPr>
+        <w:pStyle w:val="ListBullet"/>
+      </w:pPr>
+      <w:r>
+        <w:rPr>
+          <w:b/>
+        </w:rPr>
+        <w:t>Hospitality:</w:t>
+      </w:r>
+      <w:r>
+        <w:rPr/>
+        <w:t xml:space="preserve"> no clinical notes, no risk check and no next contact date are needed.</w:t>
+      </w:r>
+    </w:p>
+    <w:p>
+      <w:pPr>
+        <w:pStyle w:val="ListBullet"/>
+      </w:pPr>
+      <w:r>
+        <w:rPr>
+          <w:b/>
+        </w:rPr>
+        <w:t>AFA:</w:t>
+      </w:r>
+      <w:r>
+        <w:rPr/>
+        <w:t xml:space="preserve"> the </w:t>
+      </w:r>
+      <w:r>
+        <w:rPr>
+          <w:b/>
+        </w:rPr>
+        <w:t>Description</w:t>
+      </w:r>
+      <w:r>
+        <w:rPr/>
+        <w:t xml:space="preserve"> list is kept in </w:t>
+      </w:r>
+      <w:r>
+        <w:rPr>
+          <w:b/>
+        </w:rPr>
+        <w:t>Settings → Lookups → AFA advice types</w:t>
+      </w:r>
+      <w:r>
+        <w:rPr/>
+        <w:t>.</w:t>
+      </w:r>
+    </w:p>
+    <w:p>
+      <w:pPr>
+        <w:pStyle w:val="ListBullet"/>
+      </w:pPr>
+      <w:r>
+        <w:rPr/>
+        <w:t>Activity, Hospitality and AFA contacts have no actions, attachments, next contact date or MDT and CPN requests. If you need any of those, record a Casework contact instead.</w:t>
+      </w:r>
+    </w:p>
+    <w:p>
+      <w:r>
+        <w:rPr/>
+        <w:t>To record a casework contact:</w:t>
       </w:r>
     </w:p>
     <w:p>
@@ -12708,7 +13305,7 @@
       </w:r>
       <w:r>
         <w:rPr/>
-        <w:t xml:space="preserve">, choose </w:t>
+        <w:t xml:space="preserve">, leave </w:t>
       </w:r>
       <w:r>
         <w:rPr>
@@ -12718,37 +13315,7 @@
       </w:r>
       <w:r>
         <w:rPr/>
-        <w:t xml:space="preserve"> (selected to start with), </w:t>
-      </w:r>
-      <w:r>
-        <w:rPr>
-          <w:b/>
-        </w:rPr>
-        <w:t>ACTIVITY</w:t>
-      </w:r>
-      <w:r>
-        <w:rPr/>
-        <w:t xml:space="preserve">, </w:t>
-      </w:r>
-      <w:r>
-        <w:rPr>
-          <w:b/>
-        </w:rPr>
-        <w:t>HOSPITALITY</w:t>
-      </w:r>
-      <w:r>
-        <w:rPr/>
-        <w:t xml:space="preserve"> or </w:t>
-      </w:r>
-      <w:r>
-        <w:rPr>
-          <w:b/>
-        </w:rPr>
-        <w:t>AFA</w:t>
-      </w:r>
-      <w:r>
-        <w:rPr/>
-        <w:t>.</w:t>
+        <w:t xml:space="preserve"> selected.</w:t>
       </w:r>
     </w:p>
     <w:p>
@@ -13026,7 +13593,27 @@
       </w:r>
       <w:r>
         <w:rPr/>
-        <w:t>Add actions, attachments, a next contact date or MDT and CPN requests as needed (sections 6.4 to 6.7).</w:t>
+        <w:t xml:space="preserve">Enter the </w:t>
+      </w:r>
+      <w:r>
+        <w:rPr>
+          <w:b/>
+        </w:rPr>
+        <w:t>Next contact date</w:t>
+      </w:r>
+      <w:r>
+        <w:rPr/>
+        <w:t xml:space="preserve">, or tick </w:t>
+      </w:r>
+      <w:r>
+        <w:rPr>
+          <w:b/>
+        </w:rPr>
+        <w:t>No next contact needed</w:t>
+      </w:r>
+      <w:r>
+        <w:rPr/>
+        <w:t xml:space="preserve"> (section 6.6). One of the two is required to submit. Add actions, attachments or MDT and CPN requests as needed (sections 6.4 to 6.7).</w:t>
       </w:r>
     </w:p>
     <w:p>
@@ -14118,7 +14705,7 @@
     <w:p>
       <w:r>
         <w:rPr/>
-        <w:t xml:space="preserve">Enter a </w:t>
+        <w:t xml:space="preserve">A </w:t>
       </w:r>
       <w:r>
         <w:rPr>
@@ -14128,7 +14715,23 @@
       </w:r>
       <w:r>
         <w:rPr/>
-        <w:t xml:space="preserve"> to schedule the next contact with this guest. When you submit, it becomes a scheduled contact assigned to you.</w:t>
+        <w:t xml:space="preserve"> is required to submit a casework or CPN contact note. When you submit, it becomes a scheduled contact assigned to you.</w:t>
+      </w:r>
+    </w:p>
+    <w:p>
+      <w:r>
+        <w:rPr/>
+        <w:t xml:space="preserve">If no further contact is planned, tick </w:t>
+      </w:r>
+      <w:r>
+        <w:rPr>
+          <w:b/>
+        </w:rPr>
+        <w:t>No next contact needed</w:t>
+      </w:r>
+      <w:r>
+        <w:rPr/>
+        <w:t xml:space="preserve"> instead. The date is cleared and greyed out, nothing is scheduled, and the note on the Notes tab shows "No next contact needed". A draft can be saved without either.</w:t>
       </w:r>
     </w:p>
     <w:p>

--- a/docs/handover/word/EMHIP-02-User-Guide.docx
+++ b/docs/handover/word/EMHIP-02-User-Guide.docx
@@ -8447,7 +8447,7 @@
               <w:rPr>
                 <w:sz w:val="19"/>
               </w:rPr>
-              <w:t>Opens Clinical Details with the risk assessment form ready (section 5.5)</w:t>
+              <w:t>Opens a quick panel to tick the risks and raise the flag (section 5.5)</w:t>
             </w:r>
           </w:p>
         </w:tc>
@@ -9744,7 +9744,13 @@
       </w:pPr>
       <w:r>
         <w:rPr/>
-        <w:t>Record a risk assessment</w:t>
+        <w:t>Raise an urgent flag quickly</w:t>
+      </w:r>
+    </w:p>
+    <w:p>
+      <w:r>
+        <w:rPr/>
+        <w:t>You can raise the flag from any tab without opening Clinical Details.</w:t>
       </w:r>
     </w:p>
     <w:p>
@@ -9765,6 +9771,185 @@
       </w:r>
       <w:r>
         <w:rPr/>
+        <w:t xml:space="preserve">Select </w:t>
+      </w:r>
+      <w:r>
+        <w:rPr>
+          <w:b/>
+        </w:rPr>
+        <w:t>Raise Urgent Flag</w:t>
+      </w:r>
+      <w:r>
+        <w:rPr/>
+        <w:t xml:space="preserve"> in the guest's header. A panel opens on the right.</w:t>
+      </w:r>
+    </w:p>
+    <w:p>
+      <w:pPr>
+        <w:tabs>
+          <w:tab w:pos="425" w:val="left"/>
+        </w:tabs>
+        <w:spacing w:after="60"/>
+        <w:ind w:left="425" w:hanging="340"/>
+      </w:pPr>
+      <w:r>
+        <w:rPr>
+          <w:b/>
+          <w:color w:val="8D1B3D"/>
+        </w:rPr>
+        <w:t>2.</w:t>
+        <w:tab/>
+      </w:r>
+      <w:r>
+        <w:rPr/>
+        <w:t xml:space="preserve">Tick one or more risks: </w:t>
+      </w:r>
+      <w:r>
+        <w:rPr>
+          <w:b/>
+        </w:rPr>
+        <w:t>Suicidal Ideation</w:t>
+      </w:r>
+      <w:r>
+        <w:rPr/>
+        <w:t xml:space="preserve">, </w:t>
+      </w:r>
+      <w:r>
+        <w:rPr>
+          <w:b/>
+        </w:rPr>
+        <w:t>Self Harm</w:t>
+      </w:r>
+      <w:r>
+        <w:rPr/>
+        <w:t xml:space="preserve">, </w:t>
+      </w:r>
+      <w:r>
+        <w:rPr>
+          <w:b/>
+        </w:rPr>
+        <w:t>Risk to Others</w:t>
+      </w:r>
+      <w:r>
+        <w:rPr/>
+        <w:t xml:space="preserve">, </w:t>
+      </w:r>
+      <w:r>
+        <w:rPr>
+          <w:b/>
+        </w:rPr>
+        <w:t>Severe Deterioration</w:t>
+      </w:r>
+      <w:r>
+        <w:rPr/>
+        <w:t xml:space="preserve">, </w:t>
+      </w:r>
+      <w:r>
+        <w:rPr>
+          <w:b/>
+        </w:rPr>
+        <w:t>Safeguarding Concern</w:t>
+      </w:r>
+      <w:r>
+        <w:rPr/>
+        <w:t>.</w:t>
+      </w:r>
+    </w:p>
+    <w:p>
+      <w:pPr>
+        <w:tabs>
+          <w:tab w:pos="425" w:val="left"/>
+        </w:tabs>
+        <w:spacing w:after="60"/>
+        <w:ind w:left="425" w:hanging="340"/>
+      </w:pPr>
+      <w:r>
+        <w:rPr>
+          <w:b/>
+          <w:color w:val="8D1B3D"/>
+        </w:rPr>
+        <w:t>3.</w:t>
+        <w:tab/>
+      </w:r>
+      <w:r>
+        <w:rPr/>
+        <w:t xml:space="preserve">Add </w:t>
+      </w:r>
+      <w:r>
+        <w:rPr>
+          <w:b/>
+        </w:rPr>
+        <w:t>Notes</w:t>
+      </w:r>
+      <w:r>
+        <w:rPr/>
+        <w:t xml:space="preserve"> if you want to, for example what happened and who reported it.</w:t>
+      </w:r>
+    </w:p>
+    <w:p>
+      <w:pPr>
+        <w:tabs>
+          <w:tab w:pos="425" w:val="left"/>
+        </w:tabs>
+        <w:spacing w:after="60"/>
+        <w:ind w:left="425" w:hanging="340"/>
+      </w:pPr>
+      <w:r>
+        <w:rPr>
+          <w:b/>
+          <w:color w:val="8D1B3D"/>
+        </w:rPr>
+        <w:t>4.</w:t>
+        <w:tab/>
+      </w:r>
+      <w:r>
+        <w:rPr/>
+        <w:t xml:space="preserve">Select </w:t>
+      </w:r>
+      <w:r>
+        <w:rPr>
+          <w:b/>
+        </w:rPr>
+        <w:t>Raise urgent flag</w:t>
+      </w:r>
+      <w:r>
+        <w:rPr/>
+        <w:t>.</w:t>
+      </w:r>
+    </w:p>
+    <w:p>
+      <w:r>
+        <w:rPr/>
+        <w:t>The panel closes and the header shows the Urgent badge. The flag is saved as a new risk assessment, so it also appears in the Risk &amp; complexity card. If the guest is already urgent, the panel says so, and the new risks are added to the open episode.</w:t>
+      </w:r>
+    </w:p>
+    <w:p>
+      <w:pPr>
+        <w:pStyle w:val="Heading4"/>
+      </w:pPr>
+      <w:r>
+        <w:rPr/>
+        <w:t>Record a risk assessment</w:t>
+      </w:r>
+    </w:p>
+    <w:p>
+      <w:pPr>
+        <w:tabs>
+          <w:tab w:pos="425" w:val="left"/>
+        </w:tabs>
+        <w:spacing w:after="60"/>
+        <w:ind w:left="425" w:hanging="340"/>
+      </w:pPr>
+      <w:r>
+        <w:rPr>
+          <w:b/>
+          <w:color w:val="8D1B3D"/>
+        </w:rPr>
+        <w:t>1.</w:t>
+        <w:tab/>
+      </w:r>
+      <w:r>
+        <w:rPr/>
         <w:t xml:space="preserve">In the </w:t>
       </w:r>
       <w:r>
@@ -9785,17 +9970,7 @@
       </w:r>
       <w:r>
         <w:rPr/>
-        <w:t xml:space="preserve">. </w:t>
-      </w:r>
-      <w:r>
-        <w:rPr>
-          <w:b/>
-        </w:rPr>
-        <w:t>Raise Urgent Flag</w:t>
-      </w:r>
-      <w:r>
-        <w:rPr/>
-        <w:t xml:space="preserve"> in the header opens this form for you.</w:t>
+        <w:t>.</w:t>
       </w:r>
     </w:p>
     <w:p>
@@ -12647,7 +12822,7 @@
       </w:r>
       <w:r>
         <w:rPr/>
-        <w:t xml:space="preserve"> on a row or in the details panel on Urgent Cases.</w:t>
+        <w:t xml:space="preserve"> in the Urgent Case Details panel on Urgent Cases.</w:t>
       </w:r>
     </w:p>
     <w:p>
@@ -15299,7 +15474,7 @@
       </w:pPr>
       <w:r>
         <w:rPr/>
-        <w:t>someone records a risk assessment on Clinical Details with at least one risk ticked (</w:t>
+        <w:t xml:space="preserve">someone selects </w:t>
       </w:r>
       <w:r>
         <w:rPr>
@@ -15309,7 +15484,7 @@
       </w:r>
       <w:r>
         <w:rPr/>
-        <w:t>)</w:t>
+        <w:t xml:space="preserve"> on the guest's record, or records a risk assessment on Clinical Details, with at least one risk ticked</w:t>
       </w:r>
     </w:p>
     <w:p>
@@ -15509,42 +15684,37 @@
         <w:rPr>
           <w:b/>
         </w:rPr>
+        <w:t>View Crisis Episode</w:t>
+      </w:r>
+      <w:r>
+        <w:rPr/>
+        <w:t>: opens the urgent episode record (section 7.8).</w:t>
+      </w:r>
+    </w:p>
+    <w:p>
+      <w:r>
+        <w:rPr/>
+        <w:t xml:space="preserve">Select anywhere else on the case to open the </w:t>
+      </w:r>
+      <w:r>
+        <w:rPr>
+          <w:b/>
+        </w:rPr>
+        <w:t>Urgent Case Details</w:t>
+      </w:r>
+      <w:r>
+        <w:rPr/>
+        <w:t xml:space="preserve"> panel. To log a contact, use </w:t>
+      </w:r>
+      <w:r>
+        <w:rPr>
+          <w:b/>
+        </w:rPr>
         <w:t>Add contact</w:t>
       </w:r>
       <w:r>
         <w:rPr/>
-        <w:t>: opens the Add Contact form for that guest</w:t>
-      </w:r>
-    </w:p>
-    <w:p>
-      <w:pPr>
-        <w:pStyle w:val="ListBullet"/>
-      </w:pPr>
-      <w:r>
-        <w:rPr>
-          <w:b/>
-        </w:rPr>
-        <w:t>Open Crisis Episode</w:t>
-      </w:r>
-      <w:r>
-        <w:rPr/>
-        <w:t>: opens the urgent episode record (section 7.8).</w:t>
-      </w:r>
-    </w:p>
-    <w:p>
-      <w:r>
-        <w:rPr/>
-        <w:t xml:space="preserve">Select anywhere else on the case to open the </w:t>
-      </w:r>
-      <w:r>
-        <w:rPr>
-          <w:b/>
-        </w:rPr>
-        <w:t>Urgent Case Details</w:t>
-      </w:r>
-      <w:r>
-        <w:rPr/>
-        <w:t xml:space="preserve"> panel.</w:t>
+        <w:t xml:space="preserve"> in that panel.</w:t>
       </w:r>
     </w:p>
     <w:p>
@@ -16370,7 +16540,7 @@
         <w:rPr>
           <w:b/>
         </w:rPr>
-        <w:t>Open Crisis Episode</w:t>
+        <w:t>View Crisis Episode</w:t>
       </w:r>
       <w:r>
         <w:rPr/>
@@ -18506,33 +18676,13 @@
       </w:pPr>
       <w:r>
         <w:rPr/>
-        <w:t>10.1 Set the date range</w:t>
-      </w:r>
-    </w:p>
-    <w:p>
-      <w:r>
-        <w:rPr/>
-        <w:t xml:space="preserve">The </w:t>
-      </w:r>
-      <w:r>
-        <w:rPr>
-          <w:b/>
-        </w:rPr>
-        <w:t>Overview</w:t>
-      </w:r>
-      <w:r>
-        <w:rPr/>
-        <w:t xml:space="preserve"> and </w:t>
-      </w:r>
-      <w:r>
-        <w:rPr>
-          <w:b/>
-        </w:rPr>
-        <w:t>CPN Activity</w:t>
-      </w:r>
-      <w:r>
-        <w:rPr/>
-        <w:t xml:space="preserve"> tabs use a date range. It starts as the last six months.</w:t>
+        <w:t>10.1 Set the reporting period</w:t>
+      </w:r>
+    </w:p>
+    <w:p>
+      <w:r>
+        <w:rPr/>
+        <w:t>One reporting period applies to every tab and to both exports. It starts as the last six months.</w:t>
       </w:r>
     </w:p>
     <w:p>
@@ -18573,7 +18723,17 @@
       </w:r>
       <w:r>
         <w:rPr/>
-        <w:t xml:space="preserve"> dates.</w:t>
+        <w:t xml:space="preserve"> dates under </w:t>
+      </w:r>
+      <w:r>
+        <w:rPr>
+          <w:b/>
+        </w:rPr>
+        <w:t>Reporting period</w:t>
+      </w:r>
+      <w:r>
+        <w:rPr/>
+        <w:t>. To cannot be in the future.</w:t>
       </w:r>
     </w:p>
     <w:p>
@@ -18610,7 +18770,189 @@
     <w:p>
       <w:r>
         <w:rPr/>
-        <w:t>The other tabs always show the current position.</w:t>
+        <w:t>The period stays the same when you change tabs. Until you select Apply, a note says the new dates are not applied yet.</w:t>
+      </w:r>
+    </w:p>
+    <w:p>
+      <w:r>
+        <w:rPr/>
+        <w:t>What the period means:</w:t>
+      </w:r>
+    </w:p>
+    <w:p>
+      <w:pPr>
+        <w:pStyle w:val="ListBullet"/>
+      </w:pPr>
+      <w:r>
+        <w:rPr>
+          <w:b/>
+        </w:rPr>
+        <w:t>Guest counts</w:t>
+      </w:r>
+      <w:r>
+        <w:rPr/>
+        <w:t xml:space="preserve"> (tiles, pathways, demographics, referral sources, data quality) count the guests registered in the period, by the status or pathway they have today.</w:t>
+      </w:r>
+    </w:p>
+    <w:p>
+      <w:pPr>
+        <w:pStyle w:val="ListBullet"/>
+      </w:pPr>
+      <w:r>
+        <w:rPr>
+          <w:b/>
+        </w:rPr>
+        <w:t>Activity</w:t>
+      </w:r>
+      <w:r>
+        <w:rPr/>
+        <w:t xml:space="preserve"> (contacts, DIALOG assessments, urgent flags, CPN referrals, exports) counts what was recorded in the period.</w:t>
+      </w:r>
+    </w:p>
+    <w:p>
+      <w:pPr>
+        <w:pStyle w:val="ListBullet"/>
+      </w:pPr>
+      <w:r>
+        <w:rPr/>
+        <w:t>A few figures are always current and are labelled so, for example a worker's caseload and the CPN caseload.</w:t>
+      </w:r>
+    </w:p>
+    <w:p>
+      <w:pPr>
+        <w:pStyle w:val="Heading4"/>
+      </w:pPr>
+      <w:r>
+        <w:rPr/>
+        <w:t>Open the guests behind a count</w:t>
+      </w:r>
+    </w:p>
+    <w:p>
+      <w:r>
+        <w:rPr/>
+        <w:t xml:space="preserve">Most counts of guests on the Reports tabs can be selected, as on the dashboards. A count you can select is outlined or underlined when you point at it. It opens the guest list showing exactly those guests, with a banner that names the count and the reporting period. Select </w:t>
+      </w:r>
+      <w:r>
+        <w:rPr>
+          <w:b/>
+        </w:rPr>
+        <w:t>Show all guests</w:t>
+      </w:r>
+      <w:r>
+        <w:rPr/>
+        <w:t xml:space="preserve"> on the banner to return to the full list.</w:t>
+      </w:r>
+    </w:p>
+    <w:p>
+      <w:r>
+        <w:rPr/>
+        <w:t>You can select:</w:t>
+      </w:r>
+    </w:p>
+    <w:p>
+      <w:pPr>
+        <w:pStyle w:val="ListBullet"/>
+      </w:pPr>
+      <w:r>
+        <w:rPr>
+          <w:b/>
+        </w:rPr>
+        <w:t>Overview:</w:t>
+      </w:r>
+      <w:r>
+        <w:rPr/>
+        <w:t xml:space="preserve"> the five tiles, the DIALOG tiles Baselines recorded, Reassessments and Guests with no DIALOG reassessment yet, each pathway, ethnicity and referral source row, and Guests seen</w:t>
+      </w:r>
+    </w:p>
+    <w:p>
+      <w:pPr>
+        <w:pStyle w:val="ListBullet"/>
+      </w:pPr>
+      <w:r>
+        <w:rPr>
+          <w:b/>
+        </w:rPr>
+        <w:t>Pathway Analytics:</w:t>
+      </w:r>
+      <w:r>
+        <w:rPr/>
+        <w:t xml:space="preserve"> every count in the table, and the number of guests that need a pathway</w:t>
+      </w:r>
+    </w:p>
+    <w:p>
+      <w:pPr>
+        <w:pStyle w:val="ListBullet"/>
+      </w:pPr>
+      <w:r>
+        <w:rPr>
+          <w:b/>
+        </w:rPr>
+        <w:t>Caseload Reports:</w:t>
+      </w:r>
+      <w:r>
+        <w:rPr/>
+        <w:t xml:space="preserve"> each worker's Assigned, Active and Urgent counts</w:t>
+      </w:r>
+    </w:p>
+    <w:p>
+      <w:pPr>
+        <w:pStyle w:val="ListBullet"/>
+      </w:pPr>
+      <w:r>
+        <w:rPr>
+          <w:b/>
+        </w:rPr>
+        <w:t>DIALOG Outcomes:</w:t>
+      </w:r>
+      <w:r>
+        <w:rPr/>
+        <w:t xml:space="preserve"> Baselines recorded, Reassessments and Missing assessments. The guest list keeps the demographic group you chose</w:t>
+      </w:r>
+    </w:p>
+    <w:p>
+      <w:pPr>
+        <w:pStyle w:val="ListBullet"/>
+      </w:pPr>
+      <w:r>
+        <w:rPr>
+          <w:b/>
+        </w:rPr>
+        <w:t>Data Quality:</w:t>
+      </w:r>
+      <w:r>
+        <w:rPr/>
+        <w:t xml:space="preserve"> the tiles and </w:t>
+      </w:r>
+      <w:r>
+        <w:rPr>
+          <w:b/>
+        </w:rPr>
+        <w:t>View guests</w:t>
+      </w:r>
+      <w:r>
+        <w:rPr/>
+        <w:t xml:space="preserve"> on each row</w:t>
+      </w:r>
+    </w:p>
+    <w:p>
+      <w:pPr>
+        <w:pStyle w:val="ListBullet"/>
+      </w:pPr>
+      <w:r>
+        <w:rPr>
+          <w:b/>
+        </w:rPr>
+        <w:t>CPN Activity:</w:t>
+      </w:r>
+      <w:r>
+        <w:rPr/>
+        <w:t xml:space="preserve"> the four tiles, each stage of the referral pipeline, and the guests seen and referrals declined under CPN sessions.</w:t>
+      </w:r>
+    </w:p>
+    <w:p>
+      <w:r>
+        <w:rPr/>
+        <w:t>Counts of contacts, scheduled contacts and urgent flags, and averages, are not lists of guests, so they cannot be selected. A guest referred to the CPN twice in the period appears once in the list, so the list can be one shorter than the referral count.</w:t>
       </w:r>
     </w:p>
     <w:p>
@@ -18634,7 +18976,7 @@
       </w:r>
       <w:r>
         <w:rPr/>
-        <w:t xml:space="preserve"> Total guests, New, Active guests, Inactive and Urgent cases.</w:t>
+        <w:t xml:space="preserve"> Total guests registered in the period, then how many of them are New, Active or Inactive and how many are urgent today.</w:t>
       </w:r>
     </w:p>
     <w:p>
@@ -18649,7 +18991,7 @@
       </w:r>
       <w:r>
         <w:rPr/>
-        <w:t xml:space="preserve"> total assessments, baselines, reassessments, average score change and guests with no reassessment yet.</w:t>
+        <w:t xml:space="preserve"> assessments recorded in the period: total, baselines, reassessments, average score change and guests with no reassessment yet.</w:t>
       </w:r>
     </w:p>
     <w:p>
@@ -18664,7 +19006,7 @@
       </w:r>
       <w:r>
         <w:rPr/>
-        <w:t xml:space="preserve"> how many guests are on each of the three pathways now (not limited by the date range).</w:t>
+        <w:t xml:space="preserve"> the pathway each guest registered in the period is on now.</w:t>
       </w:r>
     </w:p>
     <w:p>
@@ -18694,7 +19036,7 @@
       </w:r>
       <w:r>
         <w:rPr/>
-        <w:t xml:space="preserve"> an ethnicity breakdown.</w:t>
+        <w:t xml:space="preserve"> the ethnicity of the guests registered in the period.</w:t>
       </w:r>
     </w:p>
     <w:p>
@@ -18709,7 +19051,7 @@
       </w:r>
       <w:r>
         <w:rPr/>
-        <w:t xml:space="preserve"> the share of guests from each source.</w:t>
+        <w:t xml:space="preserve"> where the guests registered in the period came from.</w:t>
       </w:r>
     </w:p>
     <w:p>
@@ -18748,6 +19090,25 @@
       </w:pPr>
       <w:r>
         <w:rPr/>
+        <w:t xml:space="preserve">The table lists the guests registered in the reporting period, shown as a </w:t>
+      </w:r>
+      <w:r>
+        <w:rPr>
+          <w:b/>
+        </w:rPr>
+        <w:t>Registered</w:t>
+      </w:r>
+      <w:r>
+        <w:rPr/>
+        <w:t xml:space="preserve"> chip. Select × on the chip to list guests registered at any time, and the link that replaces it to go back.</w:t>
+      </w:r>
+    </w:p>
+    <w:p>
+      <w:pPr>
+        <w:pStyle w:val="ListBullet"/>
+      </w:pPr>
+      <w:r>
+        <w:rPr/>
         <w:t xml:space="preserve">Use </w:t>
       </w:r>
       <w:r>
@@ -18931,7 +19292,7 @@
     <w:p>
       <w:r>
         <w:rPr/>
-        <w:t>One row for each clinical pathway: guests, active, urgent, inactive, guests needing AFA support and the average DIALOG score.</w:t>
+        <w:t>One row for each clinical pathway, for the guests registered in the period: guests, active, urgent, inactive, guests needing AFA support and the average DIALOG score from assessments recorded in the period.</w:t>
       </w:r>
     </w:p>
     <w:p>
@@ -18955,7 +19316,7 @@
       </w:r>
       <w:r>
         <w:rPr/>
-        <w:t xml:space="preserve"> total CMHW staff with guests, average caseload, highest caseload and overdue contacts.</w:t>
+        <w:t xml:space="preserve"> total CMHW staff with guests, average caseload and highest caseload (all current), and overdue contacts that fell due in the period.</w:t>
       </w:r>
     </w:p>
     <w:p>
@@ -18970,7 +19331,7 @@
       </w:r>
       <w:r>
         <w:rPr/>
-        <w:t xml:space="preserve"> assigned, active, urgent, overdue contacts, contacts in the last 30 days and a load bar for each worker.</w:t>
+        <w:t xml:space="preserve"> assigned, active and urgent guests (current), overdue contacts due in the period, contacts recorded in the period and a load bar for each worker.</w:t>
       </w:r>
     </w:p>
     <w:p>
@@ -18989,7 +19350,7 @@
       </w:r>
       <w:r>
         <w:rPr/>
-        <w:t xml:space="preserve"> on a row to open the Guest Report filtered to that worker.</w:t>
+        <w:t xml:space="preserve"> on a row to open the Guest Report filtered to that worker. It lists the worker's whole current caseload, so the Registered chip starts off.</w:t>
       </w:r>
     </w:p>
     <w:p>
@@ -19002,6 +19363,12 @@
       </w:r>
     </w:p>
     <w:p>
+      <w:r>
+        <w:rPr/>
+        <w:t>Only DIALOG assessments recorded in the reporting period are counted.</w:t>
+      </w:r>
+    </w:p>
+    <w:p>
       <w:pPr>
         <w:pStyle w:val="ListBullet"/>
       </w:pPr>
@@ -19028,7 +19395,7 @@
       </w:r>
       <w:r>
         <w:rPr/>
-        <w:t xml:space="preserve"> the average total score out of 77 each month.</w:t>
+        <w:t xml:space="preserve"> the average total score out of 77 each month of the period.</w:t>
       </w:r>
     </w:p>
     <w:p>
@@ -19211,7 +19578,7 @@
     <w:p>
       <w:r>
         <w:rPr/>
-        <w:t>The tab shows how many guests were checked and, for each check, how many guests are affected and what share of all guests that is.</w:t>
+        <w:t>The tab checks the guests registered in the reporting period. It shows how many guests were checked and, for each check, how many are affected and what share that is.</w:t>
       </w:r>
     </w:p>
     <w:tbl>
@@ -19607,7 +19974,17 @@
       </w:r>
       <w:r>
         <w:rPr/>
-        <w:t xml:space="preserve"> on a row to open the guests affected.</w:t>
+        <w:t xml:space="preserve"> on a row to open the guests affected. The guest list shows the same registration dates in its banner, so its total matches the row; </w:t>
+      </w:r>
+      <w:r>
+        <w:rPr>
+          <w:b/>
+        </w:rPr>
+        <w:t>Show all guests</w:t>
+      </w:r>
+      <w:r>
+        <w:rPr/>
+        <w:t xml:space="preserve"> removes them.</w:t>
       </w:r>
     </w:p>
     <w:p>
@@ -19631,7 +20008,7 @@
       </w:r>
       <w:r>
         <w:rPr/>
-        <w:t xml:space="preserve"> guests seen by the CPN in the period, active CPN caseload, new CPN referrals and referrals confirmed at MDT (with the number pending review).</w:t>
+        <w:t xml:space="preserve"> guests seen by the CPN in the period, active CPN caseload (current), new CPN referrals and referrals confirmed at MDT (with how many of the period's referrals are still pending review).</w:t>
       </w:r>
     </w:p>
     <w:p>
@@ -19646,7 +20023,7 @@
       </w:r>
       <w:r>
         <w:rPr/>
-        <w:t xml:space="preserve"> new referrals requested, confirmed at MDT, declined at MDT and pending review, with the average days from referral to first CPN contact. These are internal referrals.</w:t>
+        <w:t xml:space="preserve"> referrals requested in the period, and how many of them were confirmed, declined or are still pending review, with the average days from a confirmed referral to the first CPN contact. These are internal referrals.</w:t>
       </w:r>
     </w:p>
     <w:p>
@@ -19701,7 +20078,7 @@
     <w:p>
       <w:r>
         <w:rPr/>
-        <w:t>A list of reports already exported, with the report, the period, when it was exported and by whom.</w:t>
+        <w:t>A list of the reports exported during the reporting period, with the report, the period it covered, when it was exported and by whom.</w:t>
       </w:r>
     </w:p>
     <w:p>
@@ -19715,6 +20092,12 @@
     </w:p>
     <w:p>
       <w:r>
+        <w:rPr/>
+        <w:t>Both exports use the reporting period applied on the Reports page, so they match what the tabs show.</w:t>
+      </w:r>
+    </w:p>
+    <w:p>
+      <w:r>
         <w:rPr>
           <w:b/>
         </w:rPr>
@@ -19722,7 +20105,7 @@
       </w:r>
       <w:r>
         <w:rPr/>
-        <w:t xml:space="preserve"> downloads a workbook for the applied date range. It has seven sheets: Summary, Demographics, Referral sources, Pathways, Caseload, DIALOG outcomes and Data quality.</w:t>
+        <w:t xml:space="preserve"> downloads a workbook with seven sheets: Summary, Demographics, Referral sources, Pathways, Caseload, DIALOG outcomes and Data quality. Every sheet covers the reporting period. The Summary sheet has the Overview tiles and contact activity.</w:t>
       </w:r>
     </w:p>
     <w:p>
@@ -19743,7 +20126,7 @@
       </w:r>
       <w:r>
         <w:rPr/>
-        <w:t>Set and apply the date range on the Overview tab.</w:t>
+        <w:t>Set and apply the reporting period.</w:t>
       </w:r>
     </w:p>
     <w:p>
@@ -19801,7 +20184,7 @@
     <w:p>
       <w:r>
         <w:rPr/>
-        <w:t>To choose a different period, or to download a CSV file:</w:t>
+        <w:t>To download a CSV file:</w:t>
       </w:r>
     </w:p>
     <w:p>
@@ -19832,7 +20215,7 @@
       </w:r>
       <w:r>
         <w:rPr/>
-        <w:t>.</w:t>
+        <w:t>. The dialog shows the reporting period it will use. To change it, close the dialog and apply new dates.</w:t>
       </w:r>
     </w:p>
     <w:p>
@@ -19849,57 +20232,6 @@
           <w:color w:val="8D1B3D"/>
         </w:rPr>
         <w:t>2.</w:t>
-        <w:tab/>
-      </w:r>
-      <w:r>
-        <w:rPr/>
-        <w:t xml:space="preserve">Set the </w:t>
-      </w:r>
-      <w:r>
-        <w:rPr>
-          <w:b/>
-        </w:rPr>
-        <w:t>From</w:t>
-      </w:r>
-      <w:r>
-        <w:rPr/>
-        <w:t xml:space="preserve"> and </w:t>
-      </w:r>
-      <w:r>
-        <w:rPr>
-          <w:b/>
-        </w:rPr>
-        <w:t>To</w:t>
-      </w:r>
-      <w:r>
-        <w:rPr/>
-        <w:t xml:space="preserve"> dates under </w:t>
-      </w:r>
-      <w:r>
-        <w:rPr>
-          <w:b/>
-        </w:rPr>
-        <w:t>Reporting period</w:t>
-      </w:r>
-      <w:r>
-        <w:rPr/>
-        <w:t>.</w:t>
-      </w:r>
-    </w:p>
-    <w:p>
-      <w:pPr>
-        <w:tabs>
-          <w:tab w:pos="425" w:val="left"/>
-        </w:tabs>
-        <w:spacing w:after="60"/>
-        <w:ind w:left="425" w:hanging="340"/>
-      </w:pPr>
-      <w:r>
-        <w:rPr>
-          <w:b/>
-          <w:color w:val="8D1B3D"/>
-        </w:rPr>
-        <w:t>3.</w:t>
         <w:tab/>
       </w:r>
       <w:r>

--- a/docs/handover/word/EMHIP-02-User-Guide.docx
+++ b/docs/handover/word/EMHIP-02-User-Guide.docx
@@ -2024,6 +2024,32 @@
       </w:r>
     </w:p>
     <w:p>
+      <w:r>
+        <w:rPr/>
+        <w:t xml:space="preserve">To jump to the search box from anywhere, press </w:t>
+      </w:r>
+      <w:r>
+        <w:rPr>
+          <w:b/>
+        </w:rPr>
+        <w:t>Ctrl + K</w:t>
+      </w:r>
+      <w:r>
+        <w:rPr/>
+        <w:t xml:space="preserve"> (</w:t>
+      </w:r>
+      <w:r>
+        <w:rPr>
+          <w:b/>
+        </w:rPr>
+        <w:t>Cmd + K</w:t>
+      </w:r>
+      <w:r>
+        <w:rPr/>
+        <w:t xml:space="preserve"> on a Mac).</w:t>
+      </w:r>
+    </w:p>
+    <w:p>
       <w:pPr>
         <w:pStyle w:val="Heading3"/>
       </w:pPr>
@@ -10638,7 +10664,17 @@
     <w:p>
       <w:r>
         <w:rPr/>
-        <w:t>A care plan records what the guest wants from their support, the arrangements agreed and the goals being worked towards.</w:t>
+        <w:t xml:space="preserve">A care plan is agreed with the guest in a session. It records what they want to work on, the support we will provide, what they will do between sessions, referrals, the goals being worked towards, and the review and next steps. The tab lists every plan the guest has had under </w:t>
+      </w:r>
+      <w:r>
+        <w:rPr>
+          <w:b/>
+        </w:rPr>
+        <w:t>Care Plan History</w:t>
+      </w:r>
+      <w:r>
+        <w:rPr/>
+        <w:t>, newest first. The active plan is open; select any plan to open or close it.</w:t>
       </w:r>
     </w:p>
     <w:p>
@@ -10647,7 +10683,7 @@
       </w:pPr>
       <w:r>
         <w:rPr/>
-        <w:t>Start a care plan</w:t>
+        <w:t>Create a care plan</w:t>
       </w:r>
     </w:p>
     <w:p>
@@ -10674,7 +10710,7 @@
         <w:rPr>
           <w:b/>
         </w:rPr>
-        <w:t>Start care plan</w:t>
+        <w:t>Create New Plan</w:t>
       </w:r>
       <w:r>
         <w:rPr/>
@@ -10705,27 +10741,7 @@
         <w:rPr>
           <w:b/>
         </w:rPr>
-        <w:t>Plan summary</w:t>
-      </w:r>
-      <w:r>
-        <w:rPr/>
-        <w:t xml:space="preserve">, </w:t>
-      </w:r>
-      <w:r>
-        <w:rPr>
-          <w:b/>
-        </w:rPr>
-        <w:t>The guest's own words</w:t>
-      </w:r>
-      <w:r>
-        <w:rPr/>
-        <w:t xml:space="preserve">, </w:t>
-      </w:r>
-      <w:r>
-        <w:rPr>
-          <w:b/>
-        </w:rPr>
-        <w:t>Agreed support arrangements</w:t>
+        <w:t>What does the guest want to work on?</w:t>
       </w:r>
       <w:r>
         <w:rPr/>
@@ -10735,11 +10751,11 @@
         <w:rPr>
           <w:b/>
         </w:rPr>
-        <w:t>Review due</w:t>
-      </w:r>
-      <w:r>
-        <w:rPr/>
-        <w:t>.</w:t>
+        <w:t>What support will we provide?</w:t>
+      </w:r>
+      <w:r>
+        <w:rPr/>
+        <w:t>. Both are required.</w:t>
       </w:r>
     </w:p>
     <w:p>
@@ -10760,57 +10776,27 @@
       </w:r>
       <w:r>
         <w:rPr/>
-        <w:t xml:space="preserve">Select </w:t>
-      </w:r>
-      <w:r>
-        <w:rPr>
-          <w:b/>
-        </w:rPr>
-        <w:t>Add goal</w:t>
-      </w:r>
-      <w:r>
-        <w:rPr/>
-        <w:t xml:space="preserve"> for each goal. Give it a </w:t>
-      </w:r>
-      <w:r>
-        <w:rPr>
-          <w:b/>
-        </w:rPr>
-        <w:t>Description</w:t>
-      </w:r>
-      <w:r>
-        <w:rPr/>
-        <w:t xml:space="preserve"> and choose a </w:t>
-      </w:r>
-      <w:r>
-        <w:rPr>
-          <w:b/>
-        </w:rPr>
-        <w:t>Status</w:t>
-      </w:r>
-      <w:r>
-        <w:rPr/>
-        <w:t xml:space="preserve">: Not started, In progress, Achieved or Discontinued. Add a </w:t>
-      </w:r>
-      <w:r>
-        <w:rPr>
-          <w:b/>
-        </w:rPr>
-        <w:t>Target date</w:t>
-      </w:r>
-      <w:r>
-        <w:rPr/>
-        <w:t xml:space="preserve"> and a </w:t>
-      </w:r>
-      <w:r>
-        <w:rPr>
-          <w:b/>
-        </w:rPr>
-        <w:t>Progress note</w:t>
-      </w:r>
-      <w:r>
-        <w:rPr/>
-        <w:t xml:space="preserve"> if useful.</w:t>
+        <w:t xml:space="preserve">Add </w:t>
+      </w:r>
+      <w:r>
+        <w:rPr>
+          <w:b/>
+        </w:rPr>
+        <w:t>What will the guest do between sessions?</w:t>
+      </w:r>
+      <w:r>
+        <w:rPr/>
+        <w:t xml:space="preserve"> and </w:t>
+      </w:r>
+      <w:r>
+        <w:rPr>
+          <w:b/>
+        </w:rPr>
+        <w:t>Any referrals made or planned</w:t>
+      </w:r>
+      <w:r>
+        <w:rPr/>
+        <w:t xml:space="preserve"> if they apply.</w:t>
       </w:r>
     </w:p>
     <w:p>
@@ -10831,7 +10817,67 @@
       </w:r>
       <w:r>
         <w:rPr/>
-        <w:t>Use the arrow buttons on a goal to move it up or down, or the remove button to delete it.</w:t>
+        <w:t xml:space="preserve">Under </w:t>
+      </w:r>
+      <w:r>
+        <w:rPr>
+          <w:b/>
+        </w:rPr>
+        <w:t>Goals</w:t>
+      </w:r>
+      <w:r>
+        <w:rPr/>
+        <w:t xml:space="preserve">, give each goal a </w:t>
+      </w:r>
+      <w:r>
+        <w:rPr>
+          <w:b/>
+        </w:rPr>
+        <w:t>Description</w:t>
+      </w:r>
+      <w:r>
+        <w:rPr/>
+        <w:t xml:space="preserve"> and choose a </w:t>
+      </w:r>
+      <w:r>
+        <w:rPr>
+          <w:b/>
+        </w:rPr>
+        <w:t>Status</w:t>
+      </w:r>
+      <w:r>
+        <w:rPr/>
+        <w:t xml:space="preserve">: Not started, In progress, Achieved or Discontinued. Add a </w:t>
+      </w:r>
+      <w:r>
+        <w:rPr>
+          <w:b/>
+        </w:rPr>
+        <w:t>Target date</w:t>
+      </w:r>
+      <w:r>
+        <w:rPr/>
+        <w:t xml:space="preserve"> and a </w:t>
+      </w:r>
+      <w:r>
+        <w:rPr>
+          <w:b/>
+        </w:rPr>
+        <w:t>Progress note</w:t>
+      </w:r>
+      <w:r>
+        <w:rPr/>
+        <w:t xml:space="preserve"> if useful. Select </w:t>
+      </w:r>
+      <w:r>
+        <w:rPr>
+          <w:b/>
+        </w:rPr>
+        <w:t>Add goal</w:t>
+      </w:r>
+      <w:r>
+        <w:rPr/>
+        <w:t xml:space="preserve"> for more, use the arrow buttons to reorder them, or the remove button to delete one. A goal left completely blank is ignored.</w:t>
       </w:r>
     </w:p>
     <w:p>
@@ -10852,32 +10898,57 @@
       </w:r>
       <w:r>
         <w:rPr/>
-        <w:t xml:space="preserve">Select </w:t>
-      </w:r>
-      <w:r>
-        <w:rPr>
-          <w:b/>
-        </w:rPr>
-        <w:t>Save care plan</w:t>
-      </w:r>
-      <w:r>
-        <w:rPr/>
-        <w:t>.</w:t>
-      </w:r>
-    </w:p>
-    <w:p>
-      <w:r>
-        <w:rPr/>
-        <w:t>Every goal needs a description. EMHIP says "Every goal needs a description. Remove any blank rows before saving." otherwise.</w:t>
-      </w:r>
-    </w:p>
-    <w:p>
-      <w:pPr>
-        <w:pStyle w:val="Heading4"/>
-      </w:pPr>
-      <w:r>
-        <w:rPr/>
-        <w:t>Update or close a care plan</w:t>
+        <w:t xml:space="preserve">Under </w:t>
+      </w:r>
+      <w:r>
+        <w:rPr>
+          <w:b/>
+        </w:rPr>
+        <w:t>Review &amp; Next steps</w:t>
+      </w:r>
+      <w:r>
+        <w:rPr/>
+        <w:t xml:space="preserve">, set the </w:t>
+      </w:r>
+      <w:r>
+        <w:rPr>
+          <w:b/>
+        </w:rPr>
+        <w:t>Date of next contact</w:t>
+      </w:r>
+      <w:r>
+        <w:rPr/>
+        <w:t xml:space="preserve"> and the </w:t>
+      </w:r>
+      <w:r>
+        <w:rPr>
+          <w:b/>
+        </w:rPr>
+        <w:t>MDT Review date</w:t>
+      </w:r>
+      <w:r>
+        <w:rPr/>
+        <w:t xml:space="preserve">, and answer </w:t>
+      </w:r>
+      <w:r>
+        <w:rPr>
+          <w:b/>
+        </w:rPr>
+        <w:t>CPN involvement required?</w:t>
+      </w:r>
+      <w:r>
+        <w:rPr/>
+        <w:t xml:space="preserve"> and </w:t>
+      </w:r>
+      <w:r>
+        <w:rPr>
+          <w:b/>
+        </w:rPr>
+        <w:t>Has a referral to NHS services been made or discussed?</w:t>
+      </w:r>
+      <w:r>
+        <w:rPr/>
+        <w:t>. All four are required.</w:t>
       </w:r>
     </w:p>
     <w:p>
@@ -10893,32 +10964,22 @@
           <w:b/>
           <w:color w:val="8D1B3D"/>
         </w:rPr>
-        <w:t>1.</w:t>
+        <w:t>6.</w:t>
         <w:tab/>
       </w:r>
       <w:r>
         <w:rPr/>
-        <w:t xml:space="preserve">To update it, select </w:t>
-      </w:r>
-      <w:r>
-        <w:rPr>
-          <w:b/>
-        </w:rPr>
-        <w:t>Edit plan</w:t>
-      </w:r>
-      <w:r>
-        <w:rPr/>
-        <w:t xml:space="preserve">, make your changes and select </w:t>
-      </w:r>
-      <w:r>
-        <w:rPr>
-          <w:b/>
-        </w:rPr>
-        <w:t>Save care plan</w:t>
-      </w:r>
-      <w:r>
-        <w:rPr/>
-        <w:t>.</w:t>
+        <w:t xml:space="preserve">Add </w:t>
+      </w:r>
+      <w:r>
+        <w:rPr>
+          <w:b/>
+        </w:rPr>
+        <w:t>Any other notes for the record</w:t>
+      </w:r>
+      <w:r>
+        <w:rPr/>
+        <w:t xml:space="preserve"> if needed.</w:t>
       </w:r>
     </w:p>
     <w:p>
@@ -10934,38 +10995,18 @@
           <w:b/>
           <w:color w:val="8D1B3D"/>
         </w:rPr>
-        <w:t>2.</w:t>
+        <w:t>7.</w:t>
         <w:tab/>
       </w:r>
       <w:r>
         <w:rPr/>
-        <w:t xml:space="preserve">To close it, select </w:t>
-      </w:r>
-      <w:r>
-        <w:rPr>
-          <w:b/>
-        </w:rPr>
-        <w:t>Close plan</w:t>
-      </w:r>
-      <w:r>
-        <w:rPr/>
-        <w:t xml:space="preserve">, then choose how it ended: </w:t>
-      </w:r>
-      <w:r>
-        <w:rPr>
-          <w:b/>
-        </w:rPr>
-        <w:t>Completed</w:t>
-      </w:r>
-      <w:r>
-        <w:rPr/>
-        <w:t xml:space="preserve"> or </w:t>
-      </w:r>
-      <w:r>
-        <w:rPr>
-          <w:b/>
-        </w:rPr>
-        <w:t>Superseded</w:t>
+        <w:t xml:space="preserve">Select </w:t>
+      </w:r>
+      <w:r>
+        <w:rPr>
+          <w:b/>
+        </w:rPr>
+        <w:t>Create</w:t>
       </w:r>
       <w:r>
         <w:rPr/>
@@ -10975,27 +11016,103 @@
     <w:p>
       <w:r>
         <w:rPr/>
-        <w:t xml:space="preserve">A closed plan moves to </w:t>
-      </w:r>
-      <w:r>
-        <w:rPr>
-          <w:b/>
-        </w:rPr>
-        <w:t>Previous care plans</w:t>
-      </w:r>
-      <w:r>
-        <w:rPr/>
-        <w:t xml:space="preserve"> and becomes read-only. You can then start a new one. A </w:t>
-      </w:r>
-      <w:r>
-        <w:rPr>
-          <w:b/>
-        </w:rPr>
-        <w:t>Review overdue</w:t>
-      </w:r>
-      <w:r>
-        <w:rPr/>
-        <w:t xml:space="preserve"> chip appears when the review date has passed.</w:t>
+        <w:t>If the guest already has an active plan, creating a new one closes it. The old plan stays in Care Plan History, marked as superseded.</w:t>
+      </w:r>
+    </w:p>
+    <w:p>
+      <w:pPr>
+        <w:pStyle w:val="Heading4"/>
+      </w:pPr>
+      <w:r>
+        <w:rPr/>
+        <w:t>Edit, close or export a care plan</w:t>
+      </w:r>
+    </w:p>
+    <w:p>
+      <w:r>
+        <w:rPr/>
+        <w:t xml:space="preserve">Select the </w:t>
+      </w:r>
+      <w:r>
+        <w:rPr>
+          <w:b/>
+        </w:rPr>
+        <w:t>⋮</w:t>
+      </w:r>
+      <w:r>
+        <w:rPr/>
+        <w:t xml:space="preserve"> button on a plan's row:</w:t>
+      </w:r>
+    </w:p>
+    <w:p>
+      <w:pPr>
+        <w:pStyle w:val="ListBullet"/>
+      </w:pPr>
+      <w:r>
+        <w:rPr>
+          <w:b/>
+        </w:rPr>
+        <w:t>Edit Plan</w:t>
+      </w:r>
+      <w:r>
+        <w:rPr/>
+        <w:t xml:space="preserve"> (active plan only) opens the plan to update. Select </w:t>
+      </w:r>
+      <w:r>
+        <w:rPr>
+          <w:b/>
+        </w:rPr>
+        <w:t>Save changes</w:t>
+      </w:r>
+      <w:r>
+        <w:rPr/>
+        <w:t xml:space="preserve"> when you are done.</w:t>
+      </w:r>
+    </w:p>
+    <w:p>
+      <w:pPr>
+        <w:pStyle w:val="ListBullet"/>
+      </w:pPr>
+      <w:r>
+        <w:rPr>
+          <w:b/>
+        </w:rPr>
+        <w:t>Close Plan</w:t>
+      </w:r>
+      <w:r>
+        <w:rPr/>
+        <w:t xml:space="preserve"> (active plan only) asks you to confirm, then moves the plan to history.</w:t>
+      </w:r>
+    </w:p>
+    <w:p>
+      <w:pPr>
+        <w:pStyle w:val="ListBullet"/>
+      </w:pPr>
+      <w:r>
+        <w:rPr>
+          <w:b/>
+        </w:rPr>
+        <w:t>Export Plan</w:t>
+      </w:r>
+      <w:r>
+        <w:rPr/>
+        <w:t xml:space="preserve"> downloads the plan as a text file. Every export is recorded in the guest's access log.</w:t>
+      </w:r>
+    </w:p>
+    <w:p>
+      <w:r>
+        <w:rPr/>
+        <w:t xml:space="preserve">Closed plans are read-only. A </w:t>
+      </w:r>
+      <w:r>
+        <w:rPr>
+          <w:b/>
+        </w:rPr>
+        <w:t>MDT review overdue</w:t>
+      </w:r>
+      <w:r>
+        <w:rPr/>
+        <w:t xml:space="preserve"> chip appears when the MDT review date has passed.</w:t>
       </w:r>
     </w:p>
     <w:p>
@@ -20337,7 +20454,7 @@
         </w:trPr>
         <w:tc>
           <w:tcPr>
-            <w:tcW w:type="dxa" w:w="3195"/>
+            <w:tcW w:type="dxa" w:w="3415"/>
             <w:shd w:val="clear" w:color="auto" w:fill="8D1B3D"/>
           </w:tcPr>
           <w:p>
@@ -20356,7 +20473,7 @@
         </w:tc>
         <w:tc>
           <w:tcPr>
-            <w:tcW w:type="dxa" w:w="4317"/>
+            <w:tcW w:type="dxa" w:w="4164"/>
             <w:shd w:val="clear" w:color="auto" w:fill="8D1B3D"/>
           </w:tcPr>
           <w:p>
@@ -20375,7 +20492,7 @@
         </w:tc>
         <w:tc>
           <w:tcPr>
-            <w:tcW w:type="dxa" w:w="1899"/>
+            <w:tcW w:type="dxa" w:w="1832"/>
             <w:shd w:val="clear" w:color="auto" w:fill="8D1B3D"/>
           </w:tcPr>
           <w:p>
@@ -20399,7 +20516,7 @@
         </w:trPr>
         <w:tc>
           <w:tcPr>
-            <w:tcW w:type="dxa" w:w="3195"/>
+            <w:tcW w:type="dxa" w:w="3415"/>
           </w:tcPr>
           <w:p>
             <w:pPr>
@@ -20415,7 +20532,7 @@
         </w:tc>
         <w:tc>
           <w:tcPr>
-            <w:tcW w:type="dxa" w:w="4317"/>
+            <w:tcW w:type="dxa" w:w="4164"/>
           </w:tcPr>
           <w:p>
             <w:pPr>
@@ -20431,7 +20548,7 @@
         </w:tc>
         <w:tc>
           <w:tcPr>
-            <w:tcW w:type="dxa" w:w="1899"/>
+            <w:tcW w:type="dxa" w:w="1832"/>
           </w:tcPr>
           <w:p>
             <w:pPr>
@@ -20452,7 +20569,7 @@
         </w:trPr>
         <w:tc>
           <w:tcPr>
-            <w:tcW w:type="dxa" w:w="3195"/>
+            <w:tcW w:type="dxa" w:w="3415"/>
             <w:shd w:val="clear" w:color="auto" w:fill="FAF6F7"/>
           </w:tcPr>
           <w:p>
@@ -20469,7 +20586,7 @@
         </w:tc>
         <w:tc>
           <w:tcPr>
-            <w:tcW w:type="dxa" w:w="4317"/>
+            <w:tcW w:type="dxa" w:w="4164"/>
             <w:shd w:val="clear" w:color="auto" w:fill="FAF6F7"/>
           </w:tcPr>
           <w:p>
@@ -20493,7 +20610,7 @@
         </w:tc>
         <w:tc>
           <w:tcPr>
-            <w:tcW w:type="dxa" w:w="1899"/>
+            <w:tcW w:type="dxa" w:w="1832"/>
             <w:shd w:val="clear" w:color="auto" w:fill="FAF6F7"/>
           </w:tcPr>
           <w:p>
@@ -20515,7 +20632,7 @@
         </w:trPr>
         <w:tc>
           <w:tcPr>
-            <w:tcW w:type="dxa" w:w="3195"/>
+            <w:tcW w:type="dxa" w:w="3415"/>
           </w:tcPr>
           <w:p>
             <w:pPr>
@@ -20531,7 +20648,7 @@
         </w:tc>
         <w:tc>
           <w:tcPr>
-            <w:tcW w:type="dxa" w:w="4317"/>
+            <w:tcW w:type="dxa" w:w="4164"/>
           </w:tcPr>
           <w:p>
             <w:pPr>
@@ -20547,7 +20664,7 @@
         </w:tc>
         <w:tc>
           <w:tcPr>
-            <w:tcW w:type="dxa" w:w="1899"/>
+            <w:tcW w:type="dxa" w:w="1832"/>
           </w:tcPr>
           <w:p>
             <w:pPr>
@@ -20568,7 +20685,7 @@
         </w:trPr>
         <w:tc>
           <w:tcPr>
-            <w:tcW w:type="dxa" w:w="3195"/>
+            <w:tcW w:type="dxa" w:w="3415"/>
             <w:shd w:val="clear" w:color="auto" w:fill="FAF6F7"/>
           </w:tcPr>
           <w:p>
@@ -20585,7 +20702,7 @@
         </w:tc>
         <w:tc>
           <w:tcPr>
-            <w:tcW w:type="dxa" w:w="4317"/>
+            <w:tcW w:type="dxa" w:w="4164"/>
             <w:shd w:val="clear" w:color="auto" w:fill="FAF6F7"/>
           </w:tcPr>
           <w:p>
@@ -20602,7 +20719,7 @@
         </w:tc>
         <w:tc>
           <w:tcPr>
-            <w:tcW w:type="dxa" w:w="1899"/>
+            <w:tcW w:type="dxa" w:w="1832"/>
             <w:shd w:val="clear" w:color="auto" w:fill="FAF6F7"/>
           </w:tcPr>
           <w:p>
@@ -20624,7 +20741,7 @@
         </w:trPr>
         <w:tc>
           <w:tcPr>
-            <w:tcW w:type="dxa" w:w="3195"/>
+            <w:tcW w:type="dxa" w:w="3415"/>
           </w:tcPr>
           <w:p>
             <w:pPr>
@@ -20640,7 +20757,7 @@
         </w:tc>
         <w:tc>
           <w:tcPr>
-            <w:tcW w:type="dxa" w:w="4317"/>
+            <w:tcW w:type="dxa" w:w="4164"/>
           </w:tcPr>
           <w:p>
             <w:pPr>
@@ -20663,7 +20780,7 @@
         </w:tc>
         <w:tc>
           <w:tcPr>
-            <w:tcW w:type="dxa" w:w="1899"/>
+            <w:tcW w:type="dxa" w:w="1832"/>
           </w:tcPr>
           <w:p>
             <w:pPr>
@@ -20684,7 +20801,7 @@
         </w:trPr>
         <w:tc>
           <w:tcPr>
-            <w:tcW w:type="dxa" w:w="3195"/>
+            <w:tcW w:type="dxa" w:w="3415"/>
             <w:shd w:val="clear" w:color="auto" w:fill="FAF6F7"/>
           </w:tcPr>
           <w:p>
@@ -20701,7 +20818,7 @@
         </w:tc>
         <w:tc>
           <w:tcPr>
-            <w:tcW w:type="dxa" w:w="4317"/>
+            <w:tcW w:type="dxa" w:w="4164"/>
             <w:shd w:val="clear" w:color="auto" w:fill="FAF6F7"/>
           </w:tcPr>
           <w:p>
@@ -20725,7 +20842,7 @@
         </w:tc>
         <w:tc>
           <w:tcPr>
-            <w:tcW w:type="dxa" w:w="1899"/>
+            <w:tcW w:type="dxa" w:w="1832"/>
             <w:shd w:val="clear" w:color="auto" w:fill="FAF6F7"/>
           </w:tcPr>
           <w:p>
@@ -20747,7 +20864,7 @@
         </w:trPr>
         <w:tc>
           <w:tcPr>
-            <w:tcW w:type="dxa" w:w="3195"/>
+            <w:tcW w:type="dxa" w:w="3415"/>
           </w:tcPr>
           <w:p>
             <w:pPr>
@@ -20763,7 +20880,7 @@
         </w:tc>
         <w:tc>
           <w:tcPr>
-            <w:tcW w:type="dxa" w:w="4317"/>
+            <w:tcW w:type="dxa" w:w="4164"/>
           </w:tcPr>
           <w:p>
             <w:pPr>
@@ -20793,7 +20910,7 @@
         </w:tc>
         <w:tc>
           <w:tcPr>
-            <w:tcW w:type="dxa" w:w="1899"/>
+            <w:tcW w:type="dxa" w:w="1832"/>
           </w:tcPr>
           <w:p>
             <w:pPr>
@@ -20814,7 +20931,7 @@
         </w:trPr>
         <w:tc>
           <w:tcPr>
-            <w:tcW w:type="dxa" w:w="3195"/>
+            <w:tcW w:type="dxa" w:w="3415"/>
             <w:shd w:val="clear" w:color="auto" w:fill="FAF6F7"/>
           </w:tcPr>
           <w:p>
@@ -20831,7 +20948,7 @@
         </w:tc>
         <w:tc>
           <w:tcPr>
-            <w:tcW w:type="dxa" w:w="4317"/>
+            <w:tcW w:type="dxa" w:w="4164"/>
             <w:shd w:val="clear" w:color="auto" w:fill="FAF6F7"/>
           </w:tcPr>
           <w:p>
@@ -20862,7 +20979,7 @@
         </w:tc>
         <w:tc>
           <w:tcPr>
-            <w:tcW w:type="dxa" w:w="1899"/>
+            <w:tcW w:type="dxa" w:w="1832"/>
             <w:shd w:val="clear" w:color="auto" w:fill="FAF6F7"/>
           </w:tcPr>
           <w:p>
@@ -20884,7 +21001,7 @@
         </w:trPr>
         <w:tc>
           <w:tcPr>
-            <w:tcW w:type="dxa" w:w="3195"/>
+            <w:tcW w:type="dxa" w:w="3415"/>
           </w:tcPr>
           <w:p>
             <w:pPr>
@@ -20900,7 +21017,7 @@
         </w:tc>
         <w:tc>
           <w:tcPr>
-            <w:tcW w:type="dxa" w:w="4317"/>
+            <w:tcW w:type="dxa" w:w="4164"/>
           </w:tcPr>
           <w:p>
             <w:pPr>
@@ -20923,7 +21040,7 @@
         </w:tc>
         <w:tc>
           <w:tcPr>
-            <w:tcW w:type="dxa" w:w="1899"/>
+            <w:tcW w:type="dxa" w:w="1832"/>
           </w:tcPr>
           <w:p>
             <w:pPr>
@@ -20944,7 +21061,7 @@
         </w:trPr>
         <w:tc>
           <w:tcPr>
-            <w:tcW w:type="dxa" w:w="3195"/>
+            <w:tcW w:type="dxa" w:w="3415"/>
             <w:shd w:val="clear" w:color="auto" w:fill="FAF6F7"/>
           </w:tcPr>
           <w:p>
@@ -20961,7 +21078,7 @@
         </w:tc>
         <w:tc>
           <w:tcPr>
-            <w:tcW w:type="dxa" w:w="4317"/>
+            <w:tcW w:type="dxa" w:w="4164"/>
             <w:shd w:val="clear" w:color="auto" w:fill="FAF6F7"/>
           </w:tcPr>
           <w:p>
@@ -20978,7 +21095,7 @@
         </w:tc>
         <w:tc>
           <w:tcPr>
-            <w:tcW w:type="dxa" w:w="1899"/>
+            <w:tcW w:type="dxa" w:w="1832"/>
             <w:shd w:val="clear" w:color="auto" w:fill="FAF6F7"/>
           </w:tcPr>
           <w:p>
@@ -21000,7 +21117,7 @@
         </w:trPr>
         <w:tc>
           <w:tcPr>
-            <w:tcW w:type="dxa" w:w="3195"/>
+            <w:tcW w:type="dxa" w:w="3415"/>
           </w:tcPr>
           <w:p>
             <w:pPr>
@@ -21016,7 +21133,7 @@
         </w:tc>
         <w:tc>
           <w:tcPr>
-            <w:tcW w:type="dxa" w:w="4317"/>
+            <w:tcW w:type="dxa" w:w="4164"/>
           </w:tcPr>
           <w:p>
             <w:pPr>
@@ -21039,7 +21156,7 @@
         </w:tc>
         <w:tc>
           <w:tcPr>
-            <w:tcW w:type="dxa" w:w="1899"/>
+            <w:tcW w:type="dxa" w:w="1832"/>
           </w:tcPr>
           <w:p>
             <w:pPr>
@@ -21060,7 +21177,7 @@
         </w:trPr>
         <w:tc>
           <w:tcPr>
-            <w:tcW w:type="dxa" w:w="3195"/>
+            <w:tcW w:type="dxa" w:w="3415"/>
             <w:shd w:val="clear" w:color="auto" w:fill="FAF6F7"/>
           </w:tcPr>
           <w:p>
@@ -21077,7 +21194,7 @@
         </w:tc>
         <w:tc>
           <w:tcPr>
-            <w:tcW w:type="dxa" w:w="4317"/>
+            <w:tcW w:type="dxa" w:w="4164"/>
             <w:shd w:val="clear" w:color="auto" w:fill="FAF6F7"/>
           </w:tcPr>
           <w:p>
@@ -21101,7 +21218,7 @@
         </w:tc>
         <w:tc>
           <w:tcPr>
-            <w:tcW w:type="dxa" w:w="1899"/>
+            <w:tcW w:type="dxa" w:w="1832"/>
             <w:shd w:val="clear" w:color="auto" w:fill="FAF6F7"/>
           </w:tcPr>
           <w:p>
@@ -21123,7 +21240,7 @@
         </w:trPr>
         <w:tc>
           <w:tcPr>
-            <w:tcW w:type="dxa" w:w="3195"/>
+            <w:tcW w:type="dxa" w:w="3415"/>
           </w:tcPr>
           <w:p>
             <w:pPr>
@@ -21139,7 +21256,7 @@
         </w:tc>
         <w:tc>
           <w:tcPr>
-            <w:tcW w:type="dxa" w:w="4317"/>
+            <w:tcW w:type="dxa" w:w="4164"/>
           </w:tcPr>
           <w:p>
             <w:pPr>
@@ -21162,7 +21279,7 @@
         </w:tc>
         <w:tc>
           <w:tcPr>
-            <w:tcW w:type="dxa" w:w="1899"/>
+            <w:tcW w:type="dxa" w:w="1832"/>
           </w:tcPr>
           <w:p>
             <w:pPr>
@@ -21183,7 +21300,7 @@
         </w:trPr>
         <w:tc>
           <w:tcPr>
-            <w:tcW w:type="dxa" w:w="3195"/>
+            <w:tcW w:type="dxa" w:w="3415"/>
             <w:shd w:val="clear" w:color="auto" w:fill="FAF6F7"/>
           </w:tcPr>
           <w:p>
@@ -21194,13 +21311,13 @@
               <w:rPr>
                 <w:sz w:val="19"/>
               </w:rPr>
-              <w:t>Start or close a care plan</w:t>
-            </w:r>
-          </w:p>
-        </w:tc>
-        <w:tc>
-          <w:tcPr>
-            <w:tcW w:type="dxa" w:w="4317"/>
+              <w:t>Create, edit, close or export a care plan</w:t>
+            </w:r>
+          </w:p>
+        </w:tc>
+        <w:tc>
+          <w:tcPr>
+            <w:tcW w:type="dxa" w:w="4164"/>
             <w:shd w:val="clear" w:color="auto" w:fill="FAF6F7"/>
           </w:tcPr>
           <w:p>
@@ -21217,7 +21334,7 @@
         </w:tc>
         <w:tc>
           <w:tcPr>
-            <w:tcW w:type="dxa" w:w="1899"/>
+            <w:tcW w:type="dxa" w:w="1832"/>
             <w:shd w:val="clear" w:color="auto" w:fill="FAF6F7"/>
           </w:tcPr>
           <w:p>
@@ -21239,7 +21356,7 @@
         </w:trPr>
         <w:tc>
           <w:tcPr>
-            <w:tcW w:type="dxa" w:w="3195"/>
+            <w:tcW w:type="dxa" w:w="3415"/>
           </w:tcPr>
           <w:p>
             <w:pPr>
@@ -21255,7 +21372,7 @@
         </w:tc>
         <w:tc>
           <w:tcPr>
-            <w:tcW w:type="dxa" w:w="4317"/>
+            <w:tcW w:type="dxa" w:w="4164"/>
           </w:tcPr>
           <w:p>
             <w:pPr>
@@ -21271,7 +21388,7 @@
         </w:tc>
         <w:tc>
           <w:tcPr>
-            <w:tcW w:type="dxa" w:w="1899"/>
+            <w:tcW w:type="dxa" w:w="1832"/>
           </w:tcPr>
           <w:p>
             <w:pPr>
@@ -21292,7 +21409,7 @@
         </w:trPr>
         <w:tc>
           <w:tcPr>
-            <w:tcW w:type="dxa" w:w="3195"/>
+            <w:tcW w:type="dxa" w:w="3415"/>
             <w:shd w:val="clear" w:color="auto" w:fill="FAF6F7"/>
           </w:tcPr>
           <w:p>
@@ -21309,7 +21426,7 @@
         </w:tc>
         <w:tc>
           <w:tcPr>
-            <w:tcW w:type="dxa" w:w="4317"/>
+            <w:tcW w:type="dxa" w:w="4164"/>
             <w:shd w:val="clear" w:color="auto" w:fill="FAF6F7"/>
           </w:tcPr>
           <w:p>
@@ -21326,7 +21443,7 @@
         </w:tc>
         <w:tc>
           <w:tcPr>
-            <w:tcW w:type="dxa" w:w="1899"/>
+            <w:tcW w:type="dxa" w:w="1832"/>
             <w:shd w:val="clear" w:color="auto" w:fill="FAF6F7"/>
           </w:tcPr>
           <w:p>
@@ -21348,7 +21465,7 @@
         </w:trPr>
         <w:tc>
           <w:tcPr>
-            <w:tcW w:type="dxa" w:w="3195"/>
+            <w:tcW w:type="dxa" w:w="3415"/>
           </w:tcPr>
           <w:p>
             <w:pPr>
@@ -21364,7 +21481,7 @@
         </w:tc>
         <w:tc>
           <w:tcPr>
-            <w:tcW w:type="dxa" w:w="4317"/>
+            <w:tcW w:type="dxa" w:w="4164"/>
           </w:tcPr>
           <w:p>
             <w:pPr>
@@ -21380,7 +21497,7 @@
         </w:tc>
         <w:tc>
           <w:tcPr>
-            <w:tcW w:type="dxa" w:w="1899"/>
+            <w:tcW w:type="dxa" w:w="1832"/>
           </w:tcPr>
           <w:p>
             <w:pPr>
@@ -21401,7 +21518,7 @@
         </w:trPr>
         <w:tc>
           <w:tcPr>
-            <w:tcW w:type="dxa" w:w="3195"/>
+            <w:tcW w:type="dxa" w:w="3415"/>
             <w:shd w:val="clear" w:color="auto" w:fill="FAF6F7"/>
           </w:tcPr>
           <w:p>
@@ -21418,7 +21535,7 @@
         </w:tc>
         <w:tc>
           <w:tcPr>
-            <w:tcW w:type="dxa" w:w="4317"/>
+            <w:tcW w:type="dxa" w:w="4164"/>
             <w:shd w:val="clear" w:color="auto" w:fill="FAF6F7"/>
           </w:tcPr>
           <w:p>
@@ -21435,7 +21552,7 @@
         </w:tc>
         <w:tc>
           <w:tcPr>
-            <w:tcW w:type="dxa" w:w="1899"/>
+            <w:tcW w:type="dxa" w:w="1832"/>
             <w:shd w:val="clear" w:color="auto" w:fill="FAF6F7"/>
           </w:tcPr>
           <w:p>
@@ -21457,7 +21574,7 @@
         </w:trPr>
         <w:tc>
           <w:tcPr>
-            <w:tcW w:type="dxa" w:w="3195"/>
+            <w:tcW w:type="dxa" w:w="3415"/>
           </w:tcPr>
           <w:p>
             <w:pPr>
@@ -21473,7 +21590,7 @@
         </w:tc>
         <w:tc>
           <w:tcPr>
-            <w:tcW w:type="dxa" w:w="4317"/>
+            <w:tcW w:type="dxa" w:w="4164"/>
           </w:tcPr>
           <w:p>
             <w:pPr>
@@ -21489,7 +21606,7 @@
         </w:tc>
         <w:tc>
           <w:tcPr>
-            <w:tcW w:type="dxa" w:w="1899"/>
+            <w:tcW w:type="dxa" w:w="1832"/>
           </w:tcPr>
           <w:p>
             <w:pPr>
@@ -21510,7 +21627,7 @@
         </w:trPr>
         <w:tc>
           <w:tcPr>
-            <w:tcW w:type="dxa" w:w="3195"/>
+            <w:tcW w:type="dxa" w:w="3415"/>
             <w:shd w:val="clear" w:color="auto" w:fill="FAF6F7"/>
           </w:tcPr>
           <w:p>
@@ -21527,7 +21644,7 @@
         </w:tc>
         <w:tc>
           <w:tcPr>
-            <w:tcW w:type="dxa" w:w="4317"/>
+            <w:tcW w:type="dxa" w:w="4164"/>
             <w:shd w:val="clear" w:color="auto" w:fill="FAF6F7"/>
           </w:tcPr>
           <w:p>
@@ -21551,7 +21668,7 @@
         </w:tc>
         <w:tc>
           <w:tcPr>
-            <w:tcW w:type="dxa" w:w="1899"/>
+            <w:tcW w:type="dxa" w:w="1832"/>
             <w:shd w:val="clear" w:color="auto" w:fill="FAF6F7"/>
           </w:tcPr>
           <w:p>
@@ -21573,7 +21690,7 @@
         </w:trPr>
         <w:tc>
           <w:tcPr>
-            <w:tcW w:type="dxa" w:w="3195"/>
+            <w:tcW w:type="dxa" w:w="3415"/>
           </w:tcPr>
           <w:p>
             <w:pPr>
@@ -21589,7 +21706,7 @@
         </w:tc>
         <w:tc>
           <w:tcPr>
-            <w:tcW w:type="dxa" w:w="4317"/>
+            <w:tcW w:type="dxa" w:w="4164"/>
           </w:tcPr>
           <w:p>
             <w:pPr>
@@ -21612,7 +21729,7 @@
         </w:tc>
         <w:tc>
           <w:tcPr>
-            <w:tcW w:type="dxa" w:w="1899"/>
+            <w:tcW w:type="dxa" w:w="1832"/>
           </w:tcPr>
           <w:p>
             <w:pPr>
@@ -21633,7 +21750,7 @@
         </w:trPr>
         <w:tc>
           <w:tcPr>
-            <w:tcW w:type="dxa" w:w="3195"/>
+            <w:tcW w:type="dxa" w:w="3415"/>
             <w:shd w:val="clear" w:color="auto" w:fill="FAF6F7"/>
           </w:tcPr>
           <w:p>
@@ -21650,7 +21767,7 @@
         </w:tc>
         <w:tc>
           <w:tcPr>
-            <w:tcW w:type="dxa" w:w="4317"/>
+            <w:tcW w:type="dxa" w:w="4164"/>
             <w:shd w:val="clear" w:color="auto" w:fill="FAF6F7"/>
           </w:tcPr>
           <w:p>
@@ -21667,7 +21784,7 @@
         </w:tc>
         <w:tc>
           <w:tcPr>
-            <w:tcW w:type="dxa" w:w="1899"/>
+            <w:tcW w:type="dxa" w:w="1832"/>
             <w:shd w:val="clear" w:color="auto" w:fill="FAF6F7"/>
           </w:tcPr>
           <w:p>
@@ -21689,7 +21806,7 @@
         </w:trPr>
         <w:tc>
           <w:tcPr>
-            <w:tcW w:type="dxa" w:w="3195"/>
+            <w:tcW w:type="dxa" w:w="3415"/>
           </w:tcPr>
           <w:p>
             <w:pPr>
@@ -21705,7 +21822,7 @@
         </w:tc>
         <w:tc>
           <w:tcPr>
-            <w:tcW w:type="dxa" w:w="4317"/>
+            <w:tcW w:type="dxa" w:w="4164"/>
           </w:tcPr>
           <w:p>
             <w:pPr>
@@ -21728,7 +21845,7 @@
         </w:tc>
         <w:tc>
           <w:tcPr>
-            <w:tcW w:type="dxa" w:w="1899"/>
+            <w:tcW w:type="dxa" w:w="1832"/>
           </w:tcPr>
           <w:p>
             <w:pPr>
@@ -21749,7 +21866,7 @@
         </w:trPr>
         <w:tc>
           <w:tcPr>
-            <w:tcW w:type="dxa" w:w="3195"/>
+            <w:tcW w:type="dxa" w:w="3415"/>
             <w:shd w:val="clear" w:color="auto" w:fill="FAF6F7"/>
           </w:tcPr>
           <w:p>
@@ -21766,7 +21883,7 @@
         </w:tc>
         <w:tc>
           <w:tcPr>
-            <w:tcW w:type="dxa" w:w="4317"/>
+            <w:tcW w:type="dxa" w:w="4164"/>
             <w:shd w:val="clear" w:color="auto" w:fill="FAF6F7"/>
           </w:tcPr>
           <w:p>
@@ -21790,7 +21907,7 @@
         </w:tc>
         <w:tc>
           <w:tcPr>
-            <w:tcW w:type="dxa" w:w="1899"/>
+            <w:tcW w:type="dxa" w:w="1832"/>
             <w:shd w:val="clear" w:color="auto" w:fill="FAF6F7"/>
           </w:tcPr>
           <w:p>
@@ -21812,7 +21929,7 @@
         </w:trPr>
         <w:tc>
           <w:tcPr>
-            <w:tcW w:type="dxa" w:w="3195"/>
+            <w:tcW w:type="dxa" w:w="3415"/>
           </w:tcPr>
           <w:p>
             <w:pPr>
@@ -21828,7 +21945,7 @@
         </w:tc>
         <w:tc>
           <w:tcPr>
-            <w:tcW w:type="dxa" w:w="4317"/>
+            <w:tcW w:type="dxa" w:w="4164"/>
           </w:tcPr>
           <w:p>
             <w:pPr>
@@ -21851,7 +21968,7 @@
         </w:tc>
         <w:tc>
           <w:tcPr>
-            <w:tcW w:type="dxa" w:w="1899"/>
+            <w:tcW w:type="dxa" w:w="1832"/>
           </w:tcPr>
           <w:p>
             <w:pPr>
@@ -21872,7 +21989,7 @@
         </w:trPr>
         <w:tc>
           <w:tcPr>
-            <w:tcW w:type="dxa" w:w="3195"/>
+            <w:tcW w:type="dxa" w:w="3415"/>
             <w:shd w:val="clear" w:color="auto" w:fill="FAF6F7"/>
           </w:tcPr>
           <w:p>
@@ -21889,7 +22006,7 @@
         </w:tc>
         <w:tc>
           <w:tcPr>
-            <w:tcW w:type="dxa" w:w="4317"/>
+            <w:tcW w:type="dxa" w:w="4164"/>
             <w:shd w:val="clear" w:color="auto" w:fill="FAF6F7"/>
           </w:tcPr>
           <w:p>
@@ -21906,7 +22023,7 @@
         </w:tc>
         <w:tc>
           <w:tcPr>
-            <w:tcW w:type="dxa" w:w="1899"/>
+            <w:tcW w:type="dxa" w:w="1832"/>
             <w:shd w:val="clear" w:color="auto" w:fill="FAF6F7"/>
           </w:tcPr>
           <w:p>
@@ -21928,7 +22045,7 @@
         </w:trPr>
         <w:tc>
           <w:tcPr>
-            <w:tcW w:type="dxa" w:w="3195"/>
+            <w:tcW w:type="dxa" w:w="3415"/>
           </w:tcPr>
           <w:p>
             <w:pPr>
@@ -21944,7 +22061,7 @@
         </w:tc>
         <w:tc>
           <w:tcPr>
-            <w:tcW w:type="dxa" w:w="4317"/>
+            <w:tcW w:type="dxa" w:w="4164"/>
           </w:tcPr>
           <w:p>
             <w:pPr>
@@ -21967,7 +22084,7 @@
         </w:tc>
         <w:tc>
           <w:tcPr>
-            <w:tcW w:type="dxa" w:w="1899"/>
+            <w:tcW w:type="dxa" w:w="1832"/>
           </w:tcPr>
           <w:p>
             <w:pPr>
@@ -21988,7 +22105,7 @@
         </w:trPr>
         <w:tc>
           <w:tcPr>
-            <w:tcW w:type="dxa" w:w="3195"/>
+            <w:tcW w:type="dxa" w:w="3415"/>
             <w:shd w:val="clear" w:color="auto" w:fill="FAF6F7"/>
           </w:tcPr>
           <w:p>
@@ -22005,7 +22122,7 @@
         </w:tc>
         <w:tc>
           <w:tcPr>
-            <w:tcW w:type="dxa" w:w="4317"/>
+            <w:tcW w:type="dxa" w:w="4164"/>
             <w:shd w:val="clear" w:color="auto" w:fill="FAF6F7"/>
           </w:tcPr>
           <w:p>
@@ -22022,7 +22139,7 @@
         </w:tc>
         <w:tc>
           <w:tcPr>
-            <w:tcW w:type="dxa" w:w="1899"/>
+            <w:tcW w:type="dxa" w:w="1832"/>
             <w:shd w:val="clear" w:color="auto" w:fill="FAF6F7"/>
           </w:tcPr>
           <w:p>
@@ -22044,7 +22161,7 @@
         </w:trPr>
         <w:tc>
           <w:tcPr>
-            <w:tcW w:type="dxa" w:w="3195"/>
+            <w:tcW w:type="dxa" w:w="3415"/>
           </w:tcPr>
           <w:p>
             <w:pPr>
@@ -22060,7 +22177,7 @@
         </w:tc>
         <w:tc>
           <w:tcPr>
-            <w:tcW w:type="dxa" w:w="4317"/>
+            <w:tcW w:type="dxa" w:w="4164"/>
           </w:tcPr>
           <w:p>
             <w:pPr>
@@ -22083,7 +22200,7 @@
         </w:tc>
         <w:tc>
           <w:tcPr>
-            <w:tcW w:type="dxa" w:w="1899"/>
+            <w:tcW w:type="dxa" w:w="1832"/>
           </w:tcPr>
           <w:p>
             <w:pPr>
@@ -22104,7 +22221,7 @@
         </w:trPr>
         <w:tc>
           <w:tcPr>
-            <w:tcW w:type="dxa" w:w="3195"/>
+            <w:tcW w:type="dxa" w:w="3415"/>
             <w:shd w:val="clear" w:color="auto" w:fill="FAF6F7"/>
           </w:tcPr>
           <w:p>
@@ -22121,7 +22238,7 @@
         </w:tc>
         <w:tc>
           <w:tcPr>
-            <w:tcW w:type="dxa" w:w="4317"/>
+            <w:tcW w:type="dxa" w:w="4164"/>
             <w:shd w:val="clear" w:color="auto" w:fill="FAF6F7"/>
           </w:tcPr>
           <w:p>
@@ -22151,7 +22268,7 @@
         </w:tc>
         <w:tc>
           <w:tcPr>
-            <w:tcW w:type="dxa" w:w="1899"/>
+            <w:tcW w:type="dxa" w:w="1832"/>
             <w:shd w:val="clear" w:color="auto" w:fill="FAF6F7"/>
           </w:tcPr>
           <w:p>
@@ -22173,7 +22290,7 @@
         </w:trPr>
         <w:tc>
           <w:tcPr>
-            <w:tcW w:type="dxa" w:w="3195"/>
+            <w:tcW w:type="dxa" w:w="3415"/>
           </w:tcPr>
           <w:p>
             <w:pPr>
@@ -22189,7 +22306,7 @@
         </w:tc>
         <w:tc>
           <w:tcPr>
-            <w:tcW w:type="dxa" w:w="4317"/>
+            <w:tcW w:type="dxa" w:w="4164"/>
           </w:tcPr>
           <w:p>
             <w:pPr>
@@ -22205,7 +22322,7 @@
         </w:tc>
         <w:tc>
           <w:tcPr>
-            <w:tcW w:type="dxa" w:w="1899"/>
+            <w:tcW w:type="dxa" w:w="1832"/>
           </w:tcPr>
           <w:p>
             <w:pPr>
@@ -22226,7 +22343,7 @@
         </w:trPr>
         <w:tc>
           <w:tcPr>
-            <w:tcW w:type="dxa" w:w="3195"/>
+            <w:tcW w:type="dxa" w:w="3415"/>
             <w:shd w:val="clear" w:color="auto" w:fill="FAF6F7"/>
           </w:tcPr>
           <w:p>
@@ -22243,7 +22360,7 @@
         </w:tc>
         <w:tc>
           <w:tcPr>
-            <w:tcW w:type="dxa" w:w="4317"/>
+            <w:tcW w:type="dxa" w:w="4164"/>
             <w:shd w:val="clear" w:color="auto" w:fill="FAF6F7"/>
           </w:tcPr>
           <w:p>
@@ -22280,7 +22397,7 @@
         </w:tc>
         <w:tc>
           <w:tcPr>
-            <w:tcW w:type="dxa" w:w="1899"/>
+            <w:tcW w:type="dxa" w:w="1832"/>
             <w:shd w:val="clear" w:color="auto" w:fill="FAF6F7"/>
           </w:tcPr>
           <w:p>
@@ -22302,7 +22419,7 @@
         </w:trPr>
         <w:tc>
           <w:tcPr>
-            <w:tcW w:type="dxa" w:w="3195"/>
+            <w:tcW w:type="dxa" w:w="3415"/>
           </w:tcPr>
           <w:p>
             <w:pPr>
@@ -22318,7 +22435,7 @@
         </w:tc>
         <w:tc>
           <w:tcPr>
-            <w:tcW w:type="dxa" w:w="4317"/>
+            <w:tcW w:type="dxa" w:w="4164"/>
           </w:tcPr>
           <w:p>
             <w:pPr>
@@ -22341,7 +22458,7 @@
         </w:tc>
         <w:tc>
           <w:tcPr>
-            <w:tcW w:type="dxa" w:w="1899"/>
+            <w:tcW w:type="dxa" w:w="1832"/>
           </w:tcPr>
           <w:p>
             <w:pPr>
@@ -22362,7 +22479,7 @@
         </w:trPr>
         <w:tc>
           <w:tcPr>
-            <w:tcW w:type="dxa" w:w="3195"/>
+            <w:tcW w:type="dxa" w:w="3415"/>
             <w:shd w:val="clear" w:color="auto" w:fill="FAF6F7"/>
           </w:tcPr>
           <w:p>
@@ -22379,7 +22496,7 @@
         </w:tc>
         <w:tc>
           <w:tcPr>
-            <w:tcW w:type="dxa" w:w="4317"/>
+            <w:tcW w:type="dxa" w:w="4164"/>
             <w:shd w:val="clear" w:color="auto" w:fill="FAF6F7"/>
           </w:tcPr>
           <w:p>
@@ -22403,7 +22520,7 @@
         </w:tc>
         <w:tc>
           <w:tcPr>
-            <w:tcW w:type="dxa" w:w="1899"/>
+            <w:tcW w:type="dxa" w:w="1832"/>
             <w:shd w:val="clear" w:color="auto" w:fill="FAF6F7"/>
           </w:tcPr>
           <w:p>
@@ -22425,7 +22542,7 @@
         </w:trPr>
         <w:tc>
           <w:tcPr>
-            <w:tcW w:type="dxa" w:w="3195"/>
+            <w:tcW w:type="dxa" w:w="3415"/>
           </w:tcPr>
           <w:p>
             <w:pPr>
@@ -22441,7 +22558,7 @@
         </w:tc>
         <w:tc>
           <w:tcPr>
-            <w:tcW w:type="dxa" w:w="4317"/>
+            <w:tcW w:type="dxa" w:w="4164"/>
           </w:tcPr>
           <w:p>
             <w:pPr>
@@ -22457,7 +22574,7 @@
         </w:tc>
         <w:tc>
           <w:tcPr>
-            <w:tcW w:type="dxa" w:w="1899"/>
+            <w:tcW w:type="dxa" w:w="1832"/>
           </w:tcPr>
           <w:p>
             <w:pPr>

--- a/docs/handover/word/EMHIP-02-User-Guide.docx
+++ b/docs/handover/word/EMHIP-02-User-Guide.docx
@@ -74,7 +74,7 @@
           <w:color w:val="6E6E6E"/>
           <w:sz w:val="22"/>
         </w:rPr>
-        <w:t>Version 1.0</w:t>
+        <w:t>Version 1.1</w:t>
       </w:r>
     </w:p>
     <w:p>
@@ -86,7 +86,7 @@
           <w:color w:val="6E6E6E"/>
           <w:sz w:val="22"/>
         </w:rPr>
-        <w:t>30 September 2026</w:t>
+        <w:t>7 October 2026</w:t>
       </w:r>
     </w:p>
     <w:p>
@@ -1195,7 +1195,7 @@
         </w:trPr>
         <w:tc>
           <w:tcPr>
-            <w:tcW w:type="dxa" w:w="1176"/>
+            <w:tcW w:type="dxa" w:w="1148"/>
             <w:shd w:val="clear" w:color="auto" w:fill="8D1B3D"/>
           </w:tcPr>
           <w:p>
@@ -1214,7 +1214,7 @@
         </w:tc>
         <w:tc>
           <w:tcPr>
-            <w:tcW w:type="dxa" w:w="2510"/>
+            <w:tcW w:type="dxa" w:w="2448"/>
             <w:shd w:val="clear" w:color="auto" w:fill="8D1B3D"/>
           </w:tcPr>
           <w:p>
@@ -1233,7 +1233,7 @@
         </w:tc>
         <w:tc>
           <w:tcPr>
-            <w:tcW w:type="dxa" w:w="3294"/>
+            <w:tcW w:type="dxa" w:w="3443"/>
             <w:shd w:val="clear" w:color="auto" w:fill="8D1B3D"/>
           </w:tcPr>
           <w:p>
@@ -1252,7 +1252,7 @@
         </w:tc>
         <w:tc>
           <w:tcPr>
-            <w:tcW w:type="dxa" w:w="2431"/>
+            <w:tcW w:type="dxa" w:w="2372"/>
             <w:shd w:val="clear" w:color="auto" w:fill="8D1B3D"/>
           </w:tcPr>
           <w:p>
@@ -1276,7 +1276,7 @@
         </w:trPr>
         <w:tc>
           <w:tcPr>
-            <w:tcW w:type="dxa" w:w="1176"/>
+            <w:tcW w:type="dxa" w:w="1148"/>
           </w:tcPr>
           <w:p>
             <w:pPr>
@@ -1292,7 +1292,7 @@
         </w:tc>
         <w:tc>
           <w:tcPr>
-            <w:tcW w:type="dxa" w:w="2510"/>
+            <w:tcW w:type="dxa" w:w="2448"/>
           </w:tcPr>
           <w:p>
             <w:pPr>
@@ -1308,7 +1308,7 @@
         </w:tc>
         <w:tc>
           <w:tcPr>
-            <w:tcW w:type="dxa" w:w="3294"/>
+            <w:tcW w:type="dxa" w:w="3443"/>
           </w:tcPr>
           <w:p>
             <w:pPr>
@@ -1324,7 +1324,7 @@
         </w:tc>
         <w:tc>
           <w:tcPr>
-            <w:tcW w:type="dxa" w:w="2431"/>
+            <w:tcW w:type="dxa" w:w="2372"/>
           </w:tcPr>
           <w:p>
             <w:pPr>
@@ -1345,7 +1345,7 @@
         </w:trPr>
         <w:tc>
           <w:tcPr>
-            <w:tcW w:type="dxa" w:w="1176"/>
+            <w:tcW w:type="dxa" w:w="1148"/>
             <w:shd w:val="clear" w:color="auto" w:fill="FAF6F7"/>
           </w:tcPr>
           <w:p>
@@ -1362,7 +1362,7 @@
         </w:tc>
         <w:tc>
           <w:tcPr>
-            <w:tcW w:type="dxa" w:w="2510"/>
+            <w:tcW w:type="dxa" w:w="2448"/>
             <w:shd w:val="clear" w:color="auto" w:fill="FAF6F7"/>
           </w:tcPr>
           <w:p>
@@ -1379,7 +1379,7 @@
         </w:tc>
         <w:tc>
           <w:tcPr>
-            <w:tcW w:type="dxa" w:w="3294"/>
+            <w:tcW w:type="dxa" w:w="3443"/>
             <w:shd w:val="clear" w:color="auto" w:fill="FAF6F7"/>
           </w:tcPr>
           <w:p>
@@ -1396,7 +1396,7 @@
         </w:tc>
         <w:tc>
           <w:tcPr>
-            <w:tcW w:type="dxa" w:w="2431"/>
+            <w:tcW w:type="dxa" w:w="2372"/>
             <w:shd w:val="clear" w:color="auto" w:fill="FAF6F7"/>
           </w:tcPr>
           <w:p>
@@ -1418,7 +1418,7 @@
         </w:trPr>
         <w:tc>
           <w:tcPr>
-            <w:tcW w:type="dxa" w:w="1176"/>
+            <w:tcW w:type="dxa" w:w="1148"/>
           </w:tcPr>
           <w:p>
             <w:pPr>
@@ -1434,7 +1434,7 @@
         </w:tc>
         <w:tc>
           <w:tcPr>
-            <w:tcW w:type="dxa" w:w="2510"/>
+            <w:tcW w:type="dxa" w:w="2448"/>
           </w:tcPr>
           <w:p>
             <w:pPr>
@@ -1450,23 +1450,23 @@
         </w:tc>
         <w:tc>
           <w:tcPr>
-            <w:tcW w:type="dxa" w:w="3294"/>
-          </w:tcPr>
-          <w:p>
-            <w:pPr>
-              <w:spacing w:after="0" w:line="252" w:lineRule="auto"/>
-            </w:pPr>
-            <w:r>
-              <w:rPr>
-                <w:sz w:val="19"/>
-              </w:rPr>
-              <w:t>Guests with an urgent flag, with a count</w:t>
-            </w:r>
-          </w:p>
-        </w:tc>
-        <w:tc>
-          <w:tcPr>
-            <w:tcW w:type="dxa" w:w="2431"/>
+            <w:tcW w:type="dxa" w:w="3443"/>
+          </w:tcPr>
+          <w:p>
+            <w:pPr>
+              <w:spacing w:after="0" w:line="252" w:lineRule="auto"/>
+            </w:pPr>
+            <w:r>
+              <w:rPr>
+                <w:sz w:val="19"/>
+              </w:rPr>
+              <w:t>Guests with an open urgent case, with a count</w:t>
+            </w:r>
+          </w:p>
+        </w:tc>
+        <w:tc>
+          <w:tcPr>
+            <w:tcW w:type="dxa" w:w="2372"/>
           </w:tcPr>
           <w:p>
             <w:pPr>
@@ -1487,7 +1487,7 @@
         </w:trPr>
         <w:tc>
           <w:tcPr>
-            <w:tcW w:type="dxa" w:w="1176"/>
+            <w:tcW w:type="dxa" w:w="1148"/>
             <w:shd w:val="clear" w:color="auto" w:fill="FAF6F7"/>
           </w:tcPr>
           <w:p>
@@ -1504,7 +1504,7 @@
         </w:tc>
         <w:tc>
           <w:tcPr>
-            <w:tcW w:type="dxa" w:w="2510"/>
+            <w:tcW w:type="dxa" w:w="2448"/>
             <w:shd w:val="clear" w:color="auto" w:fill="FAF6F7"/>
           </w:tcPr>
           <w:p>
@@ -1521,7 +1521,7 @@
         </w:tc>
         <w:tc>
           <w:tcPr>
-            <w:tcW w:type="dxa" w:w="3294"/>
+            <w:tcW w:type="dxa" w:w="3443"/>
             <w:shd w:val="clear" w:color="auto" w:fill="FAF6F7"/>
           </w:tcPr>
           <w:p>
@@ -1538,7 +1538,7 @@
         </w:tc>
         <w:tc>
           <w:tcPr>
-            <w:tcW w:type="dxa" w:w="2431"/>
+            <w:tcW w:type="dxa" w:w="2372"/>
             <w:shd w:val="clear" w:color="auto" w:fill="FAF6F7"/>
           </w:tcPr>
           <w:p>
@@ -1560,7 +1560,7 @@
         </w:trPr>
         <w:tc>
           <w:tcPr>
-            <w:tcW w:type="dxa" w:w="1176"/>
+            <w:tcW w:type="dxa" w:w="1148"/>
           </w:tcPr>
           <w:p>
             <w:pPr>
@@ -1576,7 +1576,7 @@
         </w:tc>
         <w:tc>
           <w:tcPr>
-            <w:tcW w:type="dxa" w:w="2510"/>
+            <w:tcW w:type="dxa" w:w="2448"/>
           </w:tcPr>
           <w:p>
             <w:pPr>
@@ -1592,7 +1592,7 @@
         </w:tc>
         <w:tc>
           <w:tcPr>
-            <w:tcW w:type="dxa" w:w="3294"/>
+            <w:tcW w:type="dxa" w:w="3443"/>
           </w:tcPr>
           <w:p>
             <w:pPr>
@@ -1608,7 +1608,7 @@
         </w:tc>
         <w:tc>
           <w:tcPr>
-            <w:tcW w:type="dxa" w:w="2431"/>
+            <w:tcW w:type="dxa" w:w="2372"/>
           </w:tcPr>
           <w:p>
             <w:pPr>
@@ -1629,7 +1629,7 @@
         </w:trPr>
         <w:tc>
           <w:tcPr>
-            <w:tcW w:type="dxa" w:w="1176"/>
+            <w:tcW w:type="dxa" w:w="1148"/>
             <w:shd w:val="clear" w:color="auto" w:fill="FAF6F7"/>
           </w:tcPr>
           <w:p>
@@ -1646,7 +1646,7 @@
         </w:tc>
         <w:tc>
           <w:tcPr>
-            <w:tcW w:type="dxa" w:w="2510"/>
+            <w:tcW w:type="dxa" w:w="2448"/>
             <w:shd w:val="clear" w:color="auto" w:fill="FAF6F7"/>
           </w:tcPr>
           <w:p>
@@ -1663,7 +1663,7 @@
         </w:tc>
         <w:tc>
           <w:tcPr>
-            <w:tcW w:type="dxa" w:w="3294"/>
+            <w:tcW w:type="dxa" w:w="3443"/>
             <w:shd w:val="clear" w:color="auto" w:fill="FAF6F7"/>
           </w:tcPr>
           <w:p>
@@ -1680,7 +1680,7 @@
         </w:tc>
         <w:tc>
           <w:tcPr>
-            <w:tcW w:type="dxa" w:w="2431"/>
+            <w:tcW w:type="dxa" w:w="2372"/>
             <w:shd w:val="clear" w:color="auto" w:fill="FAF6F7"/>
           </w:tcPr>
           <w:p>
@@ -1702,7 +1702,7 @@
         </w:trPr>
         <w:tc>
           <w:tcPr>
-            <w:tcW w:type="dxa" w:w="1176"/>
+            <w:tcW w:type="dxa" w:w="1148"/>
           </w:tcPr>
           <w:p>
             <w:pPr>
@@ -1718,7 +1718,7 @@
         </w:tc>
         <w:tc>
           <w:tcPr>
-            <w:tcW w:type="dxa" w:w="2510"/>
+            <w:tcW w:type="dxa" w:w="2448"/>
           </w:tcPr>
           <w:p>
             <w:pPr>
@@ -1734,7 +1734,7 @@
         </w:tc>
         <w:tc>
           <w:tcPr>
-            <w:tcW w:type="dxa" w:w="3294"/>
+            <w:tcW w:type="dxa" w:w="3443"/>
           </w:tcPr>
           <w:p>
             <w:pPr>
@@ -1750,7 +1750,7 @@
         </w:tc>
         <w:tc>
           <w:tcPr>
-            <w:tcW w:type="dxa" w:w="2431"/>
+            <w:tcW w:type="dxa" w:w="2372"/>
           </w:tcPr>
           <w:p>
             <w:pPr>
@@ -1771,7 +1771,7 @@
         </w:trPr>
         <w:tc>
           <w:tcPr>
-            <w:tcW w:type="dxa" w:w="1176"/>
+            <w:tcW w:type="dxa" w:w="1148"/>
             <w:shd w:val="clear" w:color="auto" w:fill="FAF6F7"/>
           </w:tcPr>
           <w:p>
@@ -1788,7 +1788,7 @@
         </w:tc>
         <w:tc>
           <w:tcPr>
-            <w:tcW w:type="dxa" w:w="2510"/>
+            <w:tcW w:type="dxa" w:w="2448"/>
             <w:shd w:val="clear" w:color="auto" w:fill="FAF6F7"/>
           </w:tcPr>
           <w:p>
@@ -1805,7 +1805,7 @@
         </w:tc>
         <w:tc>
           <w:tcPr>
-            <w:tcW w:type="dxa" w:w="3294"/>
+            <w:tcW w:type="dxa" w:w="3443"/>
             <w:shd w:val="clear" w:color="auto" w:fill="FAF6F7"/>
           </w:tcPr>
           <w:p>
@@ -1822,7 +1822,7 @@
         </w:tc>
         <w:tc>
           <w:tcPr>
-            <w:tcW w:type="dxa" w:w="2431"/>
+            <w:tcW w:type="dxa" w:w="2372"/>
             <w:shd w:val="clear" w:color="auto" w:fill="FAF6F7"/>
           </w:tcPr>
           <w:p>
@@ -2055,7 +2055,7 @@
       </w:pPr>
       <w:r>
         <w:rPr/>
-        <w:t>1.9 Guest status and the urgent flag</w:t>
+        <w:t>1.9 Guest status and urgent cases</w:t>
       </w:r>
     </w:p>
     <w:p>
@@ -2337,23 +2337,23 @@
       </w:pPr>
       <w:r>
         <w:rPr/>
-        <w:t>New guests never become Inactive, and a guest with an urgent flag is never moved to Inactive.</w:t>
-      </w:r>
-    </w:p>
-    <w:p>
-      <w:r>
-        <w:rPr/>
-        <w:t xml:space="preserve">The </w:t>
-      </w:r>
-      <w:r>
-        <w:rPr>
-          <w:b/>
-        </w:rPr>
-        <w:t>urgent flag</w:t>
-      </w:r>
-      <w:r>
-        <w:rPr/>
-        <w:t xml:space="preserve"> is separate from status. It marks a guest who needs contact within 72 hours because of risk. It shows as a red </w:t>
+        <w:t>New guests never become Inactive, and a guest with an open urgent case is never moved to Inactive.</w:t>
+      </w:r>
+    </w:p>
+    <w:p>
+      <w:r>
+        <w:rPr/>
+        <w:t xml:space="preserve">An </w:t>
+      </w:r>
+      <w:r>
+        <w:rPr>
+          <w:b/>
+        </w:rPr>
+        <w:t>urgent case</w:t>
+      </w:r>
+      <w:r>
+        <w:rPr/>
+        <w:t xml:space="preserve"> is separate from status. It marks a guest who needs contact within 72 hours because of risk. While it is open, a red </w:t>
       </w:r>
       <w:r>
         <w:rPr>
@@ -2363,7 +2363,7 @@
       </w:r>
       <w:r>
         <w:rPr/>
-        <w:t xml:space="preserve"> badge beside the status, so a guest can be Active and Urgent at the same time. Section 7 explains how it is raised and cleared.</w:t>
+        <w:t xml:space="preserve"> badge shows beside the status, so a guest can be Active and Urgent at the same time. Section 7 explains how an urgent case is raised and resolved.</w:t>
       </w:r>
     </w:p>
     <w:p>
@@ -2871,7 +2871,7 @@
       </w:r>
       <w:r>
         <w:rPr/>
-        <w:t xml:space="preserve"> shown when urgent cases are open anywhere in the hub, for example "2 urgent cases need attention — review the 72-hour contact window". It names the first guest and when the flag was raised. Select </w:t>
+        <w:t xml:space="preserve"> shown when urgent cases are open anywhere in the hub, for example "2 urgent cases need attention — review the 72-hour contact window". It names the first guest and when the urgent case was raised. Select </w:t>
       </w:r>
       <w:r>
         <w:rPr>
@@ -3292,7 +3292,7 @@
         </w:trPr>
         <w:tc>
           <w:tcPr>
-            <w:tcW w:type="dxa" w:w="907"/>
+            <w:tcW w:type="dxa" w:w="906"/>
             <w:shd w:val="clear" w:color="auto" w:fill="8D1B3D"/>
           </w:tcPr>
           <w:p>
@@ -3311,7 +3311,7 @@
         </w:tc>
         <w:tc>
           <w:tcPr>
-            <w:tcW w:type="dxa" w:w="4113"/>
+            <w:tcW w:type="dxa" w:w="4149"/>
             <w:shd w:val="clear" w:color="auto" w:fill="8D1B3D"/>
           </w:tcPr>
           <w:p>
@@ -3330,7 +3330,7 @@
         </w:tc>
         <w:tc>
           <w:tcPr>
-            <w:tcW w:type="dxa" w:w="2788"/>
+            <w:tcW w:type="dxa" w:w="2766"/>
             <w:shd w:val="clear" w:color="auto" w:fill="8D1B3D"/>
           </w:tcPr>
           <w:p>
@@ -3349,7 +3349,7 @@
         </w:tc>
         <w:tc>
           <w:tcPr>
-            <w:tcW w:type="dxa" w:w="1603"/>
+            <w:tcW w:type="dxa" w:w="1590"/>
             <w:shd w:val="clear" w:color="auto" w:fill="8D1B3D"/>
           </w:tcPr>
           <w:p>
@@ -3373,7 +3373,7 @@
         </w:trPr>
         <w:tc>
           <w:tcPr>
-            <w:tcW w:type="dxa" w:w="907"/>
+            <w:tcW w:type="dxa" w:w="906"/>
           </w:tcPr>
           <w:p>
             <w:pPr>
@@ -3389,7 +3389,7 @@
         </w:tc>
         <w:tc>
           <w:tcPr>
-            <w:tcW w:type="dxa" w:w="4113"/>
+            <w:tcW w:type="dxa" w:w="4149"/>
           </w:tcPr>
           <w:p>
             <w:pPr>
@@ -3405,7 +3405,7 @@
         </w:tc>
         <w:tc>
           <w:tcPr>
-            <w:tcW w:type="dxa" w:w="2788"/>
+            <w:tcW w:type="dxa" w:w="2766"/>
           </w:tcPr>
           <w:p>
             <w:pPr>
@@ -3421,7 +3421,7 @@
         </w:tc>
         <w:tc>
           <w:tcPr>
-            <w:tcW w:type="dxa" w:w="1603"/>
+            <w:tcW w:type="dxa" w:w="1590"/>
           </w:tcPr>
           <w:p>
             <w:pPr>
@@ -3442,7 +3442,7 @@
         </w:trPr>
         <w:tc>
           <w:tcPr>
-            <w:tcW w:type="dxa" w:w="907"/>
+            <w:tcW w:type="dxa" w:w="906"/>
             <w:shd w:val="clear" w:color="auto" w:fill="FAF6F7"/>
           </w:tcPr>
           <w:p>
@@ -3459,7 +3459,7 @@
         </w:tc>
         <w:tc>
           <w:tcPr>
-            <w:tcW w:type="dxa" w:w="4113"/>
+            <w:tcW w:type="dxa" w:w="4149"/>
             <w:shd w:val="clear" w:color="auto" w:fill="FAF6F7"/>
           </w:tcPr>
           <w:p>
@@ -3476,7 +3476,7 @@
         </w:tc>
         <w:tc>
           <w:tcPr>
-            <w:tcW w:type="dxa" w:w="2788"/>
+            <w:tcW w:type="dxa" w:w="2766"/>
             <w:shd w:val="clear" w:color="auto" w:fill="FAF6F7"/>
           </w:tcPr>
           <w:p>
@@ -3493,7 +3493,7 @@
         </w:tc>
         <w:tc>
           <w:tcPr>
-            <w:tcW w:type="dxa" w:w="1603"/>
+            <w:tcW w:type="dxa" w:w="1590"/>
             <w:shd w:val="clear" w:color="auto" w:fill="FAF6F7"/>
           </w:tcPr>
           <w:p>
@@ -3515,7 +3515,7 @@
         </w:trPr>
         <w:tc>
           <w:tcPr>
-            <w:tcW w:type="dxa" w:w="907"/>
+            <w:tcW w:type="dxa" w:w="906"/>
           </w:tcPr>
           <w:p>
             <w:pPr>
@@ -3531,7 +3531,7 @@
         </w:tc>
         <w:tc>
           <w:tcPr>
-            <w:tcW w:type="dxa" w:w="4113"/>
+            <w:tcW w:type="dxa" w:w="4149"/>
           </w:tcPr>
           <w:p>
             <w:pPr>
@@ -3547,7 +3547,7 @@
         </w:tc>
         <w:tc>
           <w:tcPr>
-            <w:tcW w:type="dxa" w:w="2788"/>
+            <w:tcW w:type="dxa" w:w="2766"/>
           </w:tcPr>
           <w:p>
             <w:pPr>
@@ -3563,7 +3563,7 @@
         </w:tc>
         <w:tc>
           <w:tcPr>
-            <w:tcW w:type="dxa" w:w="1603"/>
+            <w:tcW w:type="dxa" w:w="1590"/>
           </w:tcPr>
           <w:p>
             <w:pPr>
@@ -3584,7 +3584,7 @@
         </w:trPr>
         <w:tc>
           <w:tcPr>
-            <w:tcW w:type="dxa" w:w="907"/>
+            <w:tcW w:type="dxa" w:w="906"/>
             <w:shd w:val="clear" w:color="auto" w:fill="FAF6F7"/>
           </w:tcPr>
           <w:p>
@@ -3601,7 +3601,7 @@
         </w:tc>
         <w:tc>
           <w:tcPr>
-            <w:tcW w:type="dxa" w:w="4113"/>
+            <w:tcW w:type="dxa" w:w="4149"/>
             <w:shd w:val="clear" w:color="auto" w:fill="FAF6F7"/>
           </w:tcPr>
           <w:p>
@@ -3612,13 +3612,13 @@
               <w:rPr>
                 <w:sz w:val="19"/>
               </w:rPr>
-              <w:t>Guests with an urgent flag, with overdue scheduled contacts</w:t>
-            </w:r>
-          </w:p>
-        </w:tc>
-        <w:tc>
-          <w:tcPr>
-            <w:tcW w:type="dxa" w:w="2788"/>
+              <w:t>Guests with an open urgent case, with overdue scheduled contacts</w:t>
+            </w:r>
+          </w:p>
+        </w:tc>
+        <w:tc>
+          <w:tcPr>
+            <w:tcW w:type="dxa" w:w="2766"/>
             <w:shd w:val="clear" w:color="auto" w:fill="FAF6F7"/>
           </w:tcPr>
           <w:p>
@@ -3635,7 +3635,7 @@
         </w:tc>
         <w:tc>
           <w:tcPr>
-            <w:tcW w:type="dxa" w:w="1603"/>
+            <w:tcW w:type="dxa" w:w="1590"/>
             <w:shd w:val="clear" w:color="auto" w:fill="FAF6F7"/>
           </w:tcPr>
           <w:p>
@@ -5215,7 +5215,7 @@
               <w:rPr>
                 <w:sz w:val="19"/>
               </w:rPr>
-              <w:t>Shows only guests with the urgent flag; select again to turn off</w:t>
+              <w:t>Shows only guests with an open urgent case; select again to turn off</w:t>
             </w:r>
           </w:p>
         </w:tc>
@@ -5640,7 +5640,7 @@
     <w:p>
       <w:r>
         <w:rPr/>
-        <w:t>The file has each guest's name, date of birth, status, urgent flag, pathway and risk (High or Low). It also has the CMHW, registration date, last contact and next contact.</w:t>
+        <w:t>The file has each guest's name, date of birth, status, whether they have an open urgent case, pathway and risk (High or Low). It also has the CMHW, registration date, last contact and next contact.</w:t>
       </w:r>
     </w:p>
     <w:p>
@@ -7070,7 +7070,7 @@
         <w:rPr>
           <w:b/>
         </w:rPr>
-        <w:t>Crisis notes</w:t>
+        <w:t>Urgent case notes</w:t>
       </w:r>
       <w:r>
         <w:rPr/>
@@ -7171,7 +7171,7 @@
       </w:r>
       <w:r>
         <w:rPr/>
-        <w:t xml:space="preserve"> to "Is the guest at immediate risk?" raises the urgent flag when you submit. So do Yes answers to the three history questions, a Yes to immediate escalation, and the flags for self-harm, psychosis, domestic abuse or child safeguarding.</w:t>
+        <w:t xml:space="preserve"> to "Is the guest at immediate risk?" raises an urgent case when you submit. So do Yes answers to the three history questions, a Yes to immediate escalation, and the flags for self-harm, psychosis, domestic abuse or child safeguarding.</w:t>
       </w:r>
     </w:p>
     <w:p>
@@ -8056,7 +8056,7 @@
               <w:rPr>
                 <w:sz w:val="19"/>
               </w:rPr>
-              <w:t>The urgent flag and an urgent episode, if a risk was flagged</w:t>
+              <w:t>An urgent case, if a risk was flagged</w:t>
             </w:r>
           </w:p>
         </w:tc>
@@ -8457,7 +8457,7 @@
                 <w:b/>
                 <w:sz w:val="19"/>
               </w:rPr>
-              <w:t>Raise Urgent Flag</w:t>
+              <w:t>Raise Urgent Case</w:t>
             </w:r>
           </w:p>
         </w:tc>
@@ -8473,7 +8473,7 @@
               <w:rPr>
                 <w:sz w:val="19"/>
               </w:rPr>
-              <w:t>Opens a quick panel to tick the risks and raise the flag (section 5.5)</w:t>
+              <w:t>Opens a quick panel to record the risk and raise an urgent case (section 7.1)</w:t>
             </w:r>
           </w:p>
         </w:tc>
@@ -8620,7 +8620,7 @@
     <w:p>
       <w:r>
         <w:rPr/>
-        <w:t>The tabs are Overview, Demographics, Initial Conversation, Clinical Details, DIALOG Scores, Pathway History, Care Plan, Contact History, CPN Record, Documents, Actions &amp; Reminders and Notes. Hub Managers also see Access Log.</w:t>
+        <w:t>The tabs are Overview, Demographics, Initial Conversation, Clinical Details, DIALOG Scores, Pathway History, Care Plan, Contact History, Casework Notes, CPN Record, Documents, Actions &amp; Reminders and Notes. Hub Managers also see Access Log.</w:t>
       </w:r>
     </w:p>
     <w:p>
@@ -8741,7 +8741,7 @@
         <w:rPr>
           <w:b/>
         </w:rPr>
-        <w:t>Completed</w:t>
+        <w:t>Complete</w:t>
       </w:r>
       <w:r>
         <w:rPr/>
@@ -8751,7 +8751,7 @@
         <w:rPr>
           <w:b/>
         </w:rPr>
-        <w:t>Pending</w:t>
+        <w:t>Incomplete</w:t>
       </w:r>
       <w:r>
         <w:rPr/>
@@ -9066,7 +9066,7 @@
         <w:rPr>
           <w:b/>
         </w:rPr>
-        <w:t>Complete</w:t>
+        <w:t>Complete now</w:t>
       </w:r>
       <w:r>
         <w:rPr/>
@@ -9132,7 +9132,7 @@
       </w:r>
       <w:r>
         <w:rPr/>
-        <w:t>. "Saved" appears and the section shows Completed when every field is filled.</w:t>
+        <w:t>. "Saved" appears and the section shows Complete when every field is filled.</w:t>
       </w:r>
     </w:p>
     <w:p>
@@ -9148,7 +9148,27 @@
       </w:r>
       <w:r>
         <w:rPr/>
-        <w:t xml:space="preserve"> card shows the percentage complete. The </w:t>
+        <w:t xml:space="preserve"> card shows the percentage complete and marks each section </w:t>
+      </w:r>
+      <w:r>
+        <w:rPr>
+          <w:b/>
+        </w:rPr>
+        <w:t>Complete</w:t>
+      </w:r>
+      <w:r>
+        <w:rPr/>
+        <w:t xml:space="preserve"> or </w:t>
+      </w:r>
+      <w:r>
+        <w:rPr>
+          <w:b/>
+        </w:rPr>
+        <w:t>Incomplete</w:t>
+      </w:r>
+      <w:r>
+        <w:rPr/>
+        <w:t xml:space="preserve">. The </w:t>
       </w:r>
       <w:r>
         <w:rPr>
@@ -9158,7 +9178,7 @@
       </w:r>
       <w:r>
         <w:rPr/>
-        <w:t xml:space="preserve"> card shows service involvement from Clinical Details; select </w:t>
+        <w:t xml:space="preserve"> card shows service involvement from Clinical Details, also marked Complete or Incomplete; select </w:t>
       </w:r>
       <w:r>
         <w:rPr>
@@ -9567,7 +9587,7 @@
     <w:p>
       <w:r>
         <w:rPr/>
-        <w:t xml:space="preserve">The guest becomes Active. The record is locked and cannot be edited. Submitting also allocates the pathway and CMHW, schedules the next contact and creates the actions. Immediate risk raises the urgent flag. Immediate risk or the Clinical Support pathway also adds an </w:t>
+        <w:t xml:space="preserve">The guest becomes Active. The record is locked and cannot be edited. Submitting also allocates the pathway and CMHW, schedules the next contact and creates the actions. Immediate risk raises an urgent case. Immediate risk or the Clinical Support pathway also adds an </w:t>
       </w:r>
       <w:r>
         <w:rPr>
@@ -9770,13 +9790,148 @@
       </w:pPr>
       <w:r>
         <w:rPr/>
-        <w:t>Raise an urgent flag quickly</w:t>
-      </w:r>
-    </w:p>
-    <w:p>
-      <w:r>
-        <w:rPr/>
-        <w:t>You can raise the flag from any tab without opening Clinical Details.</w:t>
+        <w:t>The Risk &amp; complexity card</w:t>
+      </w:r>
+    </w:p>
+    <w:p>
+      <w:r>
+        <w:rPr/>
+        <w:t xml:space="preserve">This card is read-only. Risk is recorded by raising an urgent case with </w:t>
+      </w:r>
+      <w:r>
+        <w:rPr>
+          <w:b/>
+        </w:rPr>
+        <w:t>Raise Urgent Case</w:t>
+      </w:r>
+      <w:r>
+        <w:rPr/>
+        <w:t xml:space="preserve"> in the guest's header (section 7.1), not on this tab.</w:t>
+      </w:r>
+    </w:p>
+    <w:p>
+      <w:pPr>
+        <w:pStyle w:val="ListBullet"/>
+      </w:pPr>
+      <w:r>
+        <w:rPr>
+          <w:b/>
+        </w:rPr>
+        <w:t>Immediate risk flag</w:t>
+      </w:r>
+      <w:r>
+        <w:rPr/>
+        <w:t xml:space="preserve"> fills itself in from the guest's urgent cases:</w:t>
+      </w:r>
+    </w:p>
+    <w:p>
+      <w:pPr>
+        <w:pStyle w:val="ListBullet2"/>
+      </w:pPr>
+      <w:r>
+        <w:rPr/>
+        <w:t>"Yes — urgent case open", with the date and time it was raised</w:t>
+      </w:r>
+    </w:p>
+    <w:p>
+      <w:pPr>
+        <w:pStyle w:val="ListBullet2"/>
+      </w:pPr>
+      <w:r>
+        <w:rPr/>
+        <w:t>"No open urgent case", with when the last one was raised and resolved</w:t>
+      </w:r>
+    </w:p>
+    <w:p>
+      <w:pPr>
+        <w:pStyle w:val="ListBullet2"/>
+      </w:pPr>
+      <w:r>
+        <w:rPr/>
+        <w:t>"No urgent case raised", if the guest has never had one.</w:t>
+      </w:r>
+    </w:p>
+    <w:p>
+      <w:pPr>
+        <w:pStyle w:val="ListBullet"/>
+      </w:pPr>
+      <w:r>
+        <w:rPr>
+          <w:b/>
+        </w:rPr>
+        <w:t>SMI indicator</w:t>
+      </w:r>
+      <w:r>
+        <w:rPr/>
+        <w:t xml:space="preserve"> shows the tick from </w:t>
+      </w:r>
+      <w:r>
+        <w:rPr>
+          <w:b/>
+        </w:rPr>
+        <w:t>Edit details</w:t>
+      </w:r>
+      <w:r>
+        <w:rPr/>
+        <w:t>.</w:t>
+      </w:r>
+    </w:p>
+    <w:p>
+      <w:pPr>
+        <w:pStyle w:val="ListBullet"/>
+      </w:pPr>
+      <w:r>
+        <w:rPr>
+          <w:b/>
+        </w:rPr>
+        <w:t>Urgent cases</w:t>
+      </w:r>
+      <w:r>
+        <w:rPr/>
+        <w:t xml:space="preserve"> counts every urgent case the guest has had, for example "2 lifetime".</w:t>
+      </w:r>
+    </w:p>
+    <w:p>
+      <w:pPr>
+        <w:pStyle w:val="ListBullet"/>
+      </w:pPr>
+      <w:r>
+        <w:rPr/>
+        <w:t>A banner shows the latest risk assessment with its version and date, for example "Last risk assessment: v3, 12 Sep 2026 — active risk flags". Each urgent case raised is kept as a new version.</w:t>
+      </w:r>
+    </w:p>
+    <w:p>
+      <w:pPr>
+        <w:pStyle w:val="Heading3"/>
+      </w:pPr>
+      <w:r>
+        <w:rPr/>
+        <w:t>5.6 DIALOG Scores tab</w:t>
+      </w:r>
+    </w:p>
+    <w:p>
+      <w:r>
+        <w:rPr/>
+        <w:t xml:space="preserve">The first DIALOG assessment is the baseline. Later ones are reassessments. The </w:t>
+      </w:r>
+      <w:r>
+        <w:rPr>
+          <w:b/>
+        </w:rPr>
+        <w:t>Score history</w:t>
+      </w:r>
+      <w:r>
+        <w:rPr/>
+        <w:t xml:space="preserve"> table compares the baseline with the latest score for each of the 11 areas, and the total out of 77.</w:t>
+      </w:r>
+    </w:p>
+    <w:p>
+      <w:pPr>
+        <w:pStyle w:val="Heading4"/>
+      </w:pPr>
+      <w:r>
+        <w:rPr/>
+        <w:t>Record a DIALOG reassessment</w:t>
       </w:r>
     </w:p>
     <w:p>
@@ -9803,11 +9958,11 @@
         <w:rPr>
           <w:b/>
         </w:rPr>
-        <w:t>Raise Urgent Flag</w:t>
-      </w:r>
-      <w:r>
-        <w:rPr/>
-        <w:t xml:space="preserve"> in the guest's header. A panel opens on the right.</w:t>
+        <w:t>Record new</w:t>
+      </w:r>
+      <w:r>
+        <w:rPr/>
+        <w:t>.</w:t>
       </w:r>
     </w:p>
     <w:p>
@@ -9828,57 +9983,7 @@
       </w:r>
       <w:r>
         <w:rPr/>
-        <w:t xml:space="preserve">Tick one or more risks: </w:t>
-      </w:r>
-      <w:r>
-        <w:rPr>
-          <w:b/>
-        </w:rPr>
-        <w:t>Suicidal Ideation</w:t>
-      </w:r>
-      <w:r>
-        <w:rPr/>
-        <w:t xml:space="preserve">, </w:t>
-      </w:r>
-      <w:r>
-        <w:rPr>
-          <w:b/>
-        </w:rPr>
-        <w:t>Self Harm</w:t>
-      </w:r>
-      <w:r>
-        <w:rPr/>
-        <w:t xml:space="preserve">, </w:t>
-      </w:r>
-      <w:r>
-        <w:rPr>
-          <w:b/>
-        </w:rPr>
-        <w:t>Risk to Others</w:t>
-      </w:r>
-      <w:r>
-        <w:rPr/>
-        <w:t xml:space="preserve">, </w:t>
-      </w:r>
-      <w:r>
-        <w:rPr>
-          <w:b/>
-        </w:rPr>
-        <w:t>Severe Deterioration</w:t>
-      </w:r>
-      <w:r>
-        <w:rPr/>
-        <w:t xml:space="preserve">, </w:t>
-      </w:r>
-      <w:r>
-        <w:rPr>
-          <w:b/>
-        </w:rPr>
-        <w:t>Safeguarding Concern</w:t>
-      </w:r>
-      <w:r>
-        <w:rPr/>
-        <w:t>.</w:t>
+        <w:t>Choose a score from 1 (worst) to 7 (best) for each area. Every score starts at 4.</w:t>
       </w:r>
     </w:p>
     <w:p>
@@ -9899,17 +10004,47 @@
       </w:r>
       <w:r>
         <w:rPr/>
-        <w:t xml:space="preserve">Add </w:t>
-      </w:r>
-      <w:r>
-        <w:rPr>
-          <w:b/>
-        </w:rPr>
-        <w:t>Notes</w:t>
-      </w:r>
-      <w:r>
-        <w:rPr/>
-        <w:t xml:space="preserve"> if you want to, for example what happened and who reported it.</w:t>
+        <w:t xml:space="preserve">Select </w:t>
+      </w:r>
+      <w:r>
+        <w:rPr>
+          <w:b/>
+        </w:rPr>
+        <w:t>Save assessment</w:t>
+      </w:r>
+      <w:r>
+        <w:rPr/>
+        <w:t>.</w:t>
+      </w:r>
+    </w:p>
+    <w:p>
+      <w:r>
+        <w:rPr/>
+        <w:t>If the guest has no baseline yet, the first assessment you record becomes the baseline.</w:t>
+      </w:r>
+    </w:p>
+    <w:p>
+      <w:pPr>
+        <w:pStyle w:val="Heading3"/>
+      </w:pPr>
+      <w:r>
+        <w:rPr/>
+        <w:t>5.7 Pathway History tab</w:t>
+      </w:r>
+    </w:p>
+    <w:p>
+      <w:r>
+        <w:rPr/>
+        <w:t>This tab shows the current pathway, every pathway change and the caseload allocation.</w:t>
+      </w:r>
+    </w:p>
+    <w:p>
+      <w:pPr>
+        <w:pStyle w:val="Heading4"/>
+      </w:pPr>
+      <w:r>
+        <w:rPr/>
+        <w:t>Change the clinical pathway</w:t>
       </w:r>
     </w:p>
     <w:p>
@@ -9925,7 +10060,7 @@
           <w:b/>
           <w:color w:val="8D1B3D"/>
         </w:rPr>
-        <w:t>4.</w:t>
+        <w:t>1.</w:t>
         <w:tab/>
       </w:r>
       <w:r>
@@ -9936,26 +10071,11 @@
         <w:rPr>
           <w:b/>
         </w:rPr>
-        <w:t>Raise urgent flag</w:t>
+        <w:t>Add New Pathway</w:t>
       </w:r>
       <w:r>
         <w:rPr/>
         <w:t>.</w:t>
-      </w:r>
-    </w:p>
-    <w:p>
-      <w:r>
-        <w:rPr/>
-        <w:t>The panel closes and the header shows the Urgent badge. The flag is saved as a new risk assessment, so it also appears in the Risk &amp; complexity card. If the guest is already urgent, the panel says so, and the new risks are added to the open episode.</w:t>
-      </w:r>
-    </w:p>
-    <w:p>
-      <w:pPr>
-        <w:pStyle w:val="Heading4"/>
-      </w:pPr>
-      <w:r>
-        <w:rPr/>
-        <w:t>Record a risk assessment</w:t>
       </w:r>
     </w:p>
     <w:p>
@@ -9971,32 +10091,22 @@
           <w:b/>
           <w:color w:val="8D1B3D"/>
         </w:rPr>
-        <w:t>1.</w:t>
+        <w:t>2.</w:t>
         <w:tab/>
       </w:r>
       <w:r>
         <w:rPr/>
-        <w:t xml:space="preserve">In the </w:t>
-      </w:r>
-      <w:r>
-        <w:rPr>
-          <w:b/>
-        </w:rPr>
-        <w:t>Risk &amp; complexity</w:t>
-      </w:r>
-      <w:r>
-        <w:rPr/>
-        <w:t xml:space="preserve"> card, select </w:t>
-      </w:r>
-      <w:r>
-        <w:rPr>
-          <w:b/>
-        </w:rPr>
-        <w:t>+ Record assessment</w:t>
-      </w:r>
-      <w:r>
-        <w:rPr/>
-        <w:t>.</w:t>
+        <w:t xml:space="preserve">Under </w:t>
+      </w:r>
+      <w:r>
+        <w:rPr>
+          <w:b/>
+        </w:rPr>
+        <w:t>Select new pathway</w:t>
+      </w:r>
+      <w:r>
+        <w:rPr/>
+        <w:t>, choose the new pathway. The current one cannot be chosen.</w:t>
       </w:r>
     </w:p>
     <w:p>
@@ -10012,62 +10122,22 @@
           <w:b/>
           <w:color w:val="8D1B3D"/>
         </w:rPr>
-        <w:t>2.</w:t>
+        <w:t>3.</w:t>
         <w:tab/>
       </w:r>
       <w:r>
         <w:rPr/>
-        <w:t xml:space="preserve">Tick any that apply: </w:t>
-      </w:r>
-      <w:r>
-        <w:rPr>
-          <w:b/>
-        </w:rPr>
-        <w:t>Suicidal ideation</w:t>
-      </w:r>
-      <w:r>
-        <w:rPr/>
-        <w:t xml:space="preserve">, </w:t>
-      </w:r>
-      <w:r>
-        <w:rPr>
-          <w:b/>
-        </w:rPr>
-        <w:t>Self-harm</w:t>
-      </w:r>
-      <w:r>
-        <w:rPr/>
-        <w:t xml:space="preserve">, </w:t>
-      </w:r>
-      <w:r>
-        <w:rPr>
-          <w:b/>
-        </w:rPr>
-        <w:t>Risk to others</w:t>
-      </w:r>
-      <w:r>
-        <w:rPr/>
-        <w:t xml:space="preserve">, </w:t>
-      </w:r>
-      <w:r>
-        <w:rPr>
-          <w:b/>
-        </w:rPr>
-        <w:t>Severe deterioration</w:t>
-      </w:r>
-      <w:r>
-        <w:rPr/>
-        <w:t xml:space="preserve">, </w:t>
-      </w:r>
-      <w:r>
-        <w:rPr>
-          <w:b/>
-        </w:rPr>
-        <w:t>Safeguarding concern</w:t>
-      </w:r>
-      <w:r>
-        <w:rPr/>
-        <w:t>.</w:t>
+        <w:t xml:space="preserve">Enter the </w:t>
+      </w:r>
+      <w:r>
+        <w:rPr>
+          <w:b/>
+        </w:rPr>
+        <w:t>Date of change</w:t>
+      </w:r>
+      <w:r>
+        <w:rPr/>
+        <w:t>. It cannot be in the future.</w:t>
       </w:r>
     </w:p>
     <w:p>
@@ -10083,22 +10153,22 @@
           <w:b/>
           <w:color w:val="8D1B3D"/>
         </w:rPr>
-        <w:t>3.</w:t>
+        <w:t>4.</w:t>
         <w:tab/>
       </w:r>
       <w:r>
         <w:rPr/>
-        <w:t xml:space="preserve">Add </w:t>
-      </w:r>
-      <w:r>
-        <w:rPr>
-          <w:b/>
-        </w:rPr>
-        <w:t>Notes</w:t>
-      </w:r>
-      <w:r>
-        <w:rPr/>
-        <w:t>.</w:t>
+        <w:t xml:space="preserve">Check </w:t>
+      </w:r>
+      <w:r>
+        <w:rPr>
+          <w:b/>
+        </w:rPr>
+        <w:t>Assigned by</w:t>
+      </w:r>
+      <w:r>
+        <w:rPr/>
+        <w:t>. It is set to you; change it to whoever authorised the change.</w:t>
       </w:r>
     </w:p>
     <w:p>
@@ -10114,88 +10184,22 @@
           <w:b/>
           <w:color w:val="8D1B3D"/>
         </w:rPr>
-        <w:t>4.</w:t>
+        <w:t>5.</w:t>
         <w:tab/>
       </w:r>
       <w:r>
         <w:rPr/>
-        <w:t xml:space="preserve">Select </w:t>
-      </w:r>
-      <w:r>
-        <w:rPr>
-          <w:b/>
-        </w:rPr>
-        <w:t>Save assessment</w:t>
-      </w:r>
-      <w:r>
-        <w:rPr/>
-        <w:t>.</w:t>
-      </w:r>
-    </w:p>
-    <w:p>
-      <w:r>
-        <w:rPr/>
-        <w:t>If you tick at least one box, the guest gets the urgent flag and appears on Urgent Cases. The assigned CMHW is also sent an email, if your hub has turned this on.</w:t>
-      </w:r>
-    </w:p>
-    <w:p>
-      <w:r>
-        <w:rPr/>
-        <w:t>Each assessment is kept as a new version. The card shows whether the latest one found a risk. A banner gives its version and date, for example "Last risk assessment: v3, 12 Sep 2026 — active risk flags".</w:t>
-      </w:r>
-    </w:p>
-    <w:p>
-      <w:pPr>
-        <w:spacing w:before="80" w:after="160"/>
-        <w:ind w:left="198"/>
-        <w:pBdr>
-          <w:left w:val="single" w:sz="18" w:space="8" w:color="8D1B3D"/>
-        </w:pBdr>
-        <w:shd w:val="clear" w:color="auto" w:fill="FBF1F4"/>
-      </w:pPr>
-      <w:r>
-        <w:rPr>
-          <w:b/>
-        </w:rPr>
-        <w:t>Tip:</w:t>
-      </w:r>
-      <w:r>
-        <w:rPr/>
-        <w:t xml:space="preserve"> Recording a new assessment with no boxes ticked does not clear the urgent flag. Only resolving the urgent episode clears it (section 7.7).</w:t>
-      </w:r>
-    </w:p>
-    <w:p>
-      <w:pPr>
-        <w:pStyle w:val="Heading3"/>
-      </w:pPr>
-      <w:r>
-        <w:rPr/>
-        <w:t>5.6 DIALOG Scores tab</w:t>
-      </w:r>
-    </w:p>
-    <w:p>
-      <w:r>
-        <w:rPr/>
-        <w:t xml:space="preserve">The first DIALOG assessment is the baseline. Later ones are reassessments. The </w:t>
-      </w:r>
-      <w:r>
-        <w:rPr>
-          <w:b/>
-        </w:rPr>
-        <w:t>Score history</w:t>
-      </w:r>
-      <w:r>
-        <w:rPr/>
-        <w:t xml:space="preserve"> table compares the baseline with the latest score for each of the 11 areas, and the total out of 77.</w:t>
-      </w:r>
-    </w:p>
-    <w:p>
-      <w:pPr>
-        <w:pStyle w:val="Heading4"/>
-      </w:pPr>
-      <w:r>
-        <w:rPr/>
-        <w:t>Record a DIALOG reassessment</w:t>
+        <w:t xml:space="preserve">Enter the </w:t>
+      </w:r>
+      <w:r>
+        <w:rPr>
+          <w:b/>
+        </w:rPr>
+        <w:t>Reason for change</w:t>
+      </w:r>
+      <w:r>
+        <w:rPr/>
+        <w:t>. This is required.</w:t>
       </w:r>
     </w:p>
     <w:p>
@@ -10211,7 +10215,7 @@
           <w:b/>
           <w:color w:val="8D1B3D"/>
         </w:rPr>
-        <w:t>1.</w:t>
+        <w:t>6.</w:t>
         <w:tab/>
       </w:r>
       <w:r>
@@ -10222,11 +10226,26 @@
         <w:rPr>
           <w:b/>
         </w:rPr>
-        <w:t>Record new</w:t>
+        <w:t>Change Pathway</w:t>
       </w:r>
       <w:r>
         <w:rPr/>
         <w:t>.</w:t>
+      </w:r>
+    </w:p>
+    <w:p>
+      <w:r>
+        <w:rPr/>
+        <w:t>The old pathway stays in the history. The change is permanent and appears in reports.</w:t>
+      </w:r>
+    </w:p>
+    <w:p>
+      <w:pPr>
+        <w:pStyle w:val="Heading4"/>
+      </w:pPr>
+      <w:r>
+        <w:rPr/>
+        <w:t>Reassign the CMHW</w:t>
       </w:r>
     </w:p>
     <w:p>
@@ -10242,12 +10261,32 @@
           <w:b/>
           <w:color w:val="8D1B3D"/>
         </w:rPr>
-        <w:t>2.</w:t>
+        <w:t>1.</w:t>
         <w:tab/>
       </w:r>
       <w:r>
         <w:rPr/>
-        <w:t>Choose a score from 1 (worst) to 7 (best) for each area. Every score starts at 4.</w:t>
+        <w:t xml:space="preserve">Under </w:t>
+      </w:r>
+      <w:r>
+        <w:rPr>
+          <w:b/>
+        </w:rPr>
+        <w:t>Caseload allocation</w:t>
+      </w:r>
+      <w:r>
+        <w:rPr/>
+        <w:t xml:space="preserve">, select </w:t>
+      </w:r>
+      <w:r>
+        <w:rPr>
+          <w:b/>
+        </w:rPr>
+        <w:t>Reassign CMHW</w:t>
+      </w:r>
+      <w:r>
+        <w:rPr/>
+        <w:t>.</w:t>
       </w:r>
     </w:p>
     <w:p>
@@ -10263,52 +10302,22 @@
           <w:b/>
           <w:color w:val="8D1B3D"/>
         </w:rPr>
-        <w:t>3.</w:t>
+        <w:t>2.</w:t>
         <w:tab/>
       </w:r>
       <w:r>
         <w:rPr/>
-        <w:t xml:space="preserve">Select </w:t>
-      </w:r>
-      <w:r>
-        <w:rPr>
-          <w:b/>
-        </w:rPr>
-        <w:t>Save assessment</w:t>
-      </w:r>
-      <w:r>
-        <w:rPr/>
-        <w:t>.</w:t>
-      </w:r>
-    </w:p>
-    <w:p>
-      <w:r>
-        <w:rPr/>
-        <w:t>If the guest has no baseline yet, the first assessment you record becomes the baseline.</w:t>
-      </w:r>
-    </w:p>
-    <w:p>
-      <w:pPr>
-        <w:pStyle w:val="Heading3"/>
-      </w:pPr>
-      <w:r>
-        <w:rPr/>
-        <w:t>5.7 Pathway History tab</w:t>
-      </w:r>
-    </w:p>
-    <w:p>
-      <w:r>
-        <w:rPr/>
-        <w:t>This tab shows the current pathway, every pathway change and the caseload allocation.</w:t>
-      </w:r>
-    </w:p>
-    <w:p>
-      <w:pPr>
-        <w:pStyle w:val="Heading4"/>
-      </w:pPr>
-      <w:r>
-        <w:rPr/>
-        <w:t>Change the clinical pathway</w:t>
+        <w:t xml:space="preserve">Choose the </w:t>
+      </w:r>
+      <w:r>
+        <w:rPr>
+          <w:b/>
+        </w:rPr>
+        <w:t>New CMHW</w:t>
+      </w:r>
+      <w:r>
+        <w:rPr/>
+        <w:t>. This is required.</w:t>
       </w:r>
     </w:p>
     <w:p>
@@ -10324,18 +10333,18 @@
           <w:b/>
           <w:color w:val="8D1B3D"/>
         </w:rPr>
-        <w:t>1.</w:t>
+        <w:t>3.</w:t>
         <w:tab/>
       </w:r>
       <w:r>
         <w:rPr/>
-        <w:t xml:space="preserve">Select </w:t>
-      </w:r>
-      <w:r>
-        <w:rPr>
-          <w:b/>
-        </w:rPr>
-        <w:t>Add New Pathway</w:t>
+        <w:t xml:space="preserve">Enter the </w:t>
+      </w:r>
+      <w:r>
+        <w:rPr>
+          <w:b/>
+        </w:rPr>
+        <w:t>Reason for reassignment</w:t>
       </w:r>
       <w:r>
         <w:rPr/>
@@ -10355,22 +10364,62 @@
           <w:b/>
           <w:color w:val="8D1B3D"/>
         </w:rPr>
-        <w:t>2.</w:t>
+        <w:t>4.</w:t>
         <w:tab/>
       </w:r>
       <w:r>
         <w:rPr/>
-        <w:t xml:space="preserve">Under </w:t>
-      </w:r>
-      <w:r>
-        <w:rPr>
-          <w:b/>
-        </w:rPr>
-        <w:t>Select new pathway</w:t>
-      </w:r>
-      <w:r>
-        <w:rPr/>
-        <w:t>, choose the new pathway. The current one cannot be chosen.</w:t>
+        <w:t xml:space="preserve">Select </w:t>
+      </w:r>
+      <w:r>
+        <w:rPr>
+          <w:b/>
+        </w:rPr>
+        <w:t>Reassign CMHW</w:t>
+      </w:r>
+      <w:r>
+        <w:rPr/>
+        <w:t>.</w:t>
+      </w:r>
+    </w:p>
+    <w:p>
+      <w:r>
+        <w:rPr/>
+        <w:t>Every reassignment is logged with who made it, when and why.</w:t>
+      </w:r>
+    </w:p>
+    <w:p>
+      <w:pPr>
+        <w:pStyle w:val="Heading3"/>
+      </w:pPr>
+      <w:r>
+        <w:rPr/>
+        <w:t>5.8 Care Plan tab</w:t>
+      </w:r>
+    </w:p>
+    <w:p>
+      <w:r>
+        <w:rPr/>
+        <w:t xml:space="preserve">A care plan is agreed with the guest in a session. It records what they want to work on, the support we will provide, what they will do between sessions, referrals, the goals being worked towards, and the review and next steps. The tab lists every plan the guest has had under </w:t>
+      </w:r>
+      <w:r>
+        <w:rPr>
+          <w:b/>
+        </w:rPr>
+        <w:t>Care Plan History</w:t>
+      </w:r>
+      <w:r>
+        <w:rPr/>
+        <w:t>, newest first. The active plan is open; select any plan to open or close it.</w:t>
+      </w:r>
+    </w:p>
+    <w:p>
+      <w:pPr>
+        <w:pStyle w:val="Heading4"/>
+      </w:pPr>
+      <w:r>
+        <w:rPr/>
+        <w:t>Create a care plan</w:t>
       </w:r>
     </w:p>
     <w:p>
@@ -10386,22 +10435,22 @@
           <w:b/>
           <w:color w:val="8D1B3D"/>
         </w:rPr>
-        <w:t>3.</w:t>
+        <w:t>1.</w:t>
         <w:tab/>
       </w:r>
       <w:r>
         <w:rPr/>
-        <w:t xml:space="preserve">Enter the </w:t>
-      </w:r>
-      <w:r>
-        <w:rPr>
-          <w:b/>
-        </w:rPr>
-        <w:t>Date of change</w:t>
-      </w:r>
-      <w:r>
-        <w:rPr/>
-        <w:t>. It cannot be in the future.</w:t>
+        <w:t xml:space="preserve">Select </w:t>
+      </w:r>
+      <w:r>
+        <w:rPr>
+          <w:b/>
+        </w:rPr>
+        <w:t>Create New Plan</w:t>
+      </w:r>
+      <w:r>
+        <w:rPr/>
+        <w:t>.</w:t>
       </w:r>
     </w:p>
     <w:p>
@@ -10417,22 +10466,32 @@
           <w:b/>
           <w:color w:val="8D1B3D"/>
         </w:rPr>
-        <w:t>4.</w:t>
+        <w:t>2.</w:t>
         <w:tab/>
       </w:r>
       <w:r>
         <w:rPr/>
-        <w:t xml:space="preserve">Check </w:t>
-      </w:r>
-      <w:r>
-        <w:rPr>
-          <w:b/>
-        </w:rPr>
-        <w:t>Assigned by</w:t>
-      </w:r>
-      <w:r>
-        <w:rPr/>
-        <w:t>. It is set to you; change it to whoever authorised the change.</w:t>
+        <w:t xml:space="preserve">Fill in </w:t>
+      </w:r>
+      <w:r>
+        <w:rPr>
+          <w:b/>
+        </w:rPr>
+        <w:t>What does the guest want to work on?</w:t>
+      </w:r>
+      <w:r>
+        <w:rPr/>
+        <w:t xml:space="preserve"> and </w:t>
+      </w:r>
+      <w:r>
+        <w:rPr>
+          <w:b/>
+        </w:rPr>
+        <w:t>What support will we provide?</w:t>
+      </w:r>
+      <w:r>
+        <w:rPr/>
+        <w:t>. Both are required.</w:t>
       </w:r>
     </w:p>
     <w:p>
@@ -10448,22 +10507,32 @@
           <w:b/>
           <w:color w:val="8D1B3D"/>
         </w:rPr>
-        <w:t>5.</w:t>
+        <w:t>3.</w:t>
         <w:tab/>
       </w:r>
       <w:r>
         <w:rPr/>
-        <w:t xml:space="preserve">Enter the </w:t>
-      </w:r>
-      <w:r>
-        <w:rPr>
-          <w:b/>
-        </w:rPr>
-        <w:t>Reason for change</w:t>
-      </w:r>
-      <w:r>
-        <w:rPr/>
-        <w:t>. This is required.</w:t>
+        <w:t xml:space="preserve">Add </w:t>
+      </w:r>
+      <w:r>
+        <w:rPr>
+          <w:b/>
+        </w:rPr>
+        <w:t>What will the guest do between sessions?</w:t>
+      </w:r>
+      <w:r>
+        <w:rPr/>
+        <w:t xml:space="preserve"> and </w:t>
+      </w:r>
+      <w:r>
+        <w:rPr>
+          <w:b/>
+        </w:rPr>
+        <w:t>Any referrals made or planned</w:t>
+      </w:r>
+      <w:r>
+        <w:rPr/>
+        <w:t xml:space="preserve"> if they apply.</w:t>
       </w:r>
     </w:p>
     <w:p>
@@ -10479,37 +10548,72 @@
           <w:b/>
           <w:color w:val="8D1B3D"/>
         </w:rPr>
-        <w:t>6.</w:t>
+        <w:t>4.</w:t>
         <w:tab/>
       </w:r>
       <w:r>
         <w:rPr/>
-        <w:t xml:space="preserve">Select </w:t>
-      </w:r>
-      <w:r>
-        <w:rPr>
-          <w:b/>
-        </w:rPr>
-        <w:t>Change Pathway</w:t>
-      </w:r>
-      <w:r>
-        <w:rPr/>
-        <w:t>.</w:t>
-      </w:r>
-    </w:p>
-    <w:p>
-      <w:r>
-        <w:rPr/>
-        <w:t>The old pathway stays in the history. The change is permanent and appears in reports.</w:t>
-      </w:r>
-    </w:p>
-    <w:p>
-      <w:pPr>
-        <w:pStyle w:val="Heading4"/>
-      </w:pPr>
-      <w:r>
-        <w:rPr/>
-        <w:t>Reassign the CMHW</w:t>
+        <w:t xml:space="preserve">Under </w:t>
+      </w:r>
+      <w:r>
+        <w:rPr>
+          <w:b/>
+        </w:rPr>
+        <w:t>Goals</w:t>
+      </w:r>
+      <w:r>
+        <w:rPr/>
+        <w:t xml:space="preserve">, give each goal a </w:t>
+      </w:r>
+      <w:r>
+        <w:rPr>
+          <w:b/>
+        </w:rPr>
+        <w:t>Description</w:t>
+      </w:r>
+      <w:r>
+        <w:rPr/>
+        <w:t xml:space="preserve"> and choose a </w:t>
+      </w:r>
+      <w:r>
+        <w:rPr>
+          <w:b/>
+        </w:rPr>
+        <w:t>Status</w:t>
+      </w:r>
+      <w:r>
+        <w:rPr/>
+        <w:t xml:space="preserve">: Not started, In progress, Achieved or Discontinued. Add a </w:t>
+      </w:r>
+      <w:r>
+        <w:rPr>
+          <w:b/>
+        </w:rPr>
+        <w:t>Target date</w:t>
+      </w:r>
+      <w:r>
+        <w:rPr/>
+        <w:t xml:space="preserve"> and a </w:t>
+      </w:r>
+      <w:r>
+        <w:rPr>
+          <w:b/>
+        </w:rPr>
+        <w:t>Progress note</w:t>
+      </w:r>
+      <w:r>
+        <w:rPr/>
+        <w:t xml:space="preserve"> if useful. Select </w:t>
+      </w:r>
+      <w:r>
+        <w:rPr>
+          <w:b/>
+        </w:rPr>
+        <w:t>Add goal</w:t>
+      </w:r>
+      <w:r>
+        <w:rPr/>
+        <w:t xml:space="preserve"> for more, use the arrow buttons to reorder them, or the remove button to delete one. A goal left completely blank is ignored.</w:t>
       </w:r>
     </w:p>
     <w:p>
@@ -10525,7 +10629,7 @@
           <w:b/>
           <w:color w:val="8D1B3D"/>
         </w:rPr>
-        <w:t>1.</w:t>
+        <w:t>5.</w:t>
         <w:tab/>
       </w:r>
       <w:r>
@@ -10536,21 +10640,51 @@
         <w:rPr>
           <w:b/>
         </w:rPr>
-        <w:t>Caseload allocation</w:t>
-      </w:r>
-      <w:r>
-        <w:rPr/>
-        <w:t xml:space="preserve">, select </w:t>
-      </w:r>
-      <w:r>
-        <w:rPr>
-          <w:b/>
-        </w:rPr>
-        <w:t>Reassign CMHW</w:t>
-      </w:r>
-      <w:r>
-        <w:rPr/>
-        <w:t>.</w:t>
+        <w:t>Review &amp; Next steps</w:t>
+      </w:r>
+      <w:r>
+        <w:rPr/>
+        <w:t xml:space="preserve">, set the </w:t>
+      </w:r>
+      <w:r>
+        <w:rPr>
+          <w:b/>
+        </w:rPr>
+        <w:t>Date of next contact</w:t>
+      </w:r>
+      <w:r>
+        <w:rPr/>
+        <w:t xml:space="preserve"> and the </w:t>
+      </w:r>
+      <w:r>
+        <w:rPr>
+          <w:b/>
+        </w:rPr>
+        <w:t>MDT Review date</w:t>
+      </w:r>
+      <w:r>
+        <w:rPr/>
+        <w:t xml:space="preserve">, and answer </w:t>
+      </w:r>
+      <w:r>
+        <w:rPr>
+          <w:b/>
+        </w:rPr>
+        <w:t>CPN involvement required?</w:t>
+      </w:r>
+      <w:r>
+        <w:rPr/>
+        <w:t xml:space="preserve"> and </w:t>
+      </w:r>
+      <w:r>
+        <w:rPr>
+          <w:b/>
+        </w:rPr>
+        <w:t>Has a referral to NHS services been made or discussed?</w:t>
+      </w:r>
+      <w:r>
+        <w:rPr/>
+        <w:t>. All four are required.</w:t>
       </w:r>
     </w:p>
     <w:p>
@@ -10566,22 +10700,22 @@
           <w:b/>
           <w:color w:val="8D1B3D"/>
         </w:rPr>
-        <w:t>2.</w:t>
+        <w:t>6.</w:t>
         <w:tab/>
       </w:r>
       <w:r>
         <w:rPr/>
-        <w:t xml:space="preserve">Choose the </w:t>
-      </w:r>
-      <w:r>
-        <w:rPr>
-          <w:b/>
-        </w:rPr>
-        <w:t>New CMHW</w:t>
-      </w:r>
-      <w:r>
-        <w:rPr/>
-        <w:t>. This is required.</w:t>
+        <w:t xml:space="preserve">Add </w:t>
+      </w:r>
+      <w:r>
+        <w:rPr>
+          <w:b/>
+        </w:rPr>
+        <w:t>Any other notes for the record</w:t>
+      </w:r>
+      <w:r>
+        <w:rPr/>
+        <w:t xml:space="preserve"> if needed.</w:t>
       </w:r>
     </w:p>
     <w:p>
@@ -10597,22 +10731,386 @@
           <w:b/>
           <w:color w:val="8D1B3D"/>
         </w:rPr>
-        <w:t>3.</w:t>
+        <w:t>7.</w:t>
         <w:tab/>
       </w:r>
       <w:r>
         <w:rPr/>
-        <w:t xml:space="preserve">Enter the </w:t>
-      </w:r>
-      <w:r>
-        <w:rPr>
-          <w:b/>
-        </w:rPr>
-        <w:t>Reason for reassignment</w:t>
+        <w:t xml:space="preserve">Select </w:t>
+      </w:r>
+      <w:r>
+        <w:rPr>
+          <w:b/>
+        </w:rPr>
+        <w:t>Create</w:t>
       </w:r>
       <w:r>
         <w:rPr/>
         <w:t>.</w:t>
+      </w:r>
+    </w:p>
+    <w:p>
+      <w:r>
+        <w:rPr/>
+        <w:t>If the guest already has an active plan, creating a new one closes it. The old plan stays in Care Plan History, marked as superseded.</w:t>
+      </w:r>
+    </w:p>
+    <w:p>
+      <w:pPr>
+        <w:pStyle w:val="Heading4"/>
+      </w:pPr>
+      <w:r>
+        <w:rPr/>
+        <w:t>Edit, close or export a care plan</w:t>
+      </w:r>
+    </w:p>
+    <w:p>
+      <w:r>
+        <w:rPr/>
+        <w:t xml:space="preserve">Select the </w:t>
+      </w:r>
+      <w:r>
+        <w:rPr>
+          <w:b/>
+        </w:rPr>
+        <w:t>⋮</w:t>
+      </w:r>
+      <w:r>
+        <w:rPr/>
+        <w:t xml:space="preserve"> button on a plan's row:</w:t>
+      </w:r>
+    </w:p>
+    <w:p>
+      <w:pPr>
+        <w:pStyle w:val="ListBullet"/>
+      </w:pPr>
+      <w:r>
+        <w:rPr>
+          <w:b/>
+        </w:rPr>
+        <w:t>Edit Plan</w:t>
+      </w:r>
+      <w:r>
+        <w:rPr/>
+        <w:t xml:space="preserve"> (active plan only) opens the plan to update. Select </w:t>
+      </w:r>
+      <w:r>
+        <w:rPr>
+          <w:b/>
+        </w:rPr>
+        <w:t>Save changes</w:t>
+      </w:r>
+      <w:r>
+        <w:rPr/>
+        <w:t xml:space="preserve"> when you are done.</w:t>
+      </w:r>
+    </w:p>
+    <w:p>
+      <w:pPr>
+        <w:pStyle w:val="ListBullet"/>
+      </w:pPr>
+      <w:r>
+        <w:rPr>
+          <w:b/>
+        </w:rPr>
+        <w:t>Close Plan</w:t>
+      </w:r>
+      <w:r>
+        <w:rPr/>
+        <w:t xml:space="preserve"> (active plan only) asks you to confirm, then moves the plan to history.</w:t>
+      </w:r>
+    </w:p>
+    <w:p>
+      <w:pPr>
+        <w:pStyle w:val="ListBullet"/>
+      </w:pPr>
+      <w:r>
+        <w:rPr>
+          <w:b/>
+        </w:rPr>
+        <w:t>Export Plan</w:t>
+      </w:r>
+      <w:r>
+        <w:rPr/>
+        <w:t xml:space="preserve"> downloads the plan as a text file. Every export is recorded in the guest's access log.</w:t>
+      </w:r>
+    </w:p>
+    <w:p>
+      <w:r>
+        <w:rPr/>
+        <w:t xml:space="preserve">Closed plans are read-only. A </w:t>
+      </w:r>
+      <w:r>
+        <w:rPr>
+          <w:b/>
+        </w:rPr>
+        <w:t>MDT review overdue</w:t>
+      </w:r>
+      <w:r>
+        <w:rPr/>
+        <w:t xml:space="preserve"> chip appears when the MDT review date has passed.</w:t>
+      </w:r>
+    </w:p>
+    <w:p>
+      <w:pPr>
+        <w:pStyle w:val="Heading3"/>
+      </w:pPr>
+      <w:r>
+        <w:rPr/>
+        <w:t>5.9 Contact History and Casework Notes tabs</w:t>
+      </w:r>
+    </w:p>
+    <w:p>
+      <w:pPr>
+        <w:pStyle w:val="Heading4"/>
+      </w:pPr>
+      <w:r>
+        <w:rPr/>
+        <w:t>Contact History</w:t>
+      </w:r>
+    </w:p>
+    <w:p>
+      <w:r>
+        <w:rPr/>
+        <w:t xml:space="preserve">This lists every contact recorded for the guest, newest first. Each row leads with the type of contact chosen in Add Contact: </w:t>
+      </w:r>
+      <w:r>
+        <w:rPr>
+          <w:b/>
+        </w:rPr>
+        <w:t>Casework</w:t>
+      </w:r>
+      <w:r>
+        <w:rPr/>
+        <w:t xml:space="preserve">, </w:t>
+      </w:r>
+      <w:r>
+        <w:rPr>
+          <w:b/>
+        </w:rPr>
+        <w:t>Activity</w:t>
+      </w:r>
+      <w:r>
+        <w:rPr/>
+        <w:t xml:space="preserve">, </w:t>
+      </w:r>
+      <w:r>
+        <w:rPr>
+          <w:b/>
+        </w:rPr>
+        <w:t>Hospitality</w:t>
+      </w:r>
+      <w:r>
+        <w:rPr/>
+        <w:t xml:space="preserve">, </w:t>
+      </w:r>
+      <w:r>
+        <w:rPr>
+          <w:b/>
+        </w:rPr>
+        <w:t>AFA</w:t>
+      </w:r>
+      <w:r>
+        <w:rPr/>
+        <w:t xml:space="preserve"> or </w:t>
+      </w:r>
+      <w:r>
+        <w:rPr>
+          <w:b/>
+        </w:rPr>
+        <w:t>CPN contact</w:t>
+      </w:r>
+      <w:r>
+        <w:rPr/>
+        <w:t xml:space="preserve">. Under it, in smaller text, are how the contact was made (for example Phone call), the date and time, and who recorded it. Older contacts that were not recorded through Add Contact show "Contact". Select </w:t>
+      </w:r>
+      <w:r>
+        <w:rPr>
+          <w:b/>
+        </w:rPr>
+        <w:t>Load more</w:t>
+      </w:r>
+      <w:r>
+        <w:rPr/>
+        <w:t xml:space="preserve"> to see older contacts.</w:t>
+      </w:r>
+    </w:p>
+    <w:p>
+      <w:pPr>
+        <w:pStyle w:val="Heading4"/>
+      </w:pPr>
+      <w:r>
+        <w:rPr/>
+        <w:t>Casework Notes</w:t>
+      </w:r>
+    </w:p>
+    <w:p>
+      <w:r>
+        <w:rPr/>
+        <w:t>This tab shows only the guest's casework notes, newest first, so the clinical record can be read without scrolling past calls, activities and hospitality. Activity, Hospitality, AFA and CPN notes, and quick notes, are not shown here; they stay on the Notes tab.</w:t>
+      </w:r>
+    </w:p>
+    <w:p>
+      <w:pPr>
+        <w:pStyle w:val="ListBullet"/>
+      </w:pPr>
+      <w:r>
+        <w:rPr/>
+        <w:t>Select a note to expand it, as on the Notes tab. You see the Situation, Background, Assessment and Recommendation, any actions, attachments and flags.</w:t>
+      </w:r>
+    </w:p>
+    <w:p>
+      <w:pPr>
+        <w:pStyle w:val="ListBullet"/>
+      </w:pPr>
+      <w:r>
+        <w:rPr/>
+        <w:t xml:space="preserve">Drafts show a </w:t>
+      </w:r>
+      <w:r>
+        <w:rPr>
+          <w:b/>
+        </w:rPr>
+        <w:t>Draft</w:t>
+      </w:r>
+      <w:r>
+        <w:rPr/>
+        <w:t xml:space="preserve"> badge, with </w:t>
+      </w:r>
+      <w:r>
+        <w:rPr>
+          <w:b/>
+        </w:rPr>
+        <w:t>Resume</w:t>
+      </w:r>
+      <w:r>
+        <w:rPr/>
+        <w:t xml:space="preserve"> and </w:t>
+      </w:r>
+      <w:r>
+        <w:rPr>
+          <w:b/>
+        </w:rPr>
+        <w:t>Discard</w:t>
+      </w:r>
+      <w:r>
+        <w:rPr/>
+        <w:t>.</w:t>
+      </w:r>
+    </w:p>
+    <w:p>
+      <w:pPr>
+        <w:pStyle w:val="ListBullet"/>
+      </w:pPr>
+      <w:r>
+        <w:rPr>
+          <w:b/>
+        </w:rPr>
+        <w:t>Add casework note</w:t>
+      </w:r>
+      <w:r>
+        <w:rPr/>
+        <w:t xml:space="preserve"> opens the Add Contact form.</w:t>
+      </w:r>
+    </w:p>
+    <w:p>
+      <w:pPr>
+        <w:pStyle w:val="Heading3"/>
+      </w:pPr>
+      <w:r>
+        <w:rPr/>
+        <w:t>5.10 CPN Record tab</w:t>
+      </w:r>
+    </w:p>
+    <w:p>
+      <w:r>
+        <w:rPr/>
+        <w:t>This tab brings the guest's CPN work together.</w:t>
+      </w:r>
+    </w:p>
+    <w:p>
+      <w:pPr>
+        <w:pStyle w:val="ListBullet"/>
+      </w:pPr>
+      <w:r>
+        <w:rPr>
+          <w:b/>
+        </w:rPr>
+        <w:t>CPN referral record:</w:t>
+      </w:r>
+      <w:r>
+        <w:rPr/>
+        <w:t xml:space="preserve"> who referred the guest and when, the reason and urgency, and who confirmed it at MDT. It shows the CPN allocated, the first CPN contact date and whether Part 1 is complete. It also shows the CMHW's rationale and any MDT note or decline reason.</w:t>
+      </w:r>
+    </w:p>
+    <w:p>
+      <w:pPr>
+        <w:pStyle w:val="ListBullet"/>
+      </w:pPr>
+      <w:r>
+        <w:rPr>
+          <w:b/>
+        </w:rPr>
+        <w:t>CPN contacts logged:</w:t>
+      </w:r>
+      <w:r>
+        <w:rPr/>
+        <w:t xml:space="preserve"> each CPN contact, titled "Initial assessment" or "Contact session" with a number, with its assessment text and risk level.</w:t>
+      </w:r>
+    </w:p>
+    <w:p>
+      <w:pPr>
+        <w:pStyle w:val="ListBullet"/>
+      </w:pPr>
+      <w:r>
+        <w:rPr>
+          <w:b/>
+        </w:rPr>
+        <w:t>CPN activity:</w:t>
+      </w:r>
+      <w:r>
+        <w:rPr/>
+        <w:t xml:space="preserve"> status, CPN, sessions logged and first and latest contacts.</w:t>
+      </w:r>
+    </w:p>
+    <w:p>
+      <w:r>
+        <w:rPr/>
+        <w:t xml:space="preserve">Select </w:t>
+      </w:r>
+      <w:r>
+        <w:rPr>
+          <w:b/>
+        </w:rPr>
+        <w:t>Add CPN contact</w:t>
+      </w:r>
+      <w:r>
+        <w:rPr/>
+        <w:t xml:space="preserve"> to open the Add Contact form. Turn on "Is this a CPN contact?" to log a CPN session (section 6.3).</w:t>
+      </w:r>
+    </w:p>
+    <w:p>
+      <w:pPr>
+        <w:pStyle w:val="Heading3"/>
+      </w:pPr>
+      <w:r>
+        <w:rPr/>
+        <w:t>5.11 Documents tab</w:t>
+      </w:r>
+    </w:p>
+    <w:p>
+      <w:r>
+        <w:rPr/>
+        <w:t>All of a guest's documents are kept on this tab. Anything you upload here is filed on this guest automatically.</w:t>
+      </w:r>
+    </w:p>
+    <w:p>
+      <w:pPr>
+        <w:pStyle w:val="Heading4"/>
+      </w:pPr>
+      <w:r>
+        <w:rPr/>
+        <w:t>Upload a document</w:t>
       </w:r>
     </w:p>
     <w:p>
@@ -10628,7 +11126,7 @@
           <w:b/>
           <w:color w:val="8D1B3D"/>
         </w:rPr>
-        <w:t>4.</w:t>
+        <w:t>1.</w:t>
         <w:tab/>
       </w:r>
       <w:r>
@@ -10639,51 +11137,11 @@
         <w:rPr>
           <w:b/>
         </w:rPr>
-        <w:t>Reassign CMHW</w:t>
+        <w:t>Upload document</w:t>
       </w:r>
       <w:r>
         <w:rPr/>
         <w:t>.</w:t>
-      </w:r>
-    </w:p>
-    <w:p>
-      <w:r>
-        <w:rPr/>
-        <w:t>Every reassignment is logged with who made it, when and why.</w:t>
-      </w:r>
-    </w:p>
-    <w:p>
-      <w:pPr>
-        <w:pStyle w:val="Heading3"/>
-      </w:pPr>
-      <w:r>
-        <w:rPr/>
-        <w:t>5.8 Care Plan tab</w:t>
-      </w:r>
-    </w:p>
-    <w:p>
-      <w:r>
-        <w:rPr/>
-        <w:t xml:space="preserve">A care plan is agreed with the guest in a session. It records what they want to work on, the support we will provide, what they will do between sessions, referrals, the goals being worked towards, and the review and next steps. The tab lists every plan the guest has had under </w:t>
-      </w:r>
-      <w:r>
-        <w:rPr>
-          <w:b/>
-        </w:rPr>
-        <w:t>Care Plan History</w:t>
-      </w:r>
-      <w:r>
-        <w:rPr/>
-        <w:t>, newest first. The active plan is open; select any plan to open or close it.</w:t>
-      </w:r>
-    </w:p>
-    <w:p>
-      <w:pPr>
-        <w:pStyle w:val="Heading4"/>
-      </w:pPr>
-      <w:r>
-        <w:rPr/>
-        <w:t>Create a care plan</w:t>
       </w:r>
     </w:p>
     <w:p>
@@ -10699,22 +11157,22 @@
           <w:b/>
           <w:color w:val="8D1B3D"/>
         </w:rPr>
-        <w:t>1.</w:t>
+        <w:t>2.</w:t>
         <w:tab/>
       </w:r>
       <w:r>
         <w:rPr/>
-        <w:t xml:space="preserve">Select </w:t>
-      </w:r>
-      <w:r>
-        <w:rPr>
-          <w:b/>
-        </w:rPr>
-        <w:t>Create New Plan</w:t>
-      </w:r>
-      <w:r>
-        <w:rPr/>
-        <w:t>.</w:t>
+        <w:t xml:space="preserve">Drag a file onto the panel, or select </w:t>
+      </w:r>
+      <w:r>
+        <w:rPr>
+          <w:b/>
+        </w:rPr>
+        <w:t>Browse files</w:t>
+      </w:r>
+      <w:r>
+        <w:rPr/>
+        <w:t>. The panel shows the allowed file types and the size limit.</w:t>
       </w:r>
     </w:p>
     <w:p>
@@ -10730,32 +11188,22 @@
           <w:b/>
           <w:color w:val="8D1B3D"/>
         </w:rPr>
-        <w:t>2.</w:t>
+        <w:t>3.</w:t>
         <w:tab/>
       </w:r>
       <w:r>
         <w:rPr/>
-        <w:t xml:space="preserve">Fill in </w:t>
-      </w:r>
-      <w:r>
-        <w:rPr>
-          <w:b/>
-        </w:rPr>
-        <w:t>What does the guest want to work on?</w:t>
-      </w:r>
-      <w:r>
-        <w:rPr/>
-        <w:t xml:space="preserve"> and </w:t>
-      </w:r>
-      <w:r>
-        <w:rPr>
-          <w:b/>
-        </w:rPr>
-        <w:t>What support will we provide?</w:t>
-      </w:r>
-      <w:r>
-        <w:rPr/>
-        <w:t>. Both are required.</w:t>
+        <w:t xml:space="preserve">Check the </w:t>
+      </w:r>
+      <w:r>
+        <w:rPr>
+          <w:b/>
+        </w:rPr>
+        <w:t>Title</w:t>
+      </w:r>
+      <w:r>
+        <w:rPr/>
+        <w:t>. It is filled in from the file name. This is required.</w:t>
       </w:r>
     </w:p>
     <w:p>
@@ -10771,32 +11219,22 @@
           <w:b/>
           <w:color w:val="8D1B3D"/>
         </w:rPr>
-        <w:t>3.</w:t>
+        <w:t>4.</w:t>
         <w:tab/>
       </w:r>
       <w:r>
         <w:rPr/>
-        <w:t xml:space="preserve">Add </w:t>
-      </w:r>
-      <w:r>
-        <w:rPr>
-          <w:b/>
-        </w:rPr>
-        <w:t>What will the guest do between sessions?</w:t>
-      </w:r>
-      <w:r>
-        <w:rPr/>
-        <w:t xml:space="preserve"> and </w:t>
-      </w:r>
-      <w:r>
-        <w:rPr>
-          <w:b/>
-        </w:rPr>
-        <w:t>Any referrals made or planned</w:t>
-      </w:r>
-      <w:r>
-        <w:rPr/>
-        <w:t xml:space="preserve"> if they apply.</w:t>
+        <w:t xml:space="preserve">Choose a </w:t>
+      </w:r>
+      <w:r>
+        <w:rPr>
+          <w:b/>
+        </w:rPr>
+        <w:t>Category</w:t>
+      </w:r>
+      <w:r>
+        <w:rPr/>
+        <w:t>. This is required.</w:t>
       </w:r>
     </w:p>
     <w:p>
@@ -10812,576 +11250,11 @@
           <w:b/>
           <w:color w:val="8D1B3D"/>
         </w:rPr>
-        <w:t>4.</w:t>
-        <w:tab/>
-      </w:r>
-      <w:r>
-        <w:rPr/>
-        <w:t xml:space="preserve">Under </w:t>
-      </w:r>
-      <w:r>
-        <w:rPr>
-          <w:b/>
-        </w:rPr>
-        <w:t>Goals</w:t>
-      </w:r>
-      <w:r>
-        <w:rPr/>
-        <w:t xml:space="preserve">, give each goal a </w:t>
-      </w:r>
-      <w:r>
-        <w:rPr>
-          <w:b/>
-        </w:rPr>
-        <w:t>Description</w:t>
-      </w:r>
-      <w:r>
-        <w:rPr/>
-        <w:t xml:space="preserve"> and choose a </w:t>
-      </w:r>
-      <w:r>
-        <w:rPr>
-          <w:b/>
-        </w:rPr>
-        <w:t>Status</w:t>
-      </w:r>
-      <w:r>
-        <w:rPr/>
-        <w:t xml:space="preserve">: Not started, In progress, Achieved or Discontinued. Add a </w:t>
-      </w:r>
-      <w:r>
-        <w:rPr>
-          <w:b/>
-        </w:rPr>
-        <w:t>Target date</w:t>
-      </w:r>
-      <w:r>
-        <w:rPr/>
-        <w:t xml:space="preserve"> and a </w:t>
-      </w:r>
-      <w:r>
-        <w:rPr>
-          <w:b/>
-        </w:rPr>
-        <w:t>Progress note</w:t>
-      </w:r>
-      <w:r>
-        <w:rPr/>
-        <w:t xml:space="preserve"> if useful. Select </w:t>
-      </w:r>
-      <w:r>
-        <w:rPr>
-          <w:b/>
-        </w:rPr>
-        <w:t>Add goal</w:t>
-      </w:r>
-      <w:r>
-        <w:rPr/>
-        <w:t xml:space="preserve"> for more, use the arrow buttons to reorder them, or the remove button to delete one. A goal left completely blank is ignored.</w:t>
-      </w:r>
-    </w:p>
-    <w:p>
-      <w:pPr>
-        <w:tabs>
-          <w:tab w:pos="425" w:val="left"/>
-        </w:tabs>
-        <w:spacing w:after="60"/>
-        <w:ind w:left="425" w:hanging="340"/>
-      </w:pPr>
-      <w:r>
-        <w:rPr>
-          <w:b/>
-          <w:color w:val="8D1B3D"/>
-        </w:rPr>
         <w:t>5.</w:t>
         <w:tab/>
       </w:r>
       <w:r>
         <w:rPr/>
-        <w:t xml:space="preserve">Under </w:t>
-      </w:r>
-      <w:r>
-        <w:rPr>
-          <w:b/>
-        </w:rPr>
-        <w:t>Review &amp; Next steps</w:t>
-      </w:r>
-      <w:r>
-        <w:rPr/>
-        <w:t xml:space="preserve">, set the </w:t>
-      </w:r>
-      <w:r>
-        <w:rPr>
-          <w:b/>
-        </w:rPr>
-        <w:t>Date of next contact</w:t>
-      </w:r>
-      <w:r>
-        <w:rPr/>
-        <w:t xml:space="preserve"> and the </w:t>
-      </w:r>
-      <w:r>
-        <w:rPr>
-          <w:b/>
-        </w:rPr>
-        <w:t>MDT Review date</w:t>
-      </w:r>
-      <w:r>
-        <w:rPr/>
-        <w:t xml:space="preserve">, and answer </w:t>
-      </w:r>
-      <w:r>
-        <w:rPr>
-          <w:b/>
-        </w:rPr>
-        <w:t>CPN involvement required?</w:t>
-      </w:r>
-      <w:r>
-        <w:rPr/>
-        <w:t xml:space="preserve"> and </w:t>
-      </w:r>
-      <w:r>
-        <w:rPr>
-          <w:b/>
-        </w:rPr>
-        <w:t>Has a referral to NHS services been made or discussed?</w:t>
-      </w:r>
-      <w:r>
-        <w:rPr/>
-        <w:t>. All four are required.</w:t>
-      </w:r>
-    </w:p>
-    <w:p>
-      <w:pPr>
-        <w:tabs>
-          <w:tab w:pos="425" w:val="left"/>
-        </w:tabs>
-        <w:spacing w:after="60"/>
-        <w:ind w:left="425" w:hanging="340"/>
-      </w:pPr>
-      <w:r>
-        <w:rPr>
-          <w:b/>
-          <w:color w:val="8D1B3D"/>
-        </w:rPr>
-        <w:t>6.</w:t>
-        <w:tab/>
-      </w:r>
-      <w:r>
-        <w:rPr/>
-        <w:t xml:space="preserve">Add </w:t>
-      </w:r>
-      <w:r>
-        <w:rPr>
-          <w:b/>
-        </w:rPr>
-        <w:t>Any other notes for the record</w:t>
-      </w:r>
-      <w:r>
-        <w:rPr/>
-        <w:t xml:space="preserve"> if needed.</w:t>
-      </w:r>
-    </w:p>
-    <w:p>
-      <w:pPr>
-        <w:tabs>
-          <w:tab w:pos="425" w:val="left"/>
-        </w:tabs>
-        <w:spacing w:after="60"/>
-        <w:ind w:left="425" w:hanging="340"/>
-      </w:pPr>
-      <w:r>
-        <w:rPr>
-          <w:b/>
-          <w:color w:val="8D1B3D"/>
-        </w:rPr>
-        <w:t>7.</w:t>
-        <w:tab/>
-      </w:r>
-      <w:r>
-        <w:rPr/>
-        <w:t xml:space="preserve">Select </w:t>
-      </w:r>
-      <w:r>
-        <w:rPr>
-          <w:b/>
-        </w:rPr>
-        <w:t>Create</w:t>
-      </w:r>
-      <w:r>
-        <w:rPr/>
-        <w:t>.</w:t>
-      </w:r>
-    </w:p>
-    <w:p>
-      <w:r>
-        <w:rPr/>
-        <w:t>If the guest already has an active plan, creating a new one closes it. The old plan stays in Care Plan History, marked as superseded.</w:t>
-      </w:r>
-    </w:p>
-    <w:p>
-      <w:pPr>
-        <w:pStyle w:val="Heading4"/>
-      </w:pPr>
-      <w:r>
-        <w:rPr/>
-        <w:t>Edit, close or export a care plan</w:t>
-      </w:r>
-    </w:p>
-    <w:p>
-      <w:r>
-        <w:rPr/>
-        <w:t xml:space="preserve">Select the </w:t>
-      </w:r>
-      <w:r>
-        <w:rPr>
-          <w:b/>
-        </w:rPr>
-        <w:t>⋮</w:t>
-      </w:r>
-      <w:r>
-        <w:rPr/>
-        <w:t xml:space="preserve"> button on a plan's row:</w:t>
-      </w:r>
-    </w:p>
-    <w:p>
-      <w:pPr>
-        <w:pStyle w:val="ListBullet"/>
-      </w:pPr>
-      <w:r>
-        <w:rPr>
-          <w:b/>
-        </w:rPr>
-        <w:t>Edit Plan</w:t>
-      </w:r>
-      <w:r>
-        <w:rPr/>
-        <w:t xml:space="preserve"> (active plan only) opens the plan to update. Select </w:t>
-      </w:r>
-      <w:r>
-        <w:rPr>
-          <w:b/>
-        </w:rPr>
-        <w:t>Save changes</w:t>
-      </w:r>
-      <w:r>
-        <w:rPr/>
-        <w:t xml:space="preserve"> when you are done.</w:t>
-      </w:r>
-    </w:p>
-    <w:p>
-      <w:pPr>
-        <w:pStyle w:val="ListBullet"/>
-      </w:pPr>
-      <w:r>
-        <w:rPr>
-          <w:b/>
-        </w:rPr>
-        <w:t>Close Plan</w:t>
-      </w:r>
-      <w:r>
-        <w:rPr/>
-        <w:t xml:space="preserve"> (active plan only) asks you to confirm, then moves the plan to history.</w:t>
-      </w:r>
-    </w:p>
-    <w:p>
-      <w:pPr>
-        <w:pStyle w:val="ListBullet"/>
-      </w:pPr>
-      <w:r>
-        <w:rPr>
-          <w:b/>
-        </w:rPr>
-        <w:t>Export Plan</w:t>
-      </w:r>
-      <w:r>
-        <w:rPr/>
-        <w:t xml:space="preserve"> downloads the plan as a text file. Every export is recorded in the guest's access log.</w:t>
-      </w:r>
-    </w:p>
-    <w:p>
-      <w:r>
-        <w:rPr/>
-        <w:t xml:space="preserve">Closed plans are read-only. A </w:t>
-      </w:r>
-      <w:r>
-        <w:rPr>
-          <w:b/>
-        </w:rPr>
-        <w:t>MDT review overdue</w:t>
-      </w:r>
-      <w:r>
-        <w:rPr/>
-        <w:t xml:space="preserve"> chip appears when the MDT review date has passed.</w:t>
-      </w:r>
-    </w:p>
-    <w:p>
-      <w:pPr>
-        <w:pStyle w:val="Heading3"/>
-      </w:pPr>
-      <w:r>
-        <w:rPr/>
-        <w:t>5.9 Contact History tab</w:t>
-      </w:r>
-    </w:p>
-    <w:p>
-      <w:r>
-        <w:rPr/>
-        <w:t xml:space="preserve">This lists every contact recorded for the guest, newest first. Each shows the type (for example Phone call), the date and time, and who recorded it. Select </w:t>
-      </w:r>
-      <w:r>
-        <w:rPr>
-          <w:b/>
-        </w:rPr>
-        <w:t>Load more</w:t>
-      </w:r>
-      <w:r>
-        <w:rPr/>
-        <w:t xml:space="preserve"> to see older contacts.</w:t>
-      </w:r>
-    </w:p>
-    <w:p>
-      <w:pPr>
-        <w:pStyle w:val="Heading3"/>
-      </w:pPr>
-      <w:r>
-        <w:rPr/>
-        <w:t>5.10 CPN Record tab</w:t>
-      </w:r>
-    </w:p>
-    <w:p>
-      <w:r>
-        <w:rPr/>
-        <w:t>This tab brings the guest's CPN work together.</w:t>
-      </w:r>
-    </w:p>
-    <w:p>
-      <w:pPr>
-        <w:pStyle w:val="ListBullet"/>
-      </w:pPr>
-      <w:r>
-        <w:rPr>
-          <w:b/>
-        </w:rPr>
-        <w:t>CPN referral record:</w:t>
-      </w:r>
-      <w:r>
-        <w:rPr/>
-        <w:t xml:space="preserve"> who referred the guest and when, the reason and urgency, and who confirmed it at MDT. It shows the CPN allocated, the first CPN contact date and whether Part 1 is complete. It also shows the CMHW's rationale and any MDT note or decline reason.</w:t>
-      </w:r>
-    </w:p>
-    <w:p>
-      <w:pPr>
-        <w:pStyle w:val="ListBullet"/>
-      </w:pPr>
-      <w:r>
-        <w:rPr>
-          <w:b/>
-        </w:rPr>
-        <w:t>CPN contacts logged:</w:t>
-      </w:r>
-      <w:r>
-        <w:rPr/>
-        <w:t xml:space="preserve"> each CPN contact, titled "Initial assessment" or "Contact session" with a number, with its assessment text and risk level.</w:t>
-      </w:r>
-    </w:p>
-    <w:p>
-      <w:pPr>
-        <w:pStyle w:val="ListBullet"/>
-      </w:pPr>
-      <w:r>
-        <w:rPr>
-          <w:b/>
-        </w:rPr>
-        <w:t>CPN activity:</w:t>
-      </w:r>
-      <w:r>
-        <w:rPr/>
-        <w:t xml:space="preserve"> status, CPN, sessions logged and first and latest contacts.</w:t>
-      </w:r>
-    </w:p>
-    <w:p>
-      <w:r>
-        <w:rPr/>
-        <w:t xml:space="preserve">Select </w:t>
-      </w:r>
-      <w:r>
-        <w:rPr>
-          <w:b/>
-        </w:rPr>
-        <w:t>Add CPN contact</w:t>
-      </w:r>
-      <w:r>
-        <w:rPr/>
-        <w:t xml:space="preserve"> to open the Add Contact form. Turn on "Is this a CPN contact?" to log a CPN session (section 6.3).</w:t>
-      </w:r>
-    </w:p>
-    <w:p>
-      <w:pPr>
-        <w:pStyle w:val="Heading3"/>
-      </w:pPr>
-      <w:r>
-        <w:rPr/>
-        <w:t>5.11 Documents tab</w:t>
-      </w:r>
-    </w:p>
-    <w:p>
-      <w:r>
-        <w:rPr/>
-        <w:t>All of a guest's documents are kept on this tab. Anything you upload here is filed on this guest automatically.</w:t>
-      </w:r>
-    </w:p>
-    <w:p>
-      <w:pPr>
-        <w:pStyle w:val="Heading4"/>
-      </w:pPr>
-      <w:r>
-        <w:rPr/>
-        <w:t>Upload a document</w:t>
-      </w:r>
-    </w:p>
-    <w:p>
-      <w:pPr>
-        <w:tabs>
-          <w:tab w:pos="425" w:val="left"/>
-        </w:tabs>
-        <w:spacing w:after="60"/>
-        <w:ind w:left="425" w:hanging="340"/>
-      </w:pPr>
-      <w:r>
-        <w:rPr>
-          <w:b/>
-          <w:color w:val="8D1B3D"/>
-        </w:rPr>
-        <w:t>1.</w:t>
-        <w:tab/>
-      </w:r>
-      <w:r>
-        <w:rPr/>
-        <w:t xml:space="preserve">Select </w:t>
-      </w:r>
-      <w:r>
-        <w:rPr>
-          <w:b/>
-        </w:rPr>
-        <w:t>Upload document</w:t>
-      </w:r>
-      <w:r>
-        <w:rPr/>
-        <w:t>.</w:t>
-      </w:r>
-    </w:p>
-    <w:p>
-      <w:pPr>
-        <w:tabs>
-          <w:tab w:pos="425" w:val="left"/>
-        </w:tabs>
-        <w:spacing w:after="60"/>
-        <w:ind w:left="425" w:hanging="340"/>
-      </w:pPr>
-      <w:r>
-        <w:rPr>
-          <w:b/>
-          <w:color w:val="8D1B3D"/>
-        </w:rPr>
-        <w:t>2.</w:t>
-        <w:tab/>
-      </w:r>
-      <w:r>
-        <w:rPr/>
-        <w:t xml:space="preserve">Drag a file onto the panel, or select </w:t>
-      </w:r>
-      <w:r>
-        <w:rPr>
-          <w:b/>
-        </w:rPr>
-        <w:t>Browse files</w:t>
-      </w:r>
-      <w:r>
-        <w:rPr/>
-        <w:t>. The panel shows the allowed file types and the size limit.</w:t>
-      </w:r>
-    </w:p>
-    <w:p>
-      <w:pPr>
-        <w:tabs>
-          <w:tab w:pos="425" w:val="left"/>
-        </w:tabs>
-        <w:spacing w:after="60"/>
-        <w:ind w:left="425" w:hanging="340"/>
-      </w:pPr>
-      <w:r>
-        <w:rPr>
-          <w:b/>
-          <w:color w:val="8D1B3D"/>
-        </w:rPr>
-        <w:t>3.</w:t>
-        <w:tab/>
-      </w:r>
-      <w:r>
-        <w:rPr/>
-        <w:t xml:space="preserve">Check the </w:t>
-      </w:r>
-      <w:r>
-        <w:rPr>
-          <w:b/>
-        </w:rPr>
-        <w:t>Title</w:t>
-      </w:r>
-      <w:r>
-        <w:rPr/>
-        <w:t>. It is filled in from the file name. This is required.</w:t>
-      </w:r>
-    </w:p>
-    <w:p>
-      <w:pPr>
-        <w:tabs>
-          <w:tab w:pos="425" w:val="left"/>
-        </w:tabs>
-        <w:spacing w:after="60"/>
-        <w:ind w:left="425" w:hanging="340"/>
-      </w:pPr>
-      <w:r>
-        <w:rPr>
-          <w:b/>
-          <w:color w:val="8D1B3D"/>
-        </w:rPr>
-        <w:t>4.</w:t>
-        <w:tab/>
-      </w:r>
-      <w:r>
-        <w:rPr/>
-        <w:t xml:space="preserve">Choose a </w:t>
-      </w:r>
-      <w:r>
-        <w:rPr>
-          <w:b/>
-        </w:rPr>
-        <w:t>Category</w:t>
-      </w:r>
-      <w:r>
-        <w:rPr/>
-        <w:t>. This is required.</w:t>
-      </w:r>
-    </w:p>
-    <w:p>
-      <w:pPr>
-        <w:tabs>
-          <w:tab w:pos="425" w:val="left"/>
-        </w:tabs>
-        <w:spacing w:after="60"/>
-        <w:ind w:left="425" w:hanging="340"/>
-      </w:pPr>
-      <w:r>
-        <w:rPr>
-          <w:b/>
-          <w:color w:val="8D1B3D"/>
-        </w:rPr>
-        <w:t>5.</w:t>
-        <w:tab/>
-      </w:r>
-      <w:r>
-        <w:rPr/>
         <w:t xml:space="preserve">Add a </w:t>
       </w:r>
       <w:r>
@@ -11412,7 +11285,7 @@
       </w:r>
       <w:r>
         <w:rPr/>
-        <w:t xml:space="preserve"> date if needed. Leave Retain until blank to use the hub's default retention period.</w:t>
+        <w:t xml:space="preserve"> date if needed. Leave Retain until blank to use the hub's default retention period. Every document is kept for at least 8 years from upload, the NHS minimum for mental health records, so an earlier date is refused.</w:t>
       </w:r>
     </w:p>
     <w:p>
@@ -12144,6 +12017,22 @@
       </w:r>
     </w:p>
     <w:p>
+      <w:r>
+        <w:rPr/>
+        <w:t xml:space="preserve">A deleted document stays in the recycle bin until someone permanently deletes it; nothing is removed automatically. No document can be permanently deleted within 8 years of being uploaded, or before its </w:t>
+      </w:r>
+      <w:r>
+        <w:rPr>
+          <w:b/>
+        </w:rPr>
+        <w:t>Retain until</w:t>
+      </w:r>
+      <w:r>
+        <w:rPr/>
+        <w:t xml:space="preserve"> date if that is later.</w:t>
+      </w:r>
+    </w:p>
+    <w:p>
       <w:pPr>
         <w:pStyle w:val="Heading3"/>
       </w:pPr>
@@ -12455,7 +12344,17 @@
     <w:p>
       <w:r>
         <w:rPr/>
-        <w:t>Every contact recorded with Add Contact is filed here as a casework note.</w:t>
+        <w:t xml:space="preserve">Every contact recorded with Add Contact is filed here as a casework note, whatever its type. To see only Casework entries, use the </w:t>
+      </w:r>
+      <w:r>
+        <w:rPr>
+          <w:b/>
+        </w:rPr>
+        <w:t>Casework Notes</w:t>
+      </w:r>
+      <w:r>
+        <w:rPr/>
+        <w:t xml:space="preserve"> tab (section 5.9).</w:t>
       </w:r>
     </w:p>
     <w:p>
@@ -12677,17 +12576,7 @@
       </w:r>
       <w:r>
         <w:rPr/>
-        <w:t xml:space="preserve"> on any quick note. Pinned notes appear under </w:t>
-      </w:r>
-      <w:r>
-        <w:rPr>
-          <w:b/>
-        </w:rPr>
-        <w:t>Crisis Actions Taken</w:t>
-      </w:r>
-      <w:r>
-        <w:rPr/>
-        <w:t xml:space="preserve"> in the Urgent Case Details panel.</w:t>
+        <w:t xml:space="preserve"> on any quick note. Pinned notes are listed first on this tab. They are not yet shown on the Overview tab (see document 08, Known Issues).</w:t>
       </w:r>
     </w:p>
     <w:p>
@@ -12939,7 +12828,7 @@
       </w:r>
       <w:r>
         <w:rPr/>
-        <w:t xml:space="preserve"> in the Urgent Case Details panel on Urgent Cases.</w:t>
+        <w:t xml:space="preserve"> on an Urgent Case Record (section 7.4).</w:t>
       </w:r>
     </w:p>
     <w:p>
@@ -13966,17 +13855,17 @@
       </w:r>
       <w:r>
         <w:rPr/>
-        <w:t xml:space="preserve"> records the risk on the note but does not raise the urgent flag. To raise it, use </w:t>
-      </w:r>
-      <w:r>
-        <w:rPr>
-          <w:b/>
-        </w:rPr>
-        <w:t>Raise Urgent Flag</w:t>
-      </w:r>
-      <w:r>
-        <w:rPr/>
-        <w:t xml:space="preserve"> and record a risk assessment (section 5.5).</w:t>
+        <w:t xml:space="preserve"> records the risk on the note but does not raise an urgent case. To raise one, use </w:t>
+      </w:r>
+      <w:r>
+        <w:rPr>
+          <w:b/>
+        </w:rPr>
+        <w:t>Raise Urgent Case</w:t>
+      </w:r>
+      <w:r>
+        <w:rPr/>
+        <w:t xml:space="preserve"> in the guest's header (section 7.1).</w:t>
       </w:r>
     </w:p>
     <w:p>
@@ -15576,13 +15465,13 @@
       </w:pPr>
       <w:r>
         <w:rPr/>
-        <w:t>7.1 How a guest becomes urgent</w:t>
-      </w:r>
-    </w:p>
-    <w:p>
-      <w:r>
-        <w:rPr/>
-        <w:t>A guest gets the urgent flag when:</w:t>
+        <w:t>7.1 Raise an urgent case</w:t>
+      </w:r>
+    </w:p>
+    <w:p>
+      <w:r>
+        <w:rPr/>
+        <w:t>A guest has an urgent case when:</w:t>
       </w:r>
     </w:p>
     <w:p>
@@ -15597,11 +15486,11 @@
         <w:rPr>
           <w:b/>
         </w:rPr>
-        <w:t>Raise Urgent Flag</w:t>
-      </w:r>
-      <w:r>
-        <w:rPr/>
-        <w:t xml:space="preserve"> on the guest's record, or records a risk assessment on Clinical Details, with at least one risk ticked</w:t>
+        <w:t>Raise Urgent Case</w:t>
+      </w:r>
+      <w:r>
+        <w:rPr/>
+        <w:t xml:space="preserve"> on the guest's record</w:t>
       </w:r>
     </w:p>
     <w:p>
@@ -15625,396 +15514,7 @@
     <w:p>
       <w:r>
         <w:rPr/>
-        <w:t xml:space="preserve">The flag opens an </w:t>
-      </w:r>
-      <w:r>
-        <w:rPr>
-          <w:b/>
-        </w:rPr>
-        <w:t>urgent episode</w:t>
-      </w:r>
-      <w:r>
-        <w:rPr/>
-        <w:t>. The guest appears on Urgent Cases for everyone within moments, and the assigned CMHW is emailed if your hub has turned this on. A guest has only one open episode at a time.</w:t>
-      </w:r>
-    </w:p>
-    <w:p>
-      <w:pPr>
-        <w:pStyle w:val="Heading3"/>
-      </w:pPr>
-      <w:r>
-        <w:rPr/>
-        <w:t>7.2 The 72-hour window</w:t>
-      </w:r>
-    </w:p>
-    <w:p>
-      <w:r>
-        <w:rPr/>
-        <w:t>An urgent guest must be contacted within 72 hours of the flag being raised. The countdown starts when the flag is raised. After 72 hours the case shows as overdue until someone resolves the episode, even if contacts have been logged.</w:t>
-      </w:r>
-    </w:p>
-    <w:p>
-      <w:pPr>
-        <w:pStyle w:val="Heading3"/>
-      </w:pPr>
-      <w:r>
-        <w:rPr/>
-        <w:t>7.3 The Urgent Cases screen</w:t>
-      </w:r>
-    </w:p>
-    <w:p>
-      <w:r>
-        <w:rPr/>
-        <w:t xml:space="preserve">Select </w:t>
-      </w:r>
-      <w:r>
-        <w:rPr>
-          <w:b/>
-        </w:rPr>
-        <w:t>Urgent Cases</w:t>
-      </w:r>
-      <w:r>
-        <w:rPr/>
-        <w:t xml:space="preserve"> in the menu. The number beside it is the count of open cases.</w:t>
-      </w:r>
-    </w:p>
-    <w:p>
-      <w:pPr>
-        <w:pStyle w:val="ListBullet"/>
-      </w:pPr>
-      <w:r>
-        <w:rPr/>
-        <w:t xml:space="preserve">A red banner appears when cases are overdue. Select </w:t>
-      </w:r>
-      <w:r>
-        <w:rPr>
-          <w:b/>
-        </w:rPr>
-        <w:t>View now</w:t>
-      </w:r>
-      <w:r>
-        <w:rPr/>
-        <w:t xml:space="preserve"> to scroll to them.</w:t>
-      </w:r>
-    </w:p>
-    <w:p>
-      <w:pPr>
-        <w:pStyle w:val="ListBullet"/>
-      </w:pPr>
-      <w:r>
-        <w:rPr>
-          <w:b/>
-        </w:rPr>
-        <w:t>Live</w:t>
-      </w:r>
-      <w:r>
-        <w:rPr/>
-        <w:t xml:space="preserve"> beside the title means new cases appear and resolved ones disappear without refreshing. If it shows another word, such as Reconnecting, refresh the page.</w:t>
-      </w:r>
-    </w:p>
-    <w:p>
-      <w:pPr>
-        <w:pStyle w:val="ListBullet"/>
-      </w:pPr>
-      <w:r>
-        <w:rPr>
-          <w:b/>
-        </w:rPr>
-        <w:t>Tiles:</w:t>
-      </w:r>
-      <w:r>
-        <w:rPr/>
-        <w:t xml:space="preserve"> Active Urgent Cases, Contact overdue, Within 72-hour window and Resolved this month.</w:t>
-      </w:r>
-    </w:p>
-    <w:p>
-      <w:pPr>
-        <w:pStyle w:val="ListBullet"/>
-      </w:pPr>
-      <w:r>
-        <w:rPr>
-          <w:b/>
-        </w:rPr>
-        <w:t>Filters:</w:t>
-      </w:r>
-      <w:r>
-        <w:rPr/>
-        <w:t xml:space="preserve"> </w:t>
-      </w:r>
-      <w:r>
-        <w:rPr>
-          <w:b/>
-        </w:rPr>
-        <w:t>Risk Level</w:t>
-      </w:r>
-      <w:r>
-        <w:rPr/>
-        <w:t xml:space="preserve"> (one of the five risk types), </w:t>
-      </w:r>
-      <w:r>
-        <w:rPr>
-          <w:b/>
-        </w:rPr>
-        <w:t>Assigned CMHW</w:t>
-      </w:r>
-      <w:r>
-        <w:rPr/>
-        <w:t xml:space="preserve"> and </w:t>
-      </w:r>
-      <w:r>
-        <w:rPr>
-          <w:b/>
-        </w:rPr>
-        <w:t>Overdue Only</w:t>
-      </w:r>
-      <w:r>
-        <w:rPr/>
-        <w:t>.</w:t>
-      </w:r>
-    </w:p>
-    <w:p>
-      <w:r>
-        <w:rPr/>
-        <w:t>Each open case shows the guest's name and reference, the hours left or overdue and the contact deadline. It also shows the risk types, the CMHW and when the flag was raised. Its buttons are:</w:t>
-      </w:r>
-    </w:p>
-    <w:p>
-      <w:pPr>
-        <w:pStyle w:val="ListBullet"/>
-      </w:pPr>
-      <w:r>
-        <w:rPr>
-          <w:b/>
-        </w:rPr>
-        <w:t>Open Guest</w:t>
-      </w:r>
-      <w:r>
-        <w:rPr/>
-        <w:t>: opens the guest's record</w:t>
-      </w:r>
-    </w:p>
-    <w:p>
-      <w:pPr>
-        <w:pStyle w:val="ListBullet"/>
-      </w:pPr>
-      <w:r>
-        <w:rPr>
-          <w:b/>
-        </w:rPr>
-        <w:t>View Crisis Episode</w:t>
-      </w:r>
-      <w:r>
-        <w:rPr/>
-        <w:t>: opens the urgent episode record (section 7.8).</w:t>
-      </w:r>
-    </w:p>
-    <w:p>
-      <w:r>
-        <w:rPr/>
-        <w:t xml:space="preserve">Select anywhere else on the case to open the </w:t>
-      </w:r>
-      <w:r>
-        <w:rPr>
-          <w:b/>
-        </w:rPr>
-        <w:t>Urgent Case Details</w:t>
-      </w:r>
-      <w:r>
-        <w:rPr/>
-        <w:t xml:space="preserve"> panel. To log a contact, use </w:t>
-      </w:r>
-      <w:r>
-        <w:rPr>
-          <w:b/>
-        </w:rPr>
-        <w:t>Add contact</w:t>
-      </w:r>
-      <w:r>
-        <w:rPr/>
-        <w:t xml:space="preserve"> in that panel.</w:t>
-      </w:r>
-    </w:p>
-    <w:p>
-      <w:r>
-        <w:rPr/>
-        <w:t xml:space="preserve">Resolved cases are listed below the open ones. Each shows when it was resolved, whether that was within 72 hours, any CMHT team and the resolution note. Select a resolved case or </w:t>
-      </w:r>
-      <w:r>
-        <w:rPr>
-          <w:b/>
-        </w:rPr>
-        <w:t>View Episode</w:t>
-      </w:r>
-      <w:r>
-        <w:rPr/>
-        <w:t xml:space="preserve"> to open its episode record.</w:t>
-      </w:r>
-    </w:p>
-    <w:p>
-      <w:r>
-        <w:rPr/>
-        <w:t xml:space="preserve">Select </w:t>
-      </w:r>
-      <w:r>
-        <w:rPr>
-          <w:b/>
-        </w:rPr>
-        <w:t>Export</w:t>
-      </w:r>
-      <w:r>
-        <w:rPr/>
-        <w:t xml:space="preserve"> to download the cases currently shown as a CSV file.</w:t>
-      </w:r>
-    </w:p>
-    <w:p>
-      <w:pPr>
-        <w:pStyle w:val="Heading3"/>
-      </w:pPr>
-      <w:r>
-        <w:rPr/>
-        <w:t>7.4 The Urgent Case Details panel</w:t>
-      </w:r>
-    </w:p>
-    <w:p>
-      <w:r>
-        <w:rPr/>
-        <w:t>The panel shows:</w:t>
-      </w:r>
-    </w:p>
-    <w:p>
-      <w:pPr>
-        <w:pStyle w:val="ListBullet"/>
-      </w:pPr>
-      <w:r>
-        <w:rPr/>
-        <w:t xml:space="preserve">a </w:t>
-      </w:r>
-      <w:r>
-        <w:rPr>
-          <w:b/>
-        </w:rPr>
-        <w:t>72-hour countdown</w:t>
-      </w:r>
-      <w:r>
-        <w:rPr/>
-        <w:t xml:space="preserve"> with the deadline</w:t>
-      </w:r>
-    </w:p>
-    <w:p>
-      <w:pPr>
-        <w:pStyle w:val="ListBullet"/>
-      </w:pPr>
-      <w:r>
-        <w:rPr/>
-        <w:t>the assigned CMHW, when the flag was raised, whether the CMHT was notified and which team, whether contacts have been logged, and the status</w:t>
-      </w:r>
-    </w:p>
-    <w:p>
-      <w:pPr>
-        <w:pStyle w:val="ListBullet"/>
-      </w:pPr>
-      <w:r>
-        <w:rPr/>
-        <w:t>the risk types</w:t>
-      </w:r>
-    </w:p>
-    <w:p>
-      <w:pPr>
-        <w:pStyle w:val="ListBullet"/>
-      </w:pPr>
-      <w:r>
-        <w:rPr>
-          <w:b/>
-        </w:rPr>
-        <w:t>Crisis Actions Taken</w:t>
-      </w:r>
-      <w:r>
-        <w:rPr/>
-        <w:t>: the guest's pinned notes</w:t>
-      </w:r>
-    </w:p>
-    <w:p>
-      <w:pPr>
-        <w:pStyle w:val="ListBullet"/>
-      </w:pPr>
-      <w:r>
-        <w:rPr/>
-        <w:t xml:space="preserve">the </w:t>
-      </w:r>
-      <w:r>
-        <w:rPr>
-          <w:b/>
-        </w:rPr>
-        <w:t>Episode timeline</w:t>
-      </w:r>
-      <w:r>
-        <w:rPr/>
-        <w:t>: the flag, any escalation and each contact since the flag.</w:t>
-      </w:r>
-    </w:p>
-    <w:p>
-      <w:r>
-        <w:rPr/>
-        <w:t xml:space="preserve">Its buttons are </w:t>
-      </w:r>
-      <w:r>
-        <w:rPr>
-          <w:b/>
-        </w:rPr>
-        <w:t>Add contact</w:t>
-      </w:r>
-      <w:r>
-        <w:rPr/>
-        <w:t xml:space="preserve">, </w:t>
-      </w:r>
-      <w:r>
-        <w:rPr>
-          <w:b/>
-        </w:rPr>
-        <w:t>Open full episode record</w:t>
-      </w:r>
-      <w:r>
-        <w:rPr/>
-        <w:t xml:space="preserve">, </w:t>
-      </w:r>
-      <w:r>
-        <w:rPr>
-          <w:b/>
-        </w:rPr>
-        <w:t>Mark episode as resolved</w:t>
-      </w:r>
-      <w:r>
-        <w:rPr/>
-        <w:t xml:space="preserve">, </w:t>
-      </w:r>
-      <w:r>
-        <w:rPr>
-          <w:b/>
-        </w:rPr>
-        <w:t>Escalate to CMHT</w:t>
-      </w:r>
-      <w:r>
-        <w:rPr/>
-        <w:t xml:space="preserve"> and </w:t>
-      </w:r>
-      <w:r>
-        <w:rPr>
-          <w:b/>
-        </w:rPr>
-        <w:t>Open full guest record</w:t>
-      </w:r>
-      <w:r>
-        <w:rPr/>
-        <w:t>.</w:t>
-      </w:r>
-    </w:p>
-    <w:p>
-      <w:pPr>
-        <w:pStyle w:val="Heading3"/>
-      </w:pPr>
-      <w:r>
-        <w:rPr/>
-        <w:t>7.5 Add a crisis note</w:t>
+        <w:t>To raise an urgent case from the guest's record:</w:t>
       </w:r>
     </w:p>
     <w:p>
@@ -16035,17 +15535,17 @@
       </w:r>
       <w:r>
         <w:rPr/>
-        <w:t xml:space="preserve">In the details panel, select </w:t>
-      </w:r>
-      <w:r>
-        <w:rPr>
-          <w:b/>
-        </w:rPr>
-        <w:t>Add Crisis Note</w:t>
-      </w:r>
-      <w:r>
-        <w:rPr/>
-        <w:t>.</w:t>
+        <w:t xml:space="preserve">Select </w:t>
+      </w:r>
+      <w:r>
+        <w:rPr>
+          <w:b/>
+        </w:rPr>
+        <w:t>Raise Urgent Case</w:t>
+      </w:r>
+      <w:r>
+        <w:rPr/>
+        <w:t xml:space="preserve"> in the guest's header. A panel opens on the right. It works from any tab.</w:t>
       </w:r>
     </w:p>
     <w:p>
@@ -16066,7 +15566,77 @@
       </w:r>
       <w:r>
         <w:rPr/>
-        <w:t>Describe the crisis action taken.</w:t>
+        <w:t xml:space="preserve">Under </w:t>
+      </w:r>
+      <w:r>
+        <w:rPr>
+          <w:b/>
+        </w:rPr>
+        <w:t>Risk identified</w:t>
+      </w:r>
+      <w:r>
+        <w:rPr/>
+        <w:t xml:space="preserve">, tick one or more: </w:t>
+      </w:r>
+      <w:r>
+        <w:rPr>
+          <w:b/>
+        </w:rPr>
+        <w:t>Suicidal Ideation</w:t>
+      </w:r>
+      <w:r>
+        <w:rPr/>
+        <w:t xml:space="preserve">, </w:t>
+      </w:r>
+      <w:r>
+        <w:rPr>
+          <w:b/>
+        </w:rPr>
+        <w:t>Self Harm</w:t>
+      </w:r>
+      <w:r>
+        <w:rPr/>
+        <w:t xml:space="preserve">, </w:t>
+      </w:r>
+      <w:r>
+        <w:rPr>
+          <w:b/>
+        </w:rPr>
+        <w:t>Risk to Others</w:t>
+      </w:r>
+      <w:r>
+        <w:rPr/>
+        <w:t xml:space="preserve">, </w:t>
+      </w:r>
+      <w:r>
+        <w:rPr>
+          <w:b/>
+        </w:rPr>
+        <w:t>Severe Deterioration</w:t>
+      </w:r>
+      <w:r>
+        <w:rPr/>
+        <w:t xml:space="preserve">, </w:t>
+      </w:r>
+      <w:r>
+        <w:rPr>
+          <w:b/>
+        </w:rPr>
+        <w:t>Safeguarding Concern</w:t>
+      </w:r>
+      <w:r>
+        <w:rPr/>
+        <w:t xml:space="preserve"> or </w:t>
+      </w:r>
+      <w:r>
+        <w:rPr>
+          <w:b/>
+        </w:rPr>
+        <w:t>Other</w:t>
+      </w:r>
+      <w:r>
+        <w:rPr/>
+        <w:t>.</w:t>
       </w:r>
     </w:p>
     <w:p>
@@ -16087,32 +15657,27 @@
       </w:r>
       <w:r>
         <w:rPr/>
-        <w:t xml:space="preserve">Select </w:t>
-      </w:r>
-      <w:r>
-        <w:rPr>
-          <w:b/>
-        </w:rPr>
-        <w:t>Save note</w:t>
-      </w:r>
-      <w:r>
-        <w:rPr/>
-        <w:t>.</w:t>
-      </w:r>
-    </w:p>
-    <w:p>
-      <w:r>
-        <w:rPr/>
-        <w:t>The note is saved as a pinned note on the guest and appears under Crisis Actions Taken.</w:t>
-      </w:r>
-    </w:p>
-    <w:p>
-      <w:pPr>
-        <w:pStyle w:val="Heading3"/>
-      </w:pPr>
-      <w:r>
-        <w:rPr/>
-        <w:t>7.6 Escalate to the CMHT</w:t>
+        <w:t xml:space="preserve">If you tick </w:t>
+      </w:r>
+      <w:r>
+        <w:rPr>
+          <w:b/>
+        </w:rPr>
+        <w:t>Other</w:t>
+      </w:r>
+      <w:r>
+        <w:rPr/>
+        <w:t xml:space="preserve">, describe the risk in </w:t>
+      </w:r>
+      <w:r>
+        <w:rPr>
+          <w:b/>
+        </w:rPr>
+        <w:t>Describe the other risk</w:t>
+      </w:r>
+      <w:r>
+        <w:rPr/>
+        <w:t>. This is required.</w:t>
       </w:r>
     </w:p>
     <w:p>
@@ -16128,22 +15693,22 @@
           <w:b/>
           <w:color w:val="8D1B3D"/>
         </w:rPr>
-        <w:t>1.</w:t>
+        <w:t>4.</w:t>
         <w:tab/>
       </w:r>
       <w:r>
         <w:rPr/>
-        <w:t xml:space="preserve">In the details panel, select </w:t>
-      </w:r>
-      <w:r>
-        <w:rPr>
-          <w:b/>
-        </w:rPr>
-        <w:t>Escalate to CMHT</w:t>
-      </w:r>
-      <w:r>
-        <w:rPr/>
-        <w:t>.</w:t>
+        <w:t xml:space="preserve">Write the </w:t>
+      </w:r>
+      <w:r>
+        <w:rPr>
+          <w:b/>
+        </w:rPr>
+        <w:t>Urgent case notes</w:t>
+      </w:r>
+      <w:r>
+        <w:rPr/>
+        <w:t>: what happened, who reported it and any immediate action taken. This is required.</w:t>
       </w:r>
     </w:p>
     <w:p>
@@ -16159,197 +15724,34 @@
           <w:b/>
           <w:color w:val="8D1B3D"/>
         </w:rPr>
-        <w:t>2.</w:t>
-        <w:tab/>
-      </w:r>
-      <w:r>
-        <w:rPr/>
-        <w:t xml:space="preserve">Enter the </w:t>
-      </w:r>
-      <w:r>
-        <w:rPr>
-          <w:b/>
-        </w:rPr>
-        <w:t>CMHT team to escalate to</w:t>
-      </w:r>
-      <w:r>
-        <w:rPr/>
-        <w:t>, for example Crisis Resolution Team.</w:t>
-      </w:r>
-    </w:p>
-    <w:p>
-      <w:pPr>
-        <w:tabs>
-          <w:tab w:pos="425" w:val="left"/>
-        </w:tabs>
-        <w:spacing w:after="60"/>
-        <w:ind w:left="425" w:hanging="340"/>
-      </w:pPr>
-      <w:r>
-        <w:rPr>
-          <w:b/>
-          <w:color w:val="8D1B3D"/>
-        </w:rPr>
-        <w:t>3.</w:t>
-        <w:tab/>
-      </w:r>
-      <w:r>
-        <w:rPr/>
-        <w:t xml:space="preserve">Choose the </w:t>
-      </w:r>
-      <w:r>
-        <w:rPr>
-          <w:b/>
-        </w:rPr>
-        <w:t>Reason for escalation</w:t>
-      </w:r>
-      <w:r>
-        <w:rPr/>
-        <w:t>:</w:t>
-      </w:r>
-    </w:p>
-    <w:p>
-      <w:pPr>
-        <w:pStyle w:val="ListBullet2"/>
-      </w:pPr>
-      <w:r>
-        <w:rPr/>
-        <w:t>72 hour window expired - no contact</w:t>
-      </w:r>
-    </w:p>
-    <w:p>
-      <w:pPr>
-        <w:pStyle w:val="ListBullet2"/>
-      </w:pPr>
-      <w:r>
-        <w:rPr/>
-        <w:t>Risk level has increased</w:t>
-      </w:r>
-    </w:p>
-    <w:p>
-      <w:pPr>
-        <w:pStyle w:val="ListBullet2"/>
-      </w:pPr>
-      <w:r>
-        <w:rPr/>
-        <w:t>Guest unreachable - welfare concern</w:t>
-      </w:r>
-    </w:p>
-    <w:p>
-      <w:pPr>
-        <w:pStyle w:val="ListBullet2"/>
-      </w:pPr>
-      <w:r>
-        <w:rPr/>
-        <w:t>Clinical need beyond hub capacity</w:t>
-      </w:r>
-    </w:p>
-    <w:p>
-      <w:pPr>
-        <w:pStyle w:val="ListBullet2"/>
-      </w:pPr>
-      <w:r>
-        <w:rPr/>
-        <w:t>Safeguarding concern.</w:t>
-      </w:r>
-    </w:p>
-    <w:p>
-      <w:pPr>
-        <w:tabs>
-          <w:tab w:pos="425" w:val="left"/>
-        </w:tabs>
-        <w:spacing w:after="60"/>
-        <w:ind w:left="425" w:hanging="340"/>
-      </w:pPr>
-      <w:r>
-        <w:rPr>
-          <w:b/>
-          <w:color w:val="8D1B3D"/>
-        </w:rPr>
-        <w:t>4.</w:t>
-        <w:tab/>
-      </w:r>
-      <w:r>
-        <w:rPr/>
-        <w:t xml:space="preserve">Choose the </w:t>
-      </w:r>
-      <w:r>
-        <w:rPr>
-          <w:b/>
-        </w:rPr>
-        <w:t>Urgency level</w:t>
-      </w:r>
-      <w:r>
-        <w:rPr/>
-        <w:t>: Emergency, Urgent (the default) or Routine.</w:t>
-      </w:r>
-    </w:p>
-    <w:p>
-      <w:pPr>
-        <w:tabs>
-          <w:tab w:pos="425" w:val="left"/>
-        </w:tabs>
-        <w:spacing w:after="60"/>
-        <w:ind w:left="425" w:hanging="340"/>
-      </w:pPr>
-      <w:r>
-        <w:rPr>
-          <w:b/>
-          <w:color w:val="8D1B3D"/>
-        </w:rPr>
         <w:t>5.</w:t>
         <w:tab/>
       </w:r>
       <w:r>
         <w:rPr/>
-        <w:t xml:space="preserve">Write the </w:t>
-      </w:r>
-      <w:r>
-        <w:rPr>
-          <w:b/>
-        </w:rPr>
-        <w:t>Escalation notes</w:t>
-      </w:r>
-      <w:r>
-        <w:rPr/>
-        <w:t>: clinical context, contacts attempted and the current risk.</w:t>
-      </w:r>
-    </w:p>
-    <w:p>
-      <w:pPr>
-        <w:tabs>
-          <w:tab w:pos="425" w:val="left"/>
-        </w:tabs>
-        <w:spacing w:after="60"/>
-        <w:ind w:left="425" w:hanging="340"/>
-      </w:pPr>
-      <w:r>
-        <w:rPr>
-          <w:b/>
-          <w:color w:val="8D1B3D"/>
-        </w:rPr>
-        <w:t>6.</w:t>
-        <w:tab/>
-      </w:r>
-      <w:r>
-        <w:rPr/>
         <w:t xml:space="preserve">Select </w:t>
       </w:r>
       <w:r>
         <w:rPr>
           <w:b/>
         </w:rPr>
-        <w:t>Send escalation</w:t>
-      </w:r>
-      <w:r>
-        <w:rPr/>
-        <w:t>.</w:t>
-      </w:r>
-    </w:p>
-    <w:p>
-      <w:r>
-        <w:rPr/>
-        <w:t>All four fields are required. The escalation is added to the episode timeline and the details panel shows "CMHT notified: YES".</w:t>
+        <w:t>Raise urgent case</w:t>
+      </w:r>
+      <w:r>
+        <w:rPr/>
+        <w:t>. The button stays greyed out until a risk is ticked and the notes are written.</w:t>
+      </w:r>
+    </w:p>
+    <w:p>
+      <w:r>
+        <w:rPr/>
+        <w:t>The panel closes and the header shows the Urgent badge. The guest appears on Urgent Cases for everyone within moments, and the assigned CMHW is emailed if your hub has turned this on. An "Other" risk shows as "Other:" followed by your description on Urgent Cases, the Urgent Case Record, the CSV export and the email.</w:t>
+      </w:r>
+    </w:p>
+    <w:p>
+      <w:r>
+        <w:rPr/>
+        <w:t>A guest has only one open urgent case at a time. If the guest already has one, the panel says so, and anything you raise is added to that case. It shows in the record's audit trail as "Further risk recorded".</w:t>
       </w:r>
     </w:p>
     <w:p>
@@ -16365,11 +15767,11 @@
         <w:rPr>
           <w:b/>
         </w:rPr>
-        <w:t>Warning:</w:t>
-      </w:r>
-      <w:r>
-        <w:rPr/>
-        <w:t xml:space="preserve"> EMHIP records the escalation but does not contact the CMHT for you. Contact the team by your usual route as well.</w:t>
+        <w:t>Tip:</w:t>
+      </w:r>
+      <w:r>
+        <w:rPr/>
+        <w:t xml:space="preserve"> The Urgent Case Record names the person who raised the case from the account they were signed in with. Always sign in with your own account, never a shared one.</w:t>
       </w:r>
     </w:p>
     <w:p>
@@ -16378,7 +15780,873 @@
       </w:pPr>
       <w:r>
         <w:rPr/>
-        <w:t>7.7 Resolve an urgent episode</w:t>
+        <w:t>7.2 The 72-hour window</w:t>
+      </w:r>
+    </w:p>
+    <w:p>
+      <w:r>
+        <w:rPr/>
+        <w:t>An urgent guest must be contacted within 72 hours of the urgent case being raised. The countdown starts when it is raised. After 72 hours the case shows as overdue until someone resolves it, even if contacts have been logged.</w:t>
+      </w:r>
+    </w:p>
+    <w:p>
+      <w:pPr>
+        <w:pStyle w:val="Heading3"/>
+      </w:pPr>
+      <w:r>
+        <w:rPr/>
+        <w:t>7.3 The Urgent Cases screen</w:t>
+      </w:r>
+    </w:p>
+    <w:p>
+      <w:r>
+        <w:rPr/>
+        <w:t xml:space="preserve">Select </w:t>
+      </w:r>
+      <w:r>
+        <w:rPr>
+          <w:b/>
+        </w:rPr>
+        <w:t>Urgent Cases</w:t>
+      </w:r>
+      <w:r>
+        <w:rPr/>
+        <w:t xml:space="preserve"> in the menu. The number beside it is the count of open cases.</w:t>
+      </w:r>
+    </w:p>
+    <w:p>
+      <w:pPr>
+        <w:pStyle w:val="ListBullet"/>
+      </w:pPr>
+      <w:r>
+        <w:rPr/>
+        <w:t xml:space="preserve">A red banner appears when cases are overdue. Select </w:t>
+      </w:r>
+      <w:r>
+        <w:rPr>
+          <w:b/>
+        </w:rPr>
+        <w:t>View now</w:t>
+      </w:r>
+      <w:r>
+        <w:rPr/>
+        <w:t xml:space="preserve"> to scroll to them.</w:t>
+      </w:r>
+    </w:p>
+    <w:p>
+      <w:pPr>
+        <w:pStyle w:val="ListBullet"/>
+      </w:pPr>
+      <w:r>
+        <w:rPr>
+          <w:b/>
+        </w:rPr>
+        <w:t>Live</w:t>
+      </w:r>
+      <w:r>
+        <w:rPr/>
+        <w:t xml:space="preserve"> beside the title means new cases appear and resolved ones disappear without refreshing. If it shows another word, such as Reconnecting, refresh the page.</w:t>
+      </w:r>
+    </w:p>
+    <w:p>
+      <w:pPr>
+        <w:pStyle w:val="ListBullet"/>
+      </w:pPr>
+      <w:r>
+        <w:rPr>
+          <w:b/>
+        </w:rPr>
+        <w:t>Tiles:</w:t>
+      </w:r>
+      <w:r>
+        <w:rPr/>
+        <w:t xml:space="preserve"> Active Urgent Cases, Contact overdue, Within 72-hour window and Resolved this month.</w:t>
+      </w:r>
+    </w:p>
+    <w:p>
+      <w:pPr>
+        <w:pStyle w:val="ListBullet"/>
+      </w:pPr>
+      <w:r>
+        <w:rPr>
+          <w:b/>
+        </w:rPr>
+        <w:t>Filters:</w:t>
+      </w:r>
+      <w:r>
+        <w:rPr/>
+        <w:t xml:space="preserve"> </w:t>
+      </w:r>
+      <w:r>
+        <w:rPr>
+          <w:b/>
+        </w:rPr>
+        <w:t>Risk Level</w:t>
+      </w:r>
+      <w:r>
+        <w:rPr/>
+        <w:t xml:space="preserve"> (one of the six risk types, including Other), </w:t>
+      </w:r>
+      <w:r>
+        <w:rPr>
+          <w:b/>
+        </w:rPr>
+        <w:t>Assigned CMHW</w:t>
+      </w:r>
+      <w:r>
+        <w:rPr/>
+        <w:t xml:space="preserve"> and </w:t>
+      </w:r>
+      <w:r>
+        <w:rPr>
+          <w:b/>
+        </w:rPr>
+        <w:t>Overdue Only</w:t>
+      </w:r>
+      <w:r>
+        <w:rPr/>
+        <w:t>.</w:t>
+      </w:r>
+    </w:p>
+    <w:p>
+      <w:r>
+        <w:rPr/>
+        <w:t>Each open case shows the guest's name and reference, the hours left or overdue and the contact deadline. It also shows the risk types, the CMHW and when the urgent case was raised.</w:t>
+      </w:r>
+    </w:p>
+    <w:p>
+      <w:pPr>
+        <w:pStyle w:val="ListBullet"/>
+      </w:pPr>
+      <w:r>
+        <w:rPr/>
+        <w:t xml:space="preserve">Select anywhere on the case to open its </w:t>
+      </w:r>
+      <w:r>
+        <w:rPr>
+          <w:b/>
+        </w:rPr>
+        <w:t>Urgent Case Record</w:t>
+      </w:r>
+      <w:r>
+        <w:rPr/>
+        <w:t xml:space="preserve"> (section 7.4).</w:t>
+      </w:r>
+    </w:p>
+    <w:p>
+      <w:pPr>
+        <w:pStyle w:val="ListBullet"/>
+      </w:pPr>
+      <w:r>
+        <w:rPr>
+          <w:b/>
+        </w:rPr>
+        <w:t>View Urgent Case Record</w:t>
+      </w:r>
+      <w:r>
+        <w:rPr/>
+        <w:t xml:space="preserve"> does the same.</w:t>
+      </w:r>
+    </w:p>
+    <w:p>
+      <w:pPr>
+        <w:pStyle w:val="ListBullet"/>
+      </w:pPr>
+      <w:r>
+        <w:rPr>
+          <w:b/>
+        </w:rPr>
+        <w:t>Open Guest</w:t>
+      </w:r>
+      <w:r>
+        <w:rPr/>
+        <w:t>, or the guest's name, opens the guest's record.</w:t>
+      </w:r>
+    </w:p>
+    <w:p>
+      <w:r>
+        <w:rPr/>
+        <w:t>Contacts, the CMHT record and resolving are all on the Urgent Case Record. There is no separate details panel.</w:t>
+      </w:r>
+    </w:p>
+    <w:p>
+      <w:r>
+        <w:rPr/>
+        <w:t xml:space="preserve">Resolved cases are listed below the open ones. Each shows when it was resolved, whether that was within 72 hours, who resolved it, whether the CMHT was notified (and which team) and when the urgent case was raised. Cases resolved before 7 October 2026 also show their resolution note. Select a resolved case or </w:t>
+      </w:r>
+      <w:r>
+        <w:rPr>
+          <w:b/>
+        </w:rPr>
+        <w:t>View Urgent Case Record</w:t>
+      </w:r>
+      <w:r>
+        <w:rPr/>
+        <w:t xml:space="preserve"> to open its record, or </w:t>
+      </w:r>
+      <w:r>
+        <w:rPr>
+          <w:b/>
+        </w:rPr>
+        <w:t>Open Guest</w:t>
+      </w:r>
+      <w:r>
+        <w:rPr/>
+        <w:t xml:space="preserve"> to open the guest.</w:t>
+      </w:r>
+    </w:p>
+    <w:p>
+      <w:r>
+        <w:rPr/>
+        <w:t xml:space="preserve">Select </w:t>
+      </w:r>
+      <w:r>
+        <w:rPr>
+          <w:b/>
+        </w:rPr>
+        <w:t>Export</w:t>
+      </w:r>
+      <w:r>
+        <w:rPr/>
+        <w:t xml:space="preserve"> to download the cases currently shown as a CSV file.</w:t>
+      </w:r>
+    </w:p>
+    <w:p>
+      <w:pPr>
+        <w:pStyle w:val="Heading3"/>
+      </w:pPr>
+      <w:r>
+        <w:rPr/>
+        <w:t>7.4 The Urgent Case Record</w:t>
+      </w:r>
+    </w:p>
+    <w:p>
+      <w:r>
+        <w:rPr/>
+        <w:t>The Urgent Case Record is the full account of one urgent case. It opens over the Urgent Cases screen. Close it with the × or the Esc key.</w:t>
+      </w:r>
+    </w:p>
+    <w:tbl>
+      <w:tblPr>
+        <w:tblW w:type="auto" w:w="0"/>
+        <w:jc w:val="left"/>
+        <w:tblLayout w:type="fixed"/>
+        <w:tblLook w:firstColumn="1" w:firstRow="1" w:lastColumn="0" w:lastRow="0" w:noHBand="0" w:noVBand="1" w:val="04A0"/>
+        <w:tblLayout w:type="fixed"/>
+        <w:tblBorders>
+          <w:top w:val="single" w:sz="4" w:space="0" w:color="D9D9D9"/>
+          <w:left w:val="single" w:sz="4" w:space="0" w:color="D9D9D9"/>
+          <w:bottom w:val="single" w:sz="4" w:space="0" w:color="D9D9D9"/>
+          <w:right w:val="single" w:sz="4" w:space="0" w:color="D9D9D9"/>
+          <w:insideH w:val="single" w:sz="4" w:space="0" w:color="D9D9D9"/>
+          <w:insideV w:val="single" w:sz="4" w:space="0" w:color="D9D9D9"/>
+        </w:tblBorders>
+        <w:tblCellMar>
+          <w:top w:w="50" w:type="dxa"/>
+          <w:bottom w:w="50" w:type="dxa"/>
+          <w:left w:w="90" w:type="dxa"/>
+          <w:right w:w="90" w:type="dxa"/>
+        </w:tblCellMar>
+      </w:tblPr>
+      <w:tblGrid>
+        <w:gridCol w:w="4706"/>
+        <w:gridCol w:w="4706"/>
+      </w:tblGrid>
+      <w:tr>
+        <w:trPr>
+          <w:tblHeader w:val="true"/>
+          <w:cantSplit/>
+        </w:trPr>
+        <w:tc>
+          <w:tcPr>
+            <w:tcW w:type="dxa" w:w="2172"/>
+            <w:shd w:val="clear" w:color="auto" w:fill="8D1B3D"/>
+          </w:tcPr>
+          <w:p>
+            <w:pPr>
+              <w:spacing w:after="0" w:line="252" w:lineRule="auto"/>
+            </w:pPr>
+            <w:r>
+              <w:rPr>
+                <w:b/>
+                <w:color w:val="FFFFFF"/>
+                <w:sz w:val="19"/>
+              </w:rPr>
+              <w:t>Part</w:t>
+            </w:r>
+          </w:p>
+        </w:tc>
+        <w:tc>
+          <w:tcPr>
+            <w:tcW w:type="dxa" w:w="7239"/>
+            <w:shd w:val="clear" w:color="auto" w:fill="8D1B3D"/>
+          </w:tcPr>
+          <w:p>
+            <w:pPr>
+              <w:spacing w:after="0" w:line="252" w:lineRule="auto"/>
+            </w:pPr>
+            <w:r>
+              <w:rPr>
+                <w:b/>
+                <w:color w:val="FFFFFF"/>
+                <w:sz w:val="19"/>
+              </w:rPr>
+              <w:t>What it shows</w:t>
+            </w:r>
+          </w:p>
+        </w:tc>
+      </w:tr>
+      <w:tr>
+        <w:trPr>
+          <w:cantSplit/>
+        </w:trPr>
+        <w:tc>
+          <w:tcPr>
+            <w:tcW w:type="dxa" w:w="2172"/>
+          </w:tcPr>
+          <w:p>
+            <w:pPr>
+              <w:spacing w:after="0" w:line="252" w:lineRule="auto"/>
+            </w:pPr>
+            <w:r>
+              <w:rPr>
+                <w:sz w:val="19"/>
+              </w:rPr>
+              <w:t>Header</w:t>
+            </w:r>
+          </w:p>
+        </w:tc>
+        <w:tc>
+          <w:tcPr>
+            <w:tcW w:type="dxa" w:w="7239"/>
+          </w:tcPr>
+          <w:p>
+            <w:pPr>
+              <w:spacing w:after="0" w:line="252" w:lineRule="auto"/>
+            </w:pPr>
+            <w:r>
+              <w:rPr>
+                <w:sz w:val="19"/>
+              </w:rPr>
+              <w:t xml:space="preserve">The guest's name (select it to open their record), </w:t>
+            </w:r>
+            <w:r>
+              <w:rPr>
+                <w:b/>
+                <w:sz w:val="19"/>
+              </w:rPr>
+              <w:t>Reference ID</w:t>
+            </w:r>
+            <w:r>
+              <w:rPr>
+                <w:sz w:val="19"/>
+              </w:rPr>
+              <w:t xml:space="preserve">, </w:t>
+            </w:r>
+            <w:r>
+              <w:rPr>
+                <w:b/>
+                <w:sz w:val="19"/>
+              </w:rPr>
+              <w:t>Assigned CMHW</w:t>
+            </w:r>
+            <w:r>
+              <w:rPr>
+                <w:sz w:val="19"/>
+              </w:rPr>
+              <w:t xml:space="preserve"> and </w:t>
+            </w:r>
+            <w:r>
+              <w:rPr>
+                <w:b/>
+                <w:sz w:val="19"/>
+              </w:rPr>
+              <w:t>Pathway at time of flag</w:t>
+            </w:r>
+            <w:r>
+              <w:rPr>
+                <w:sz w:val="19"/>
+              </w:rPr>
+              <w:t xml:space="preserve">, with the buttons </w:t>
+            </w:r>
+            <w:r>
+              <w:rPr>
+                <w:b/>
+                <w:sz w:val="19"/>
+              </w:rPr>
+              <w:t>Open Guest</w:t>
+            </w:r>
+            <w:r>
+              <w:rPr>
+                <w:sz w:val="19"/>
+              </w:rPr>
+              <w:t xml:space="preserve">, </w:t>
+            </w:r>
+            <w:r>
+              <w:rPr>
+                <w:b/>
+                <w:sz w:val="19"/>
+              </w:rPr>
+              <w:t>Export Record</w:t>
+            </w:r>
+            <w:r>
+              <w:rPr>
+                <w:sz w:val="19"/>
+              </w:rPr>
+              <w:t xml:space="preserve"> and ×</w:t>
+            </w:r>
+          </w:p>
+        </w:tc>
+      </w:tr>
+      <w:tr>
+        <w:trPr>
+          <w:cantSplit/>
+        </w:trPr>
+        <w:tc>
+          <w:tcPr>
+            <w:tcW w:type="dxa" w:w="2172"/>
+            <w:shd w:val="clear" w:color="auto" w:fill="FAF6F7"/>
+          </w:tcPr>
+          <w:p>
+            <w:pPr>
+              <w:spacing w:after="0" w:line="252" w:lineRule="auto"/>
+            </w:pPr>
+            <w:r>
+              <w:rPr>
+                <w:sz w:val="19"/>
+              </w:rPr>
+              <w:t>Tabs</w:t>
+            </w:r>
+          </w:p>
+        </w:tc>
+        <w:tc>
+          <w:tcPr>
+            <w:tcW w:type="dxa" w:w="7239"/>
+            <w:shd w:val="clear" w:color="auto" w:fill="FAF6F7"/>
+          </w:tcPr>
+          <w:p>
+            <w:pPr>
+              <w:spacing w:after="0" w:line="252" w:lineRule="auto"/>
+            </w:pPr>
+            <w:r>
+              <w:rPr>
+                <w:sz w:val="19"/>
+              </w:rPr>
+              <w:t xml:space="preserve">One tab per urgent case the guest has had, oldest first: </w:t>
+            </w:r>
+            <w:r>
+              <w:rPr>
+                <w:b/>
+                <w:sz w:val="19"/>
+              </w:rPr>
+              <w:t>Urgent Case 1</w:t>
+            </w:r>
+            <w:r>
+              <w:rPr>
+                <w:sz w:val="19"/>
+              </w:rPr>
+              <w:t xml:space="preserve">, </w:t>
+            </w:r>
+            <w:r>
+              <w:rPr>
+                <w:b/>
+                <w:sz w:val="19"/>
+              </w:rPr>
+              <w:t>Urgent Case 2</w:t>
+            </w:r>
+            <w:r>
+              <w:rPr>
+                <w:sz w:val="19"/>
+              </w:rPr>
+              <w:t xml:space="preserve"> and so on. A dot marks the open case, which is shown first</w:t>
+            </w:r>
+          </w:p>
+        </w:tc>
+      </w:tr>
+      <w:tr>
+        <w:trPr>
+          <w:cantSplit/>
+        </w:trPr>
+        <w:tc>
+          <w:tcPr>
+            <w:tcW w:type="dxa" w:w="2172"/>
+          </w:tcPr>
+          <w:p>
+            <w:pPr>
+              <w:spacing w:after="0" w:line="252" w:lineRule="auto"/>
+            </w:pPr>
+            <w:r>
+              <w:rPr>
+                <w:sz w:val="19"/>
+              </w:rPr>
+              <w:t>Status bar</w:t>
+            </w:r>
+          </w:p>
+        </w:tc>
+        <w:tc>
+          <w:tcPr>
+            <w:tcW w:type="dxa" w:w="7239"/>
+          </w:tcPr>
+          <w:p>
+            <w:pPr>
+              <w:spacing w:after="0" w:line="252" w:lineRule="auto"/>
+            </w:pPr>
+            <w:r>
+              <w:rPr>
+                <w:sz w:val="19"/>
+              </w:rPr>
+              <w:t xml:space="preserve">A live 72-hour countdown with a progress bar, the </w:t>
+            </w:r>
+            <w:r>
+              <w:rPr>
+                <w:b/>
+                <w:sz w:val="19"/>
+              </w:rPr>
+              <w:t>Deadline</w:t>
+            </w:r>
+            <w:r>
+              <w:rPr>
+                <w:sz w:val="19"/>
+              </w:rPr>
+              <w:t xml:space="preserve"> and the </w:t>
+            </w:r>
+            <w:r>
+              <w:rPr>
+                <w:b/>
+                <w:sz w:val="19"/>
+              </w:rPr>
+              <w:t>Case status</w:t>
+            </w:r>
+            <w:r>
+              <w:rPr>
+                <w:sz w:val="19"/>
+              </w:rPr>
+              <w:t xml:space="preserve"> (Open or Resolved)</w:t>
+            </w:r>
+          </w:p>
+        </w:tc>
+      </w:tr>
+      <w:tr>
+        <w:trPr>
+          <w:cantSplit/>
+        </w:trPr>
+        <w:tc>
+          <w:tcPr>
+            <w:tcW w:type="dxa" w:w="2172"/>
+            <w:shd w:val="clear" w:color="auto" w:fill="FAF6F7"/>
+          </w:tcPr>
+          <w:p>
+            <w:pPr>
+              <w:spacing w:after="0" w:line="252" w:lineRule="auto"/>
+            </w:pPr>
+            <w:r>
+              <w:rPr>
+                <w:sz w:val="19"/>
+              </w:rPr>
+              <w:t>Flag details</w:t>
+            </w:r>
+          </w:p>
+        </w:tc>
+        <w:tc>
+          <w:tcPr>
+            <w:tcW w:type="dxa" w:w="7239"/>
+            <w:shd w:val="clear" w:color="auto" w:fill="FAF6F7"/>
+          </w:tcPr>
+          <w:p>
+            <w:pPr>
+              <w:spacing w:after="0" w:line="252" w:lineRule="auto"/>
+            </w:pPr>
+            <w:r>
+              <w:rPr>
+                <w:b/>
+                <w:sz w:val="19"/>
+              </w:rPr>
+              <w:t>Flag raised by</w:t>
+            </w:r>
+            <w:r>
+              <w:rPr>
+                <w:sz w:val="19"/>
+              </w:rPr>
+              <w:t xml:space="preserve">, </w:t>
+            </w:r>
+            <w:r>
+              <w:rPr>
+                <w:b/>
+                <w:sz w:val="19"/>
+              </w:rPr>
+              <w:t>Flag raised at</w:t>
+            </w:r>
+            <w:r>
+              <w:rPr>
+                <w:sz w:val="19"/>
+              </w:rPr>
+              <w:t xml:space="preserve">, </w:t>
+            </w:r>
+            <w:r>
+              <w:rPr>
+                <w:b/>
+                <w:sz w:val="19"/>
+              </w:rPr>
+              <w:t>Risk identified</w:t>
+            </w:r>
+            <w:r>
+              <w:rPr>
+                <w:sz w:val="19"/>
+              </w:rPr>
+              <w:t xml:space="preserve"> and the </w:t>
+            </w:r>
+            <w:r>
+              <w:rPr>
+                <w:b/>
+                <w:sz w:val="19"/>
+              </w:rPr>
+              <w:t>Urgent case notes</w:t>
+            </w:r>
+            <w:r>
+              <w:rPr>
+                <w:sz w:val="19"/>
+              </w:rPr>
+              <w:t>. These are read-only</w:t>
+            </w:r>
+          </w:p>
+        </w:tc>
+      </w:tr>
+      <w:tr>
+        <w:trPr>
+          <w:cantSplit/>
+        </w:trPr>
+        <w:tc>
+          <w:tcPr>
+            <w:tcW w:type="dxa" w:w="2172"/>
+          </w:tcPr>
+          <w:p>
+            <w:pPr>
+              <w:spacing w:after="0" w:line="252" w:lineRule="auto"/>
+            </w:pPr>
+            <w:r>
+              <w:rPr>
+                <w:sz w:val="19"/>
+              </w:rPr>
+              <w:t>Actions taken</w:t>
+            </w:r>
+          </w:p>
+        </w:tc>
+        <w:tc>
+          <w:tcPr>
+            <w:tcW w:type="dxa" w:w="7239"/>
+          </w:tcPr>
+          <w:p>
+            <w:pPr>
+              <w:spacing w:after="0" w:line="252" w:lineRule="auto"/>
+            </w:pPr>
+            <w:r>
+              <w:rPr>
+                <w:b/>
+                <w:sz w:val="19"/>
+              </w:rPr>
+              <w:t>CMHT or other NHS team notified</w:t>
+            </w:r>
+            <w:r>
+              <w:rPr>
+                <w:sz w:val="19"/>
+              </w:rPr>
+              <w:t xml:space="preserve"> (section 7.5), </w:t>
+            </w:r>
+            <w:r>
+              <w:rPr>
+                <w:b/>
+                <w:sz w:val="19"/>
+              </w:rPr>
+              <w:t>Contacts logged since flag</w:t>
+            </w:r>
+            <w:r>
+              <w:rPr>
+                <w:sz w:val="19"/>
+              </w:rPr>
+              <w:t xml:space="preserve"> and </w:t>
+            </w:r>
+            <w:r>
+              <w:rPr>
+                <w:b/>
+                <w:sz w:val="19"/>
+              </w:rPr>
+              <w:t>Add contact</w:t>
+            </w:r>
+          </w:p>
+        </w:tc>
+      </w:tr>
+      <w:tr>
+        <w:trPr>
+          <w:cantSplit/>
+        </w:trPr>
+        <w:tc>
+          <w:tcPr>
+            <w:tcW w:type="dxa" w:w="2172"/>
+            <w:shd w:val="clear" w:color="auto" w:fill="FAF6F7"/>
+          </w:tcPr>
+          <w:p>
+            <w:pPr>
+              <w:spacing w:after="0" w:line="252" w:lineRule="auto"/>
+            </w:pPr>
+            <w:r>
+              <w:rPr>
+                <w:sz w:val="19"/>
+              </w:rPr>
+              <w:t>Resolution</w:t>
+            </w:r>
+          </w:p>
+        </w:tc>
+        <w:tc>
+          <w:tcPr>
+            <w:tcW w:type="dxa" w:w="7239"/>
+            <w:shd w:val="clear" w:color="auto" w:fill="FAF6F7"/>
+          </w:tcPr>
+          <w:p>
+            <w:pPr>
+              <w:spacing w:after="0" w:line="252" w:lineRule="auto"/>
+            </w:pPr>
+            <w:r>
+              <w:rPr>
+                <w:b/>
+                <w:sz w:val="19"/>
+              </w:rPr>
+              <w:t>Mark as resolved</w:t>
+            </w:r>
+            <w:r>
+              <w:rPr>
+                <w:sz w:val="19"/>
+              </w:rPr>
+              <w:t xml:space="preserve"> while the case is open (section 7.6); afterwards, who resolved it, when, whether it was within 72 hours, inpatient admission and any other external service involved</w:t>
+            </w:r>
+          </w:p>
+        </w:tc>
+      </w:tr>
+      <w:tr>
+        <w:trPr>
+          <w:cantSplit/>
+        </w:trPr>
+        <w:tc>
+          <w:tcPr>
+            <w:tcW w:type="dxa" w:w="2172"/>
+          </w:tcPr>
+          <w:p>
+            <w:pPr>
+              <w:spacing w:after="0" w:line="252" w:lineRule="auto"/>
+            </w:pPr>
+            <w:r>
+              <w:rPr>
+                <w:sz w:val="19"/>
+              </w:rPr>
+              <w:t>System audit trail</w:t>
+            </w:r>
+          </w:p>
+        </w:tc>
+        <w:tc>
+          <w:tcPr>
+            <w:tcW w:type="dxa" w:w="7239"/>
+          </w:tcPr>
+          <w:p>
+            <w:pPr>
+              <w:spacing w:after="0" w:line="252" w:lineRule="auto"/>
+            </w:pPr>
+            <w:r>
+              <w:rPr>
+                <w:sz w:val="19"/>
+              </w:rPr>
+              <w:t>Each step, oldest first, with the member of staff and the date and time</w:t>
+            </w:r>
+          </w:p>
+        </w:tc>
+      </w:tr>
+    </w:tbl>
+    <w:p>
+      <w:pPr>
+        <w:spacing w:after="40"/>
+      </w:pPr>
+    </w:p>
+    <w:p>
+      <w:r>
+        <w:rPr>
+          <w:b/>
+        </w:rPr>
+        <w:t>The countdown</w:t>
+      </w:r>
+      <w:r>
+        <w:rPr/>
+        <w:t xml:space="preserve"> reads, for example, "41h 12m remaining" or "Overdue — 3h 5m past deadline". The bar is amber while the case is open and turns red when fewer than 6 hours remain or the deadline has passed. Once the case is resolved it turns green and stops at the time of resolution.</w:t>
+      </w:r>
+    </w:p>
+    <w:p>
+      <w:r>
+        <w:rPr>
+          <w:b/>
+        </w:rPr>
+        <w:t>Flag raised by</w:t>
+      </w:r>
+      <w:r>
+        <w:rPr/>
+        <w:t xml:space="preserve"> is the member of staff who raised the case, taken from the account they were signed in with.</w:t>
+      </w:r>
+    </w:p>
+    <w:p>
+      <w:r>
+        <w:rPr>
+          <w:b/>
+        </w:rPr>
+        <w:t>Contacts logged since flag</w:t>
+      </w:r>
+      <w:r>
+        <w:rPr/>
+        <w:t xml:space="preserve"> is the number of contacts recorded since the urgent case was raised. Select the number to list them, each with its type (for example Casework), how it was made, the date and time and who recorded it. </w:t>
+      </w:r>
+      <w:r>
+        <w:rPr>
+          <w:b/>
+        </w:rPr>
+        <w:t>Open Contact History</w:t>
+      </w:r>
+      <w:r>
+        <w:rPr/>
+        <w:t xml:space="preserve"> opens the guest's Contact History tab.</w:t>
+      </w:r>
+    </w:p>
+    <w:p>
+      <w:r>
+        <w:rPr>
+          <w:b/>
+        </w:rPr>
+        <w:t>Add contact</w:t>
+      </w:r>
+      <w:r>
+        <w:rPr/>
+        <w:t xml:space="preserve"> opens the Add Contact form over the record (section 6). When you submit, the new contact is added to the list.</w:t>
+      </w:r>
+    </w:p>
+    <w:p>
+      <w:r>
+        <w:rPr>
+          <w:b/>
+        </w:rPr>
+        <w:t>The system audit trail</w:t>
+      </w:r>
+      <w:r>
+        <w:rPr/>
+        <w:t xml:space="preserve"> lists, as they happen: Urgent case raised, Further risk recorded, Contact logged, CMHT notified or CMHT not notified, and Urgent case resolved.</w:t>
+      </w:r>
+    </w:p>
+    <w:p>
+      <w:pPr>
+        <w:pStyle w:val="Heading3"/>
+      </w:pPr>
+      <w:r>
+        <w:rPr/>
+        <w:t>7.5 Record whether the CMHT was notified</w:t>
+      </w:r>
+    </w:p>
+    <w:p>
+      <w:r>
+        <w:rPr/>
+        <w:t>EMHIP has no connection to the CMHT, so it cannot contact them for you. Contact the CMHT or other NHS team by your usual route, then record what happened.</w:t>
       </w:r>
     </w:p>
     <w:p>
@@ -16399,17 +16667,37 @@
       </w:r>
       <w:r>
         <w:rPr/>
-        <w:t xml:space="preserve">In the details panel or the episode record, select </w:t>
-      </w:r>
-      <w:r>
-        <w:rPr>
-          <w:b/>
-        </w:rPr>
-        <w:t>Mark episode as resolved</w:t>
-      </w:r>
-      <w:r>
-        <w:rPr/>
-        <w:t>.</w:t>
+        <w:t xml:space="preserve">On the Urgent Case Record, under </w:t>
+      </w:r>
+      <w:r>
+        <w:rPr>
+          <w:b/>
+        </w:rPr>
+        <w:t>CMHT or other NHS team notified</w:t>
+      </w:r>
+      <w:r>
+        <w:rPr/>
+        <w:t xml:space="preserve">, choose </w:t>
+      </w:r>
+      <w:r>
+        <w:rPr>
+          <w:b/>
+        </w:rPr>
+        <w:t>Yes</w:t>
+      </w:r>
+      <w:r>
+        <w:rPr/>
+        <w:t xml:space="preserve"> or </w:t>
+      </w:r>
+      <w:r>
+        <w:rPr>
+          <w:b/>
+        </w:rPr>
+        <w:t>No</w:t>
+      </w:r>
+      <w:r>
+        <w:rPr/>
+        <w:t>. An open case with nothing recorded yet starts on this question.</w:t>
       </w:r>
     </w:p>
     <w:p>
@@ -16430,17 +16718,92 @@
       </w:r>
       <w:r>
         <w:rPr/>
-        <w:t xml:space="preserve">Write a </w:t>
-      </w:r>
-      <w:r>
-        <w:rPr>
-          <w:b/>
-        </w:rPr>
-        <w:t>Resolution note</w:t>
-      </w:r>
-      <w:r>
-        <w:rPr/>
-        <w:t>. It is optional, but it becomes part of the permanent record.</w:t>
+        <w:t xml:space="preserve">If you choose </w:t>
+      </w:r>
+      <w:r>
+        <w:rPr>
+          <w:b/>
+        </w:rPr>
+        <w:t>Yes</w:t>
+      </w:r>
+      <w:r>
+        <w:rPr/>
+        <w:t>, fill in:</w:t>
+      </w:r>
+    </w:p>
+    <w:p>
+      <w:pPr>
+        <w:pStyle w:val="ListBullet2"/>
+      </w:pPr>
+      <w:r>
+        <w:rPr>
+          <w:b/>
+        </w:rPr>
+        <w:t>Name of person called</w:t>
+      </w:r>
+      <w:r>
+        <w:rPr/>
+        <w:t xml:space="preserve"> (required)</w:t>
+      </w:r>
+    </w:p>
+    <w:p>
+      <w:pPr>
+        <w:pStyle w:val="ListBullet2"/>
+      </w:pPr>
+      <w:r>
+        <w:rPr>
+          <w:b/>
+        </w:rPr>
+        <w:t>Team or service</w:t>
+      </w:r>
+      <w:r>
+        <w:rPr/>
+        <w:t>, for example Crisis Resolution Team (optional)</w:t>
+      </w:r>
+    </w:p>
+    <w:p>
+      <w:pPr>
+        <w:pStyle w:val="ListBullet2"/>
+      </w:pPr>
+      <w:r>
+        <w:rPr>
+          <w:b/>
+        </w:rPr>
+        <w:t>Called by</w:t>
+      </w:r>
+      <w:r>
+        <w:rPr/>
+        <w:t>, which is filled in from your sign-in and cannot be changed</w:t>
+      </w:r>
+    </w:p>
+    <w:p>
+      <w:pPr>
+        <w:pStyle w:val="ListBullet2"/>
+      </w:pPr>
+      <w:r>
+        <w:rPr>
+          <w:b/>
+        </w:rPr>
+        <w:t>Date and time of call</w:t>
+      </w:r>
+      <w:r>
+        <w:rPr/>
+        <w:t xml:space="preserve"> (required; it cannot be in the future)</w:t>
+      </w:r>
+    </w:p>
+    <w:p>
+      <w:pPr>
+        <w:pStyle w:val="ListBullet2"/>
+      </w:pPr>
+      <w:r>
+        <w:rPr>
+          <w:b/>
+        </w:rPr>
+        <w:t>What was said</w:t>
+      </w:r>
+      <w:r>
+        <w:rPr/>
+        <w:t>: what was discussed and agreed.</w:t>
       </w:r>
     </w:p>
     <w:p>
@@ -16461,17 +16824,68 @@
       </w:r>
       <w:r>
         <w:rPr/>
-        <w:t xml:space="preserve">Under </w:t>
-      </w:r>
-      <w:r>
-        <w:rPr>
-          <w:b/>
-        </w:rPr>
-        <w:t>Pathway after resolution</w:t>
-      </w:r>
-      <w:r>
-        <w:rPr/>
-        <w:t>, keep the current pathway or choose a new one.</w:t>
+        <w:t xml:space="preserve">Select </w:t>
+      </w:r>
+      <w:r>
+        <w:rPr>
+          <w:b/>
+        </w:rPr>
+        <w:t>Save</w:t>
+      </w:r>
+      <w:r>
+        <w:rPr/>
+        <w:t>.</w:t>
+      </w:r>
+    </w:p>
+    <w:p>
+      <w:r>
+        <w:rPr/>
+        <w:t xml:space="preserve">The answer is then shown read-only. While the case is open, select </w:t>
+      </w:r>
+      <w:r>
+        <w:rPr>
+          <w:b/>
+        </w:rPr>
+        <w:t>Edit</w:t>
+      </w:r>
+      <w:r>
+        <w:rPr/>
+        <w:t xml:space="preserve"> to correct it. Changing the answer to No clears the call details. The audit trail shows "CMHT notified" or "CMHT not notified" with the name of whoever recorded it.</w:t>
+      </w:r>
+    </w:p>
+    <w:p>
+      <w:r>
+        <w:rPr/>
+        <w:t xml:space="preserve">Urgent cases escalated to the CMHT before 7 October 2026 show </w:t>
+      </w:r>
+      <w:r>
+        <w:rPr>
+          <w:b/>
+        </w:rPr>
+        <w:t>Notified: Yes</w:t>
+      </w:r>
+      <w:r>
+        <w:rPr/>
+        <w:t xml:space="preserve">, with the old escalation reason and urgency at the top of </w:t>
+      </w:r>
+      <w:r>
+        <w:rPr>
+          <w:b/>
+        </w:rPr>
+        <w:t>What was said</w:t>
+      </w:r>
+      <w:r>
+        <w:rPr/>
+        <w:t>.</w:t>
+      </w:r>
+    </w:p>
+    <w:p>
+      <w:pPr>
+        <w:pStyle w:val="Heading3"/>
+      </w:pPr>
+      <w:r>
+        <w:rPr/>
+        <w:t>7.6 Resolve an urgent case</w:t>
       </w:r>
     </w:p>
     <w:p>
@@ -16487,22 +16901,22 @@
           <w:b/>
           <w:color w:val="8D1B3D"/>
         </w:rPr>
-        <w:t>4.</w:t>
+        <w:t>1.</w:t>
         <w:tab/>
       </w:r>
       <w:r>
         <w:rPr/>
-        <w:t xml:space="preserve">Enter a </w:t>
-      </w:r>
-      <w:r>
-        <w:rPr>
-          <w:b/>
-        </w:rPr>
-        <w:t>Next contact date</w:t>
-      </w:r>
-      <w:r>
-        <w:rPr/>
-        <w:t xml:space="preserve"> if one was agreed. It cannot be in the past.</w:t>
+        <w:t xml:space="preserve">On the Urgent Case Record, select </w:t>
+      </w:r>
+      <w:r>
+        <w:rPr>
+          <w:b/>
+        </w:rPr>
+        <w:t>Mark as resolved</w:t>
+      </w:r>
+      <w:r>
+        <w:rPr/>
+        <w:t>.</w:t>
       </w:r>
     </w:p>
     <w:p>
@@ -16518,12 +16932,42 @@
           <w:b/>
           <w:color w:val="8D1B3D"/>
         </w:rPr>
-        <w:t>5.</w:t>
+        <w:t>2.</w:t>
         <w:tab/>
       </w:r>
       <w:r>
         <w:rPr/>
-        <w:t>Record any change in session frequency, for example "Yes — weekly CPN input added".</w:t>
+        <w:t xml:space="preserve">The dialog shows </w:t>
+      </w:r>
+      <w:r>
+        <w:rPr>
+          <w:b/>
+        </w:rPr>
+        <w:t>Resolved by</w:t>
+      </w:r>
+      <w:r>
+        <w:rPr/>
+        <w:t xml:space="preserve"> (you), </w:t>
+      </w:r>
+      <w:r>
+        <w:rPr>
+          <w:b/>
+        </w:rPr>
+        <w:t>Resolved at</w:t>
+      </w:r>
+      <w:r>
+        <w:rPr/>
+        <w:t xml:space="preserve"> (now) and </w:t>
+      </w:r>
+      <w:r>
+        <w:rPr>
+          <w:b/>
+        </w:rPr>
+        <w:t>Resolved within 72h</w:t>
+      </w:r>
+      <w:r>
+        <w:rPr/>
+        <w:t>, which is worked out for you.</w:t>
       </w:r>
     </w:p>
     <w:p>
@@ -16539,22 +16983,42 @@
           <w:b/>
           <w:color w:val="8D1B3D"/>
         </w:rPr>
-        <w:t>6.</w:t>
+        <w:t>3.</w:t>
         <w:tab/>
       </w:r>
       <w:r>
         <w:rPr/>
-        <w:t xml:space="preserve">Tick </w:t>
-      </w:r>
-      <w:r>
-        <w:rPr>
-          <w:b/>
-        </w:rPr>
-        <w:t>Guest was admitted as an inpatient during this episode</w:t>
-      </w:r>
-      <w:r>
-        <w:rPr/>
-        <w:t xml:space="preserve"> if that happened.</w:t>
+        <w:t xml:space="preserve">Answer </w:t>
+      </w:r>
+      <w:r>
+        <w:rPr>
+          <w:b/>
+        </w:rPr>
+        <w:t>Inpatient admission</w:t>
+      </w:r>
+      <w:r>
+        <w:rPr/>
+        <w:t xml:space="preserve">: </w:t>
+      </w:r>
+      <w:r>
+        <w:rPr>
+          <w:b/>
+        </w:rPr>
+        <w:t>Yes</w:t>
+      </w:r>
+      <w:r>
+        <w:rPr/>
+        <w:t xml:space="preserve"> or </w:t>
+      </w:r>
+      <w:r>
+        <w:rPr>
+          <w:b/>
+        </w:rPr>
+        <w:t>No</w:t>
+      </w:r>
+      <w:r>
+        <w:rPr/>
+        <w:t>. This is required.</w:t>
       </w:r>
     </w:p>
     <w:p>
@@ -16570,266 +17034,22 @@
           <w:b/>
           <w:color w:val="8D1B3D"/>
         </w:rPr>
-        <w:t>7.</w:t>
+        <w:t>4.</w:t>
         <w:tab/>
       </w:r>
       <w:r>
         <w:rPr/>
-        <w:t xml:space="preserve">Select </w:t>
-      </w:r>
-      <w:r>
-        <w:rPr>
-          <w:b/>
-        </w:rPr>
-        <w:t>Mark as resolved</w:t>
-      </w:r>
-      <w:r>
-        <w:rPr/>
-        <w:t>.</w:t>
-      </w:r>
-    </w:p>
-    <w:p>
-      <w:r>
-        <w:rPr/>
-        <w:t>Resolving:</w:t>
-      </w:r>
-    </w:p>
-    <w:p>
-      <w:pPr>
-        <w:pStyle w:val="ListBullet"/>
-      </w:pPr>
-      <w:r>
-        <w:rPr/>
-        <w:t>closes and locks the episode</w:t>
-      </w:r>
-    </w:p>
-    <w:p>
-      <w:pPr>
-        <w:pStyle w:val="ListBullet"/>
-      </w:pPr>
-      <w:r>
-        <w:rPr/>
-        <w:t>clears the urgent flag; the guest keeps their status (New, Active or Inactive)</w:t>
-      </w:r>
-    </w:p>
-    <w:p>
-      <w:pPr>
-        <w:pStyle w:val="ListBullet"/>
-      </w:pPr>
-      <w:r>
-        <w:rPr/>
-        <w:t>adds any pathway change to the Pathway History tab</w:t>
-      </w:r>
-    </w:p>
-    <w:p>
-      <w:pPr>
-        <w:pStyle w:val="ListBullet"/>
-      </w:pPr>
-      <w:r>
-        <w:rPr/>
-        <w:t>schedules the next contact for the guest's CMHW</w:t>
-      </w:r>
-    </w:p>
-    <w:p>
-      <w:pPr>
-        <w:pStyle w:val="ListBullet"/>
-      </w:pPr>
-      <w:r>
-        <w:rPr/>
-        <w:t>removes the case from Urgent Cases for everyone and lists it under resolved cases.</w:t>
-      </w:r>
-    </w:p>
-    <w:p>
-      <w:pPr>
-        <w:pStyle w:val="Heading3"/>
-      </w:pPr>
-      <w:r>
-        <w:rPr/>
-        <w:t>7.8 Urgent episode records</w:t>
-      </w:r>
-    </w:p>
-    <w:p>
-      <w:r>
-        <w:rPr/>
-        <w:t xml:space="preserve">The episode record is the full account of one urgent episode. Open it with </w:t>
-      </w:r>
-      <w:r>
-        <w:rPr>
-          <w:b/>
-        </w:rPr>
-        <w:t>View Crisis Episode</w:t>
-      </w:r>
-      <w:r>
-        <w:rPr/>
-        <w:t xml:space="preserve">, </w:t>
-      </w:r>
-      <w:r>
-        <w:rPr>
-          <w:b/>
-        </w:rPr>
-        <w:t>Open full episode record</w:t>
-      </w:r>
-      <w:r>
-        <w:rPr/>
-        <w:t xml:space="preserve">, </w:t>
-      </w:r>
-      <w:r>
-        <w:rPr>
-          <w:b/>
-        </w:rPr>
-        <w:t>View Episode</w:t>
-      </w:r>
-      <w:r>
-        <w:rPr/>
-        <w:t xml:space="preserve"> or by selecting a resolved case.</w:t>
-      </w:r>
-    </w:p>
-    <w:p>
-      <w:pPr>
-        <w:pStyle w:val="ListBullet"/>
-      </w:pPr>
-      <w:r>
-        <w:rPr>
-          <w:b/>
-        </w:rPr>
-        <w:t>Episode tabs</w:t>
-      </w:r>
-      <w:r>
-        <w:rPr/>
-        <w:t xml:space="preserve"> (Episode 1, Episode 2 and so on) switch between a guest's episodes. A dot marks the open one.</w:t>
-      </w:r>
-    </w:p>
-    <w:p>
-      <w:pPr>
-        <w:pStyle w:val="ListBullet"/>
-      </w:pPr>
-      <w:r>
-        <w:rPr/>
-        <w:t xml:space="preserve">The banner says whether the episode is open or resolved. An open episode has </w:t>
-      </w:r>
-      <w:r>
-        <w:rPr>
-          <w:b/>
-        </w:rPr>
-        <w:t>Escalate to CMHT</w:t>
-      </w:r>
-      <w:r>
-        <w:rPr/>
-        <w:t xml:space="preserve"> and </w:t>
-      </w:r>
-      <w:r>
-        <w:rPr>
-          <w:b/>
-        </w:rPr>
-        <w:t>Mark episode as resolved</w:t>
-      </w:r>
-      <w:r>
-        <w:rPr/>
-        <w:t xml:space="preserve"> buttons.</w:t>
-      </w:r>
-    </w:p>
-    <w:p>
-      <w:pPr>
-        <w:pStyle w:val="ListBullet"/>
-      </w:pPr>
-      <w:r>
-        <w:rPr>
-          <w:b/>
-        </w:rPr>
-        <w:t>Episode overview:</w:t>
-      </w:r>
-      <w:r>
-        <w:rPr/>
-        <w:t xml:space="preserve"> the pathway at the time of the flag, the CMHW, who raised the flag and when, and the deadline. It also shows who resolved it and when, and any CMHT team.</w:t>
-      </w:r>
-    </w:p>
-    <w:p>
-      <w:pPr>
-        <w:pStyle w:val="ListBullet"/>
-      </w:pPr>
-      <w:r>
-        <w:rPr>
-          <w:b/>
-        </w:rPr>
-        <w:t>Crisis action notes at intake:</w:t>
-      </w:r>
-      <w:r>
-        <w:rPr/>
-        <w:t xml:space="preserve"> the risk types and notes from the assessment that raised the flag.</w:t>
-      </w:r>
-    </w:p>
-    <w:p>
-      <w:pPr>
-        <w:pStyle w:val="ListBullet"/>
-      </w:pPr>
-      <w:r>
-        <w:rPr>
-          <w:b/>
-        </w:rPr>
-        <w:t>Full episode timeline</w:t>
-      </w:r>
-      <w:r>
-        <w:rPr/>
-        <w:t xml:space="preserve">, and for resolved episodes the </w:t>
-      </w:r>
-      <w:r>
-        <w:rPr>
-          <w:b/>
-        </w:rPr>
-        <w:t>Resolution note</w:t>
-      </w:r>
-      <w:r>
-        <w:rPr/>
-        <w:t xml:space="preserve"> and </w:t>
-      </w:r>
-      <w:r>
-        <w:rPr>
-          <w:b/>
-        </w:rPr>
-        <w:t>Pathway re-entry decision</w:t>
-      </w:r>
-      <w:r>
-        <w:rPr/>
-        <w:t>.</w:t>
-      </w:r>
-    </w:p>
-    <w:p>
-      <w:pPr>
-        <w:pStyle w:val="ListBullet"/>
-      </w:pPr>
-      <w:r>
-        <w:rPr>
-          <w:b/>
-        </w:rPr>
-        <w:t>Episode outcome:</w:t>
-      </w:r>
-      <w:r>
-        <w:rPr/>
-        <w:t xml:space="preserve"> whether it was resolved within 72 hours, duration, contacts logged, CMHT escalation and inpatient admission.</w:t>
-      </w:r>
-    </w:p>
-    <w:p>
-      <w:pPr>
-        <w:pStyle w:val="ListBullet"/>
-      </w:pPr>
-      <w:r>
-        <w:rPr>
-          <w:b/>
-        </w:rPr>
-        <w:t>System audit trail:</w:t>
-      </w:r>
-      <w:r>
-        <w:rPr/>
-        <w:t xml:space="preserve"> the recorded steps of the episode.</w:t>
-      </w:r>
-    </w:p>
-    <w:p>
-      <w:pPr>
-        <w:pStyle w:val="Heading4"/>
-      </w:pPr>
-      <w:r>
-        <w:rPr/>
-        <w:t>Export an episode record</w:t>
+        <w:t xml:space="preserve">Under </w:t>
+      </w:r>
+      <w:r>
+        <w:rPr>
+          <w:b/>
+        </w:rPr>
+        <w:t>Any other external service involved</w:t>
+      </w:r>
+      <w:r>
+        <w:rPr/>
+        <w:t>, enter any service involved, for example ambulance, A&amp;E or police. Leave it blank if none.</w:t>
       </w:r>
     </w:p>
     <w:p>
@@ -16845,12 +17065,84 @@
           <w:b/>
           <w:color w:val="8D1B3D"/>
         </w:rPr>
-        <w:t>1.</w:t>
+        <w:t>5.</w:t>
         <w:tab/>
       </w:r>
       <w:r>
         <w:rPr/>
-        <w:t>Open the episode record.</w:t>
+        <w:t xml:space="preserve">Select </w:t>
+      </w:r>
+      <w:r>
+        <w:rPr>
+          <w:b/>
+        </w:rPr>
+        <w:t>Mark as resolved</w:t>
+      </w:r>
+      <w:r>
+        <w:rPr/>
+        <w:t>.</w:t>
+      </w:r>
+    </w:p>
+    <w:p>
+      <w:r>
+        <w:rPr/>
+        <w:t>Resolving:</w:t>
+      </w:r>
+    </w:p>
+    <w:p>
+      <w:pPr>
+        <w:pStyle w:val="ListBullet"/>
+      </w:pPr>
+      <w:r>
+        <w:rPr/>
+        <w:t>closes and locks the urgent case</w:t>
+      </w:r>
+    </w:p>
+    <w:p>
+      <w:pPr>
+        <w:pStyle w:val="ListBullet"/>
+      </w:pPr>
+      <w:r>
+        <w:rPr/>
+        <w:t>removes the Urgent badge; the guest keeps their status (New, Active or Inactive)</w:t>
+      </w:r>
+    </w:p>
+    <w:p>
+      <w:pPr>
+        <w:pStyle w:val="ListBullet"/>
+      </w:pPr>
+      <w:r>
+        <w:rPr/>
+        <w:t>removes the case from the open list on Urgent Cases for everyone and lists it under resolved cases.</w:t>
+      </w:r>
+    </w:p>
+    <w:p>
+      <w:pPr>
+        <w:spacing w:before="80" w:after="160"/>
+        <w:ind w:left="198"/>
+        <w:pBdr>
+          <w:left w:val="single" w:sz="18" w:space="8" w:color="8D1B3D"/>
+        </w:pBdr>
+        <w:shd w:val="clear" w:color="auto" w:fill="FBF1F4"/>
+      </w:pPr>
+      <w:r>
+        <w:rPr>
+          <w:b/>
+        </w:rPr>
+        <w:t>Note:</w:t>
+      </w:r>
+      <w:r>
+        <w:rPr/>
+        <w:t xml:space="preserve"> Resolving no longer asks for a resolution note, a new pathway or a next contact date. Change the pathway on the Pathway History tab, and record the next contact with Add Contact.</w:t>
+      </w:r>
+    </w:p>
+    <w:p>
+      <w:pPr>
+        <w:pStyle w:val="Heading3"/>
+      </w:pPr>
+      <w:r>
+        <w:rPr/>
+        <w:t>7.7 Export an Urgent Case Record</w:t>
       </w:r>
     </w:p>
     <w:p>
@@ -16866,22 +17158,12 @@
           <w:b/>
           <w:color w:val="8D1B3D"/>
         </w:rPr>
-        <w:t>2.</w:t>
+        <w:t>1.</w:t>
         <w:tab/>
       </w:r>
       <w:r>
         <w:rPr/>
-        <w:t xml:space="preserve">Select </w:t>
-      </w:r>
-      <w:r>
-        <w:rPr>
-          <w:b/>
-        </w:rPr>
-        <w:t>Export Record</w:t>
-      </w:r>
-      <w:r>
-        <w:rPr/>
-        <w:t>.</w:t>
+        <w:t>Open the Urgent Case Record.</w:t>
       </w:r>
     </w:p>
     <w:p>
@@ -16897,6 +17179,37 @@
           <w:b/>
           <w:color w:val="8D1B3D"/>
         </w:rPr>
+        <w:t>2.</w:t>
+        <w:tab/>
+      </w:r>
+      <w:r>
+        <w:rPr/>
+        <w:t xml:space="preserve">Select </w:t>
+      </w:r>
+      <w:r>
+        <w:rPr>
+          <w:b/>
+        </w:rPr>
+        <w:t>Export Record</w:t>
+      </w:r>
+      <w:r>
+        <w:rPr/>
+        <w:t>.</w:t>
+      </w:r>
+    </w:p>
+    <w:p>
+      <w:pPr>
+        <w:tabs>
+          <w:tab w:pos="425" w:val="left"/>
+        </w:tabs>
+        <w:spacing w:after="60"/>
+        <w:ind w:left="425" w:hanging="340"/>
+      </w:pPr>
+      <w:r>
+        <w:rPr>
+          <w:b/>
+          <w:color w:val="8D1B3D"/>
+        </w:rPr>
         <w:t>3.</w:t>
         <w:tab/>
       </w:r>
@@ -16910,17 +17223,17 @@
           <w:color w:val="5A1227"/>
           <w:sz w:val="19"/>
         </w:rPr>
-        <w:t>urgent-episode-G-1042-episode-1.txt</w:t>
-      </w:r>
-      <w:r>
-        <w:rPr/>
-        <w:t>.</w:t>
-      </w:r>
-    </w:p>
-    <w:p>
-      <w:r>
-        <w:rPr/>
-        <w:t>The export is recorded on the guest's Access Log.</w:t>
+        <w:t>urgent-case-G-1042-1.txt</w:t>
+      </w:r>
+      <w:r>
+        <w:rPr/>
+        <w:t>. It follows the sections of the record.</w:t>
+      </w:r>
+    </w:p>
+    <w:p>
+      <w:r>
+        <w:rPr/>
+        <w:t>The export is recorded on the guest's Access Log as "Exported urgent case record".</w:t>
       </w:r>
     </w:p>
     <w:p>
@@ -18060,15 +18373,6 @@
         <w:pStyle w:val="ListBullet"/>
       </w:pPr>
       <w:r>
-        <w:rPr/>
-        <w:t>the next contact date when resolving an urgent episode</w:t>
-      </w:r>
-    </w:p>
-    <w:p>
-      <w:pPr>
-        <w:pStyle w:val="ListBullet"/>
-      </w:pPr>
-      <w:r>
         <w:rPr>
           <w:b/>
         </w:rPr>
@@ -18923,7 +19227,7 @@
       </w:r>
       <w:r>
         <w:rPr/>
-        <w:t xml:space="preserve"> (contacts, DIALOG assessments, urgent flags, CPN referrals, exports) counts what was recorded in the period.</w:t>
+        <w:t xml:space="preserve"> (contacts, DIALOG assessments, urgent cases raised, CPN referrals, exports) counts what was recorded in the period.</w:t>
       </w:r>
     </w:p>
     <w:p>
@@ -19069,7 +19373,7 @@
     <w:p>
       <w:r>
         <w:rPr/>
-        <w:t>Counts of contacts, scheduled contacts and urgent flags, and averages, are not lists of guests, so they cannot be selected. A guest referred to the CPN twice in the period appears once in the list, so the list can be one shorter than the referral count.</w:t>
+        <w:t>Counts of contacts, scheduled contacts and urgent cases raised, and averages, are not lists of guests, so they cannot be selected. A guest referred to the CPN twice in the period appears once in the list, so the list can be one shorter than the referral count.</w:t>
       </w:r>
     </w:p>
     <w:p>
@@ -19183,7 +19487,7 @@
       </w:r>
       <w:r>
         <w:rPr/>
-        <w:t xml:space="preserve"> guests seen, total contacts recorded, scheduled contacts due and urgent flags raised in the period.</w:t>
+        <w:t xml:space="preserve"> guests seen, total contacts recorded, scheduled contacts due and urgent cases raised in the period.</w:t>
       </w:r>
     </w:p>
     <w:p>
@@ -20454,7 +20758,7 @@
         </w:trPr>
         <w:tc>
           <w:tcPr>
-            <w:tcW w:type="dxa" w:w="3415"/>
+            <w:tcW w:type="dxa" w:w="3385"/>
             <w:shd w:val="clear" w:color="auto" w:fill="8D1B3D"/>
           </w:tcPr>
           <w:p>
@@ -20473,7 +20777,7 @@
         </w:tc>
         <w:tc>
           <w:tcPr>
-            <w:tcW w:type="dxa" w:w="4164"/>
+            <w:tcW w:type="dxa" w:w="4210"/>
             <w:shd w:val="clear" w:color="auto" w:fill="8D1B3D"/>
           </w:tcPr>
           <w:p>
@@ -20492,7 +20796,7 @@
         </w:tc>
         <w:tc>
           <w:tcPr>
-            <w:tcW w:type="dxa" w:w="1832"/>
+            <w:tcW w:type="dxa" w:w="1816"/>
             <w:shd w:val="clear" w:color="auto" w:fill="8D1B3D"/>
           </w:tcPr>
           <w:p>
@@ -20516,7 +20820,7 @@
         </w:trPr>
         <w:tc>
           <w:tcPr>
-            <w:tcW w:type="dxa" w:w="3415"/>
+            <w:tcW w:type="dxa" w:w="3385"/>
           </w:tcPr>
           <w:p>
             <w:pPr>
@@ -20532,7 +20836,7 @@
         </w:tc>
         <w:tc>
           <w:tcPr>
-            <w:tcW w:type="dxa" w:w="4164"/>
+            <w:tcW w:type="dxa" w:w="4210"/>
           </w:tcPr>
           <w:p>
             <w:pPr>
@@ -20548,7 +20852,7 @@
         </w:tc>
         <w:tc>
           <w:tcPr>
-            <w:tcW w:type="dxa" w:w="1832"/>
+            <w:tcW w:type="dxa" w:w="1816"/>
           </w:tcPr>
           <w:p>
             <w:pPr>
@@ -20569,7 +20873,7 @@
         </w:trPr>
         <w:tc>
           <w:tcPr>
-            <w:tcW w:type="dxa" w:w="3415"/>
+            <w:tcW w:type="dxa" w:w="3385"/>
             <w:shd w:val="clear" w:color="auto" w:fill="FAF6F7"/>
           </w:tcPr>
           <w:p>
@@ -20586,7 +20890,7 @@
         </w:tc>
         <w:tc>
           <w:tcPr>
-            <w:tcW w:type="dxa" w:w="4164"/>
+            <w:tcW w:type="dxa" w:w="4210"/>
             <w:shd w:val="clear" w:color="auto" w:fill="FAF6F7"/>
           </w:tcPr>
           <w:p>
@@ -20610,7 +20914,7 @@
         </w:tc>
         <w:tc>
           <w:tcPr>
-            <w:tcW w:type="dxa" w:w="1832"/>
+            <w:tcW w:type="dxa" w:w="1816"/>
             <w:shd w:val="clear" w:color="auto" w:fill="FAF6F7"/>
           </w:tcPr>
           <w:p>
@@ -20632,7 +20936,7 @@
         </w:trPr>
         <w:tc>
           <w:tcPr>
-            <w:tcW w:type="dxa" w:w="3415"/>
+            <w:tcW w:type="dxa" w:w="3385"/>
           </w:tcPr>
           <w:p>
             <w:pPr>
@@ -20648,7 +20952,7 @@
         </w:tc>
         <w:tc>
           <w:tcPr>
-            <w:tcW w:type="dxa" w:w="4164"/>
+            <w:tcW w:type="dxa" w:w="4210"/>
           </w:tcPr>
           <w:p>
             <w:pPr>
@@ -20664,7 +20968,7 @@
         </w:tc>
         <w:tc>
           <w:tcPr>
-            <w:tcW w:type="dxa" w:w="1832"/>
+            <w:tcW w:type="dxa" w:w="1816"/>
           </w:tcPr>
           <w:p>
             <w:pPr>
@@ -20685,7 +20989,7 @@
         </w:trPr>
         <w:tc>
           <w:tcPr>
-            <w:tcW w:type="dxa" w:w="3415"/>
+            <w:tcW w:type="dxa" w:w="3385"/>
             <w:shd w:val="clear" w:color="auto" w:fill="FAF6F7"/>
           </w:tcPr>
           <w:p>
@@ -20702,7 +21006,7 @@
         </w:tc>
         <w:tc>
           <w:tcPr>
-            <w:tcW w:type="dxa" w:w="4164"/>
+            <w:tcW w:type="dxa" w:w="4210"/>
             <w:shd w:val="clear" w:color="auto" w:fill="FAF6F7"/>
           </w:tcPr>
           <w:p>
@@ -20719,7 +21023,7 @@
         </w:tc>
         <w:tc>
           <w:tcPr>
-            <w:tcW w:type="dxa" w:w="1832"/>
+            <w:tcW w:type="dxa" w:w="1816"/>
             <w:shd w:val="clear" w:color="auto" w:fill="FAF6F7"/>
           </w:tcPr>
           <w:p>
@@ -20741,7 +21045,7 @@
         </w:trPr>
         <w:tc>
           <w:tcPr>
-            <w:tcW w:type="dxa" w:w="3415"/>
+            <w:tcW w:type="dxa" w:w="3385"/>
           </w:tcPr>
           <w:p>
             <w:pPr>
@@ -20757,7 +21061,7 @@
         </w:tc>
         <w:tc>
           <w:tcPr>
-            <w:tcW w:type="dxa" w:w="4164"/>
+            <w:tcW w:type="dxa" w:w="4210"/>
           </w:tcPr>
           <w:p>
             <w:pPr>
@@ -20780,7 +21084,7 @@
         </w:tc>
         <w:tc>
           <w:tcPr>
-            <w:tcW w:type="dxa" w:w="1832"/>
+            <w:tcW w:type="dxa" w:w="1816"/>
           </w:tcPr>
           <w:p>
             <w:pPr>
@@ -20801,7 +21105,7 @@
         </w:trPr>
         <w:tc>
           <w:tcPr>
-            <w:tcW w:type="dxa" w:w="3415"/>
+            <w:tcW w:type="dxa" w:w="3385"/>
             <w:shd w:val="clear" w:color="auto" w:fill="FAF6F7"/>
           </w:tcPr>
           <w:p>
@@ -20818,7 +21122,7 @@
         </w:tc>
         <w:tc>
           <w:tcPr>
-            <w:tcW w:type="dxa" w:w="4164"/>
+            <w:tcW w:type="dxa" w:w="4210"/>
             <w:shd w:val="clear" w:color="auto" w:fill="FAF6F7"/>
           </w:tcPr>
           <w:p>
@@ -20842,7 +21146,7 @@
         </w:tc>
         <w:tc>
           <w:tcPr>
-            <w:tcW w:type="dxa" w:w="1832"/>
+            <w:tcW w:type="dxa" w:w="1816"/>
             <w:shd w:val="clear" w:color="auto" w:fill="FAF6F7"/>
           </w:tcPr>
           <w:p>
@@ -20864,7 +21168,7 @@
         </w:trPr>
         <w:tc>
           <w:tcPr>
-            <w:tcW w:type="dxa" w:w="3415"/>
+            <w:tcW w:type="dxa" w:w="3385"/>
           </w:tcPr>
           <w:p>
             <w:pPr>
@@ -20880,7 +21184,7 @@
         </w:tc>
         <w:tc>
           <w:tcPr>
-            <w:tcW w:type="dxa" w:w="4164"/>
+            <w:tcW w:type="dxa" w:w="4210"/>
           </w:tcPr>
           <w:p>
             <w:pPr>
@@ -20910,7 +21214,7 @@
         </w:tc>
         <w:tc>
           <w:tcPr>
-            <w:tcW w:type="dxa" w:w="1832"/>
+            <w:tcW w:type="dxa" w:w="1816"/>
           </w:tcPr>
           <w:p>
             <w:pPr>
@@ -20931,7 +21235,7 @@
         </w:trPr>
         <w:tc>
           <w:tcPr>
-            <w:tcW w:type="dxa" w:w="3415"/>
+            <w:tcW w:type="dxa" w:w="3385"/>
             <w:shd w:val="clear" w:color="auto" w:fill="FAF6F7"/>
           </w:tcPr>
           <w:p>
@@ -20948,7 +21252,7 @@
         </w:tc>
         <w:tc>
           <w:tcPr>
-            <w:tcW w:type="dxa" w:w="4164"/>
+            <w:tcW w:type="dxa" w:w="4210"/>
             <w:shd w:val="clear" w:color="auto" w:fill="FAF6F7"/>
           </w:tcPr>
           <w:p>
@@ -20979,7 +21283,7 @@
         </w:tc>
         <w:tc>
           <w:tcPr>
-            <w:tcW w:type="dxa" w:w="1832"/>
+            <w:tcW w:type="dxa" w:w="1816"/>
             <w:shd w:val="clear" w:color="auto" w:fill="FAF6F7"/>
           </w:tcPr>
           <w:p>
@@ -21001,23 +21305,23 @@
         </w:trPr>
         <w:tc>
           <w:tcPr>
-            <w:tcW w:type="dxa" w:w="3415"/>
-          </w:tcPr>
-          <w:p>
-            <w:pPr>
-              <w:spacing w:after="0" w:line="252" w:lineRule="auto"/>
-            </w:pPr>
-            <w:r>
-              <w:rPr>
-                <w:sz w:val="19"/>
-              </w:rPr>
-              <w:t>Record a risk assessment</w:t>
-            </w:r>
-          </w:p>
-        </w:tc>
-        <w:tc>
-          <w:tcPr>
-            <w:tcW w:type="dxa" w:w="4164"/>
+            <w:tcW w:type="dxa" w:w="3385"/>
+          </w:tcPr>
+          <w:p>
+            <w:pPr>
+              <w:spacing w:after="0" w:line="252" w:lineRule="auto"/>
+            </w:pPr>
+            <w:r>
+              <w:rPr>
+                <w:sz w:val="19"/>
+              </w:rPr>
+              <w:t>Raise an urgent case</w:t>
+            </w:r>
+          </w:p>
+        </w:tc>
+        <w:tc>
+          <w:tcPr>
+            <w:tcW w:type="dxa" w:w="4210"/>
           </w:tcPr>
           <w:p>
             <w:pPr>
@@ -21034,13 +21338,13 @@
                 <w:b/>
                 <w:sz w:val="19"/>
               </w:rPr>
-              <w:t>Raise Urgent Flag</w:t>
-            </w:r>
-          </w:p>
-        </w:tc>
-        <w:tc>
-          <w:tcPr>
-            <w:tcW w:type="dxa" w:w="1832"/>
+              <w:t>Raise Urgent Case</w:t>
+            </w:r>
+          </w:p>
+        </w:tc>
+        <w:tc>
+          <w:tcPr>
+            <w:tcW w:type="dxa" w:w="1816"/>
           </w:tcPr>
           <w:p>
             <w:pPr>
@@ -21061,7 +21365,7 @@
         </w:trPr>
         <w:tc>
           <w:tcPr>
-            <w:tcW w:type="dxa" w:w="3415"/>
+            <w:tcW w:type="dxa" w:w="3385"/>
             <w:shd w:val="clear" w:color="auto" w:fill="FAF6F7"/>
           </w:tcPr>
           <w:p>
@@ -21078,7 +21382,7 @@
         </w:tc>
         <w:tc>
           <w:tcPr>
-            <w:tcW w:type="dxa" w:w="4164"/>
+            <w:tcW w:type="dxa" w:w="4210"/>
             <w:shd w:val="clear" w:color="auto" w:fill="FAF6F7"/>
           </w:tcPr>
           <w:p>
@@ -21095,7 +21399,7 @@
         </w:tc>
         <w:tc>
           <w:tcPr>
-            <w:tcW w:type="dxa" w:w="1832"/>
+            <w:tcW w:type="dxa" w:w="1816"/>
             <w:shd w:val="clear" w:color="auto" w:fill="FAF6F7"/>
           </w:tcPr>
           <w:p>
@@ -21117,7 +21421,7 @@
         </w:trPr>
         <w:tc>
           <w:tcPr>
-            <w:tcW w:type="dxa" w:w="3415"/>
+            <w:tcW w:type="dxa" w:w="3385"/>
           </w:tcPr>
           <w:p>
             <w:pPr>
@@ -21133,7 +21437,7 @@
         </w:tc>
         <w:tc>
           <w:tcPr>
-            <w:tcW w:type="dxa" w:w="4164"/>
+            <w:tcW w:type="dxa" w:w="4210"/>
           </w:tcPr>
           <w:p>
             <w:pPr>
@@ -21156,7 +21460,7 @@
         </w:tc>
         <w:tc>
           <w:tcPr>
-            <w:tcW w:type="dxa" w:w="1832"/>
+            <w:tcW w:type="dxa" w:w="1816"/>
           </w:tcPr>
           <w:p>
             <w:pPr>
@@ -21177,7 +21481,7 @@
         </w:trPr>
         <w:tc>
           <w:tcPr>
-            <w:tcW w:type="dxa" w:w="3415"/>
+            <w:tcW w:type="dxa" w:w="3385"/>
             <w:shd w:val="clear" w:color="auto" w:fill="FAF6F7"/>
           </w:tcPr>
           <w:p>
@@ -21194,7 +21498,7 @@
         </w:tc>
         <w:tc>
           <w:tcPr>
-            <w:tcW w:type="dxa" w:w="4164"/>
+            <w:tcW w:type="dxa" w:w="4210"/>
             <w:shd w:val="clear" w:color="auto" w:fill="FAF6F7"/>
           </w:tcPr>
           <w:p>
@@ -21218,7 +21522,7 @@
         </w:tc>
         <w:tc>
           <w:tcPr>
-            <w:tcW w:type="dxa" w:w="1832"/>
+            <w:tcW w:type="dxa" w:w="1816"/>
             <w:shd w:val="clear" w:color="auto" w:fill="FAF6F7"/>
           </w:tcPr>
           <w:p>
@@ -21240,7 +21544,7 @@
         </w:trPr>
         <w:tc>
           <w:tcPr>
-            <w:tcW w:type="dxa" w:w="3415"/>
+            <w:tcW w:type="dxa" w:w="3385"/>
           </w:tcPr>
           <w:p>
             <w:pPr>
@@ -21256,7 +21560,7 @@
         </w:tc>
         <w:tc>
           <w:tcPr>
-            <w:tcW w:type="dxa" w:w="4164"/>
+            <w:tcW w:type="dxa" w:w="4210"/>
           </w:tcPr>
           <w:p>
             <w:pPr>
@@ -21279,7 +21583,7 @@
         </w:tc>
         <w:tc>
           <w:tcPr>
-            <w:tcW w:type="dxa" w:w="1832"/>
+            <w:tcW w:type="dxa" w:w="1816"/>
           </w:tcPr>
           <w:p>
             <w:pPr>
@@ -21300,7 +21604,7 @@
         </w:trPr>
         <w:tc>
           <w:tcPr>
-            <w:tcW w:type="dxa" w:w="3415"/>
+            <w:tcW w:type="dxa" w:w="3385"/>
             <w:shd w:val="clear" w:color="auto" w:fill="FAF6F7"/>
           </w:tcPr>
           <w:p>
@@ -21317,7 +21621,7 @@
         </w:tc>
         <w:tc>
           <w:tcPr>
-            <w:tcW w:type="dxa" w:w="4164"/>
+            <w:tcW w:type="dxa" w:w="4210"/>
             <w:shd w:val="clear" w:color="auto" w:fill="FAF6F7"/>
           </w:tcPr>
           <w:p>
@@ -21334,7 +21638,7 @@
         </w:tc>
         <w:tc>
           <w:tcPr>
-            <w:tcW w:type="dxa" w:w="1832"/>
+            <w:tcW w:type="dxa" w:w="1816"/>
             <w:shd w:val="clear" w:color="auto" w:fill="FAF6F7"/>
           </w:tcPr>
           <w:p>
@@ -21356,7 +21660,7 @@
         </w:trPr>
         <w:tc>
           <w:tcPr>
-            <w:tcW w:type="dxa" w:w="3415"/>
+            <w:tcW w:type="dxa" w:w="3385"/>
           </w:tcPr>
           <w:p>
             <w:pPr>
@@ -21372,7 +21676,7 @@
         </w:tc>
         <w:tc>
           <w:tcPr>
-            <w:tcW w:type="dxa" w:w="4164"/>
+            <w:tcW w:type="dxa" w:w="4210"/>
           </w:tcPr>
           <w:p>
             <w:pPr>
@@ -21388,7 +21692,7 @@
         </w:tc>
         <w:tc>
           <w:tcPr>
-            <w:tcW w:type="dxa" w:w="1832"/>
+            <w:tcW w:type="dxa" w:w="1816"/>
           </w:tcPr>
           <w:p>
             <w:pPr>
@@ -21409,7 +21713,7 @@
         </w:trPr>
         <w:tc>
           <w:tcPr>
-            <w:tcW w:type="dxa" w:w="3415"/>
+            <w:tcW w:type="dxa" w:w="3385"/>
             <w:shd w:val="clear" w:color="auto" w:fill="FAF6F7"/>
           </w:tcPr>
           <w:p>
@@ -21426,7 +21730,7 @@
         </w:tc>
         <w:tc>
           <w:tcPr>
-            <w:tcW w:type="dxa" w:w="4164"/>
+            <w:tcW w:type="dxa" w:w="4210"/>
             <w:shd w:val="clear" w:color="auto" w:fill="FAF6F7"/>
           </w:tcPr>
           <w:p>
@@ -21443,7 +21747,7 @@
         </w:tc>
         <w:tc>
           <w:tcPr>
-            <w:tcW w:type="dxa" w:w="1832"/>
+            <w:tcW w:type="dxa" w:w="1816"/>
             <w:shd w:val="clear" w:color="auto" w:fill="FAF6F7"/>
           </w:tcPr>
           <w:p>
@@ -21465,49 +21769,49 @@
         </w:trPr>
         <w:tc>
           <w:tcPr>
-            <w:tcW w:type="dxa" w:w="3415"/>
-          </w:tcPr>
-          <w:p>
-            <w:pPr>
-              <w:spacing w:after="0" w:line="252" w:lineRule="auto"/>
-            </w:pPr>
-            <w:r>
-              <w:rPr>
-                <w:sz w:val="19"/>
-              </w:rPr>
-              <w:t>Upload a document</w:t>
-            </w:r>
-          </w:p>
-        </w:tc>
-        <w:tc>
-          <w:tcPr>
-            <w:tcW w:type="dxa" w:w="4164"/>
-          </w:tcPr>
-          <w:p>
-            <w:pPr>
-              <w:spacing w:after="0" w:line="252" w:lineRule="auto"/>
-            </w:pPr>
-            <w:r>
-              <w:rPr>
-                <w:sz w:val="19"/>
-              </w:rPr>
-              <w:t>Guest record, Documents tab</w:t>
-            </w:r>
-          </w:p>
-        </w:tc>
-        <w:tc>
-          <w:tcPr>
-            <w:tcW w:type="dxa" w:w="1832"/>
-          </w:tcPr>
-          <w:p>
-            <w:pPr>
-              <w:spacing w:after="0" w:line="252" w:lineRule="auto"/>
-            </w:pPr>
-            <w:r>
-              <w:rPr>
-                <w:sz w:val="19"/>
-              </w:rPr>
-              <w:t>CMHW, CPN, Hub Manager</w:t>
+            <w:tcW w:type="dxa" w:w="3385"/>
+          </w:tcPr>
+          <w:p>
+            <w:pPr>
+              <w:spacing w:after="0" w:line="252" w:lineRule="auto"/>
+            </w:pPr>
+            <w:r>
+              <w:rPr>
+                <w:sz w:val="19"/>
+              </w:rPr>
+              <w:t>Read only the casework notes</w:t>
+            </w:r>
+          </w:p>
+        </w:tc>
+        <w:tc>
+          <w:tcPr>
+            <w:tcW w:type="dxa" w:w="4210"/>
+          </w:tcPr>
+          <w:p>
+            <w:pPr>
+              <w:spacing w:after="0" w:line="252" w:lineRule="auto"/>
+            </w:pPr>
+            <w:r>
+              <w:rPr>
+                <w:sz w:val="19"/>
+              </w:rPr>
+              <w:t>Guest record, Casework Notes tab</w:t>
+            </w:r>
+          </w:p>
+        </w:tc>
+        <w:tc>
+          <w:tcPr>
+            <w:tcW w:type="dxa" w:w="1816"/>
+          </w:tcPr>
+          <w:p>
+            <w:pPr>
+              <w:spacing w:after="0" w:line="252" w:lineRule="auto"/>
+            </w:pPr>
+            <w:r>
+              <w:rPr>
+                <w:sz w:val="19"/>
+              </w:rPr>
+              <w:t>Everyone</w:t>
             </w:r>
           </w:p>
         </w:tc>
@@ -21518,7 +21822,7 @@
         </w:trPr>
         <w:tc>
           <w:tcPr>
-            <w:tcW w:type="dxa" w:w="3415"/>
+            <w:tcW w:type="dxa" w:w="3385"/>
             <w:shd w:val="clear" w:color="auto" w:fill="FAF6F7"/>
           </w:tcPr>
           <w:p>
@@ -21529,13 +21833,13 @@
               <w:rPr>
                 <w:sz w:val="19"/>
               </w:rPr>
-              <w:t>Delete or restore a document</w:t>
-            </w:r>
-          </w:p>
-        </w:tc>
-        <w:tc>
-          <w:tcPr>
-            <w:tcW w:type="dxa" w:w="4164"/>
+              <w:t>Upload a document</w:t>
+            </w:r>
+          </w:p>
+        </w:tc>
+        <w:tc>
+          <w:tcPr>
+            <w:tcW w:type="dxa" w:w="4210"/>
             <w:shd w:val="clear" w:color="auto" w:fill="FAF6F7"/>
           </w:tcPr>
           <w:p>
@@ -21552,7 +21856,7 @@
         </w:tc>
         <w:tc>
           <w:tcPr>
-            <w:tcW w:type="dxa" w:w="1832"/>
+            <w:tcW w:type="dxa" w:w="1816"/>
             <w:shd w:val="clear" w:color="auto" w:fill="FAF6F7"/>
           </w:tcPr>
           <w:p>
@@ -21563,7 +21867,7 @@
               <w:rPr>
                 <w:sz w:val="19"/>
               </w:rPr>
-              <w:t>Hub Manager</w:t>
+              <w:t>CMHW, CPN, Hub Manager</w:t>
             </w:r>
           </w:p>
         </w:tc>
@@ -21574,39 +21878,39 @@
         </w:trPr>
         <w:tc>
           <w:tcPr>
-            <w:tcW w:type="dxa" w:w="3415"/>
-          </w:tcPr>
-          <w:p>
-            <w:pPr>
-              <w:spacing w:after="0" w:line="252" w:lineRule="auto"/>
-            </w:pPr>
-            <w:r>
-              <w:rPr>
-                <w:sz w:val="19"/>
-              </w:rPr>
-              <w:t>See who opened a record</w:t>
-            </w:r>
-          </w:p>
-        </w:tc>
-        <w:tc>
-          <w:tcPr>
-            <w:tcW w:type="dxa" w:w="4164"/>
-          </w:tcPr>
-          <w:p>
-            <w:pPr>
-              <w:spacing w:after="0" w:line="252" w:lineRule="auto"/>
-            </w:pPr>
-            <w:r>
-              <w:rPr>
-                <w:sz w:val="19"/>
-              </w:rPr>
-              <w:t>Guest record, Access Log tab</w:t>
-            </w:r>
-          </w:p>
-        </w:tc>
-        <w:tc>
-          <w:tcPr>
-            <w:tcW w:type="dxa" w:w="1832"/>
+            <w:tcW w:type="dxa" w:w="3385"/>
+          </w:tcPr>
+          <w:p>
+            <w:pPr>
+              <w:spacing w:after="0" w:line="252" w:lineRule="auto"/>
+            </w:pPr>
+            <w:r>
+              <w:rPr>
+                <w:sz w:val="19"/>
+              </w:rPr>
+              <w:t>Delete or restore a document</w:t>
+            </w:r>
+          </w:p>
+        </w:tc>
+        <w:tc>
+          <w:tcPr>
+            <w:tcW w:type="dxa" w:w="4210"/>
+          </w:tcPr>
+          <w:p>
+            <w:pPr>
+              <w:spacing w:after="0" w:line="252" w:lineRule="auto"/>
+            </w:pPr>
+            <w:r>
+              <w:rPr>
+                <w:sz w:val="19"/>
+              </w:rPr>
+              <w:t>Guest record, Documents tab</w:t>
+            </w:r>
+          </w:p>
+        </w:tc>
+        <w:tc>
+          <w:tcPr>
+            <w:tcW w:type="dxa" w:w="1816"/>
           </w:tcPr>
           <w:p>
             <w:pPr>
@@ -21627,7 +21931,7 @@
         </w:trPr>
         <w:tc>
           <w:tcPr>
-            <w:tcW w:type="dxa" w:w="3415"/>
+            <w:tcW w:type="dxa" w:w="3385"/>
             <w:shd w:val="clear" w:color="auto" w:fill="FAF6F7"/>
           </w:tcPr>
           <w:p>
@@ -21638,13 +21942,13 @@
               <w:rPr>
                 <w:sz w:val="19"/>
               </w:rPr>
-              <w:t>Export a guest's full record</w:t>
-            </w:r>
-          </w:p>
-        </w:tc>
-        <w:tc>
-          <w:tcPr>
-            <w:tcW w:type="dxa" w:w="4164"/>
+              <w:t>See who opened a record</w:t>
+            </w:r>
+          </w:p>
+        </w:tc>
+        <w:tc>
+          <w:tcPr>
+            <w:tcW w:type="dxa" w:w="4210"/>
             <w:shd w:val="clear" w:color="auto" w:fill="FAF6F7"/>
           </w:tcPr>
           <w:p>
@@ -21655,20 +21959,13 @@
               <w:rPr>
                 <w:sz w:val="19"/>
               </w:rPr>
-              <w:t xml:space="preserve">Guest record, </w:t>
-            </w:r>
-            <w:r>
-              <w:rPr>
-                <w:b/>
-                <w:sz w:val="19"/>
-              </w:rPr>
-              <w:t>Export Record</w:t>
-            </w:r>
-          </w:p>
-        </w:tc>
-        <w:tc>
-          <w:tcPr>
-            <w:tcW w:type="dxa" w:w="1832"/>
+              <w:t>Guest record, Access Log tab</w:t>
+            </w:r>
+          </w:p>
+        </w:tc>
+        <w:tc>
+          <w:tcPr>
+            <w:tcW w:type="dxa" w:w="1816"/>
             <w:shd w:val="clear" w:color="auto" w:fill="FAF6F7"/>
           </w:tcPr>
           <w:p>
@@ -21690,23 +21987,23 @@
         </w:trPr>
         <w:tc>
           <w:tcPr>
-            <w:tcW w:type="dxa" w:w="3415"/>
-          </w:tcPr>
-          <w:p>
-            <w:pPr>
-              <w:spacing w:after="0" w:line="252" w:lineRule="auto"/>
-            </w:pPr>
-            <w:r>
-              <w:rPr>
-                <w:sz w:val="19"/>
-              </w:rPr>
-              <w:t>Anonymise a record</w:t>
-            </w:r>
-          </w:p>
-        </w:tc>
-        <w:tc>
-          <w:tcPr>
-            <w:tcW w:type="dxa" w:w="4164"/>
+            <w:tcW w:type="dxa" w:w="3385"/>
+          </w:tcPr>
+          <w:p>
+            <w:pPr>
+              <w:spacing w:after="0" w:line="252" w:lineRule="auto"/>
+            </w:pPr>
+            <w:r>
+              <w:rPr>
+                <w:sz w:val="19"/>
+              </w:rPr>
+              <w:t>Export a guest's full record</w:t>
+            </w:r>
+          </w:p>
+        </w:tc>
+        <w:tc>
+          <w:tcPr>
+            <w:tcW w:type="dxa" w:w="4210"/>
           </w:tcPr>
           <w:p>
             <w:pPr>
@@ -21723,23 +22020,23 @@
                 <w:b/>
                 <w:sz w:val="19"/>
               </w:rPr>
-              <w:t>Anonymise record</w:t>
-            </w:r>
-          </w:p>
-        </w:tc>
-        <w:tc>
-          <w:tcPr>
-            <w:tcW w:type="dxa" w:w="1832"/>
-          </w:tcPr>
-          <w:p>
-            <w:pPr>
-              <w:spacing w:after="0" w:line="252" w:lineRule="auto"/>
-            </w:pPr>
-            <w:r>
-              <w:rPr>
-                <w:sz w:val="19"/>
-              </w:rPr>
-              <w:t>Administrator</w:t>
+              <w:t>Export Record</w:t>
+            </w:r>
+          </w:p>
+        </w:tc>
+        <w:tc>
+          <w:tcPr>
+            <w:tcW w:type="dxa" w:w="1816"/>
+          </w:tcPr>
+          <w:p>
+            <w:pPr>
+              <w:spacing w:after="0" w:line="252" w:lineRule="auto"/>
+            </w:pPr>
+            <w:r>
+              <w:rPr>
+                <w:sz w:val="19"/>
+              </w:rPr>
+              <w:t>Hub Manager</w:t>
             </w:r>
           </w:p>
         </w:tc>
@@ -21750,7 +22047,7 @@
         </w:trPr>
         <w:tc>
           <w:tcPr>
-            <w:tcW w:type="dxa" w:w="3415"/>
+            <w:tcW w:type="dxa" w:w="3385"/>
             <w:shd w:val="clear" w:color="auto" w:fill="FAF6F7"/>
           </w:tcPr>
           <w:p>
@@ -21761,13 +22058,13 @@
               <w:rPr>
                 <w:sz w:val="19"/>
               </w:rPr>
-              <w:t>Act on an urgent case</w:t>
-            </w:r>
-          </w:p>
-        </w:tc>
-        <w:tc>
-          <w:tcPr>
-            <w:tcW w:type="dxa" w:w="4164"/>
+              <w:t>Anonymise a record</w:t>
+            </w:r>
+          </w:p>
+        </w:tc>
+        <w:tc>
+          <w:tcPr>
+            <w:tcW w:type="dxa" w:w="4210"/>
             <w:shd w:val="clear" w:color="auto" w:fill="FAF6F7"/>
           </w:tcPr>
           <w:p>
@@ -21778,13 +22075,20 @@
               <w:rPr>
                 <w:sz w:val="19"/>
               </w:rPr>
-              <w:t>Urgent Cases, then select the case</w:t>
-            </w:r>
-          </w:p>
-        </w:tc>
-        <w:tc>
-          <w:tcPr>
-            <w:tcW w:type="dxa" w:w="1832"/>
+              <w:t xml:space="preserve">Guest record, </w:t>
+            </w:r>
+            <w:r>
+              <w:rPr>
+                <w:b/>
+                <w:sz w:val="19"/>
+              </w:rPr>
+              <w:t>Anonymise record</w:t>
+            </w:r>
+          </w:p>
+        </w:tc>
+        <w:tc>
+          <w:tcPr>
+            <w:tcW w:type="dxa" w:w="1816"/>
             <w:shd w:val="clear" w:color="auto" w:fill="FAF6F7"/>
           </w:tcPr>
           <w:p>
@@ -21795,7 +22099,7 @@
               <w:rPr>
                 <w:sz w:val="19"/>
               </w:rPr>
-              <w:t>CMHW, CPN, Hub Manager</w:t>
+              <w:t>Administrator</w:t>
             </w:r>
           </w:p>
         </w:tc>
@@ -21806,46 +22110,39 @@
         </w:trPr>
         <w:tc>
           <w:tcPr>
-            <w:tcW w:type="dxa" w:w="3415"/>
-          </w:tcPr>
-          <w:p>
-            <w:pPr>
-              <w:spacing w:after="0" w:line="252" w:lineRule="auto"/>
-            </w:pPr>
-            <w:r>
-              <w:rPr>
-                <w:sz w:val="19"/>
-              </w:rPr>
-              <w:t>Escalate an urgent case to the CMHT</w:t>
-            </w:r>
-          </w:p>
-        </w:tc>
-        <w:tc>
-          <w:tcPr>
-            <w:tcW w:type="dxa" w:w="4164"/>
-          </w:tcPr>
-          <w:p>
-            <w:pPr>
-              <w:spacing w:after="0" w:line="252" w:lineRule="auto"/>
-            </w:pPr>
-            <w:r>
-              <w:rPr>
-                <w:sz w:val="19"/>
-              </w:rPr>
-              <w:t xml:space="preserve">Urgent Case Details, </w:t>
-            </w:r>
-            <w:r>
-              <w:rPr>
-                <w:b/>
-                <w:sz w:val="19"/>
-              </w:rPr>
-              <w:t>Escalate to CMHT</w:t>
-            </w:r>
-          </w:p>
-        </w:tc>
-        <w:tc>
-          <w:tcPr>
-            <w:tcW w:type="dxa" w:w="1832"/>
+            <w:tcW w:type="dxa" w:w="3385"/>
+          </w:tcPr>
+          <w:p>
+            <w:pPr>
+              <w:spacing w:after="0" w:line="252" w:lineRule="auto"/>
+            </w:pPr>
+            <w:r>
+              <w:rPr>
+                <w:sz w:val="19"/>
+              </w:rPr>
+              <w:t>Open an Urgent Case Record</w:t>
+            </w:r>
+          </w:p>
+        </w:tc>
+        <w:tc>
+          <w:tcPr>
+            <w:tcW w:type="dxa" w:w="4210"/>
+          </w:tcPr>
+          <w:p>
+            <w:pPr>
+              <w:spacing w:after="0" w:line="252" w:lineRule="auto"/>
+            </w:pPr>
+            <w:r>
+              <w:rPr>
+                <w:sz w:val="19"/>
+              </w:rPr>
+              <w:t>Urgent Cases, then select the case</w:t>
+            </w:r>
+          </w:p>
+        </w:tc>
+        <w:tc>
+          <w:tcPr>
+            <w:tcW w:type="dxa" w:w="1816"/>
           </w:tcPr>
           <w:p>
             <w:pPr>
@@ -21866,7 +22163,7 @@
         </w:trPr>
         <w:tc>
           <w:tcPr>
-            <w:tcW w:type="dxa" w:w="3415"/>
+            <w:tcW w:type="dxa" w:w="3385"/>
             <w:shd w:val="clear" w:color="auto" w:fill="FAF6F7"/>
           </w:tcPr>
           <w:p>
@@ -21877,13 +22174,13 @@
               <w:rPr>
                 <w:sz w:val="19"/>
               </w:rPr>
-              <w:t>Resolve an urgent case</w:t>
-            </w:r>
-          </w:p>
-        </w:tc>
-        <w:tc>
-          <w:tcPr>
-            <w:tcW w:type="dxa" w:w="4164"/>
+              <w:t>Record whether the CMHT was notified</w:t>
+            </w:r>
+          </w:p>
+        </w:tc>
+        <w:tc>
+          <w:tcPr>
+            <w:tcW w:type="dxa" w:w="4210"/>
             <w:shd w:val="clear" w:color="auto" w:fill="FAF6F7"/>
           </w:tcPr>
           <w:p>
@@ -21894,20 +22191,20 @@
               <w:rPr>
                 <w:sz w:val="19"/>
               </w:rPr>
-              <w:t xml:space="preserve">Urgent Case Details, </w:t>
+              <w:t xml:space="preserve">Urgent Case Record, </w:t>
             </w:r>
             <w:r>
               <w:rPr>
                 <w:b/>
                 <w:sz w:val="19"/>
               </w:rPr>
-              <w:t>Mark episode as resolved</w:t>
-            </w:r>
-          </w:p>
-        </w:tc>
-        <w:tc>
-          <w:tcPr>
-            <w:tcW w:type="dxa" w:w="1832"/>
+              <w:t>CMHT or other NHS team notified</w:t>
+            </w:r>
+          </w:p>
+        </w:tc>
+        <w:tc>
+          <w:tcPr>
+            <w:tcW w:type="dxa" w:w="1816"/>
             <w:shd w:val="clear" w:color="auto" w:fill="FAF6F7"/>
           </w:tcPr>
           <w:p>
@@ -21929,46 +22226,46 @@
         </w:trPr>
         <w:tc>
           <w:tcPr>
-            <w:tcW w:type="dxa" w:w="3415"/>
-          </w:tcPr>
-          <w:p>
-            <w:pPr>
-              <w:spacing w:after="0" w:line="252" w:lineRule="auto"/>
-            </w:pPr>
-            <w:r>
-              <w:rPr>
-                <w:sz w:val="19"/>
-              </w:rPr>
-              <w:t>Export an urgent episode record</w:t>
-            </w:r>
-          </w:p>
-        </w:tc>
-        <w:tc>
-          <w:tcPr>
-            <w:tcW w:type="dxa" w:w="4164"/>
-          </w:tcPr>
-          <w:p>
-            <w:pPr>
-              <w:spacing w:after="0" w:line="252" w:lineRule="auto"/>
-            </w:pPr>
-            <w:r>
-              <w:rPr>
-                <w:sz w:val="19"/>
-              </w:rPr>
-              <w:t xml:space="preserve">Episode record, </w:t>
+            <w:tcW w:type="dxa" w:w="3385"/>
+          </w:tcPr>
+          <w:p>
+            <w:pPr>
+              <w:spacing w:after="0" w:line="252" w:lineRule="auto"/>
+            </w:pPr>
+            <w:r>
+              <w:rPr>
+                <w:sz w:val="19"/>
+              </w:rPr>
+              <w:t>Add a contact to an urgent case</w:t>
+            </w:r>
+          </w:p>
+        </w:tc>
+        <w:tc>
+          <w:tcPr>
+            <w:tcW w:type="dxa" w:w="4210"/>
+          </w:tcPr>
+          <w:p>
+            <w:pPr>
+              <w:spacing w:after="0" w:line="252" w:lineRule="auto"/>
+            </w:pPr>
+            <w:r>
+              <w:rPr>
+                <w:sz w:val="19"/>
+              </w:rPr>
+              <w:t xml:space="preserve">Urgent Case Record, </w:t>
             </w:r>
             <w:r>
               <w:rPr>
                 <w:b/>
                 <w:sz w:val="19"/>
               </w:rPr>
-              <w:t>Export Record</w:t>
-            </w:r>
-          </w:p>
-        </w:tc>
-        <w:tc>
-          <w:tcPr>
-            <w:tcW w:type="dxa" w:w="1832"/>
+              <w:t>Add contact</w:t>
+            </w:r>
+          </w:p>
+        </w:tc>
+        <w:tc>
+          <w:tcPr>
+            <w:tcW w:type="dxa" w:w="1816"/>
           </w:tcPr>
           <w:p>
             <w:pPr>
@@ -21989,7 +22286,7 @@
         </w:trPr>
         <w:tc>
           <w:tcPr>
-            <w:tcW w:type="dxa" w:w="3415"/>
+            <w:tcW w:type="dxa" w:w="3385"/>
             <w:shd w:val="clear" w:color="auto" w:fill="FAF6F7"/>
           </w:tcPr>
           <w:p>
@@ -22000,13 +22297,13 @@
               <w:rPr>
                 <w:sz w:val="19"/>
               </w:rPr>
-              <w:t>Confirm or decline a CPN referral</w:t>
-            </w:r>
-          </w:p>
-        </w:tc>
-        <w:tc>
-          <w:tcPr>
-            <w:tcW w:type="dxa" w:w="4164"/>
+              <w:t>Resolve an urgent case</w:t>
+            </w:r>
+          </w:p>
+        </w:tc>
+        <w:tc>
+          <w:tcPr>
+            <w:tcW w:type="dxa" w:w="4210"/>
             <w:shd w:val="clear" w:color="auto" w:fill="FAF6F7"/>
           </w:tcPr>
           <w:p>
@@ -22017,13 +22314,20 @@
               <w:rPr>
                 <w:sz w:val="19"/>
               </w:rPr>
-              <w:t>MDT Queue</w:t>
-            </w:r>
-          </w:p>
-        </w:tc>
-        <w:tc>
-          <w:tcPr>
-            <w:tcW w:type="dxa" w:w="1832"/>
+              <w:t xml:space="preserve">Urgent Case Record, </w:t>
+            </w:r>
+            <w:r>
+              <w:rPr>
+                <w:b/>
+                <w:sz w:val="19"/>
+              </w:rPr>
+              <w:t>Mark as resolved</w:t>
+            </w:r>
+          </w:p>
+        </w:tc>
+        <w:tc>
+          <w:tcPr>
+            <w:tcW w:type="dxa" w:w="1816"/>
             <w:shd w:val="clear" w:color="auto" w:fill="FAF6F7"/>
           </w:tcPr>
           <w:p>
@@ -22034,7 +22338,7 @@
               <w:rPr>
                 <w:sz w:val="19"/>
               </w:rPr>
-              <w:t>Hub Manager</w:t>
+              <w:t>CMHW, CPN, Hub Manager</w:t>
             </w:r>
           </w:p>
         </w:tc>
@@ -22045,56 +22349,56 @@
         </w:trPr>
         <w:tc>
           <w:tcPr>
-            <w:tcW w:type="dxa" w:w="3415"/>
-          </w:tcPr>
-          <w:p>
-            <w:pPr>
-              <w:spacing w:after="0" w:line="252" w:lineRule="auto"/>
-            </w:pPr>
-            <w:r>
-              <w:rPr>
-                <w:sz w:val="19"/>
-              </w:rPr>
-              <w:t>Record an MDT discussion</w:t>
-            </w:r>
-          </w:p>
-        </w:tc>
-        <w:tc>
-          <w:tcPr>
-            <w:tcW w:type="dxa" w:w="4164"/>
-          </w:tcPr>
-          <w:p>
-            <w:pPr>
-              <w:spacing w:after="0" w:line="252" w:lineRule="auto"/>
-            </w:pPr>
-            <w:r>
-              <w:rPr>
-                <w:sz w:val="19"/>
-              </w:rPr>
-              <w:t xml:space="preserve">MDT Queue, </w:t>
+            <w:tcW w:type="dxa" w:w="3385"/>
+          </w:tcPr>
+          <w:p>
+            <w:pPr>
+              <w:spacing w:after="0" w:line="252" w:lineRule="auto"/>
+            </w:pPr>
+            <w:r>
+              <w:rPr>
+                <w:sz w:val="19"/>
+              </w:rPr>
+              <w:t>Export an Urgent Case Record</w:t>
+            </w:r>
+          </w:p>
+        </w:tc>
+        <w:tc>
+          <w:tcPr>
+            <w:tcW w:type="dxa" w:w="4210"/>
+          </w:tcPr>
+          <w:p>
+            <w:pPr>
+              <w:spacing w:after="0" w:line="252" w:lineRule="auto"/>
+            </w:pPr>
+            <w:r>
+              <w:rPr>
+                <w:sz w:val="19"/>
+              </w:rPr>
+              <w:t xml:space="preserve">Urgent Case Record, </w:t>
             </w:r>
             <w:r>
               <w:rPr>
                 <w:b/>
                 <w:sz w:val="19"/>
               </w:rPr>
-              <w:t>Mark as discussed</w:t>
-            </w:r>
-          </w:p>
-        </w:tc>
-        <w:tc>
-          <w:tcPr>
-            <w:tcW w:type="dxa" w:w="1832"/>
-          </w:tcPr>
-          <w:p>
-            <w:pPr>
-              <w:spacing w:after="0" w:line="252" w:lineRule="auto"/>
-            </w:pPr>
-            <w:r>
-              <w:rPr>
-                <w:sz w:val="19"/>
-              </w:rPr>
-              <w:t>Hub Manager</w:t>
+              <w:t>Export Record</w:t>
+            </w:r>
+          </w:p>
+        </w:tc>
+        <w:tc>
+          <w:tcPr>
+            <w:tcW w:type="dxa" w:w="1816"/>
+          </w:tcPr>
+          <w:p>
+            <w:pPr>
+              <w:spacing w:after="0" w:line="252" w:lineRule="auto"/>
+            </w:pPr>
+            <w:r>
+              <w:rPr>
+                <w:sz w:val="19"/>
+              </w:rPr>
+              <w:t>CMHW, CPN, Hub Manager</w:t>
             </w:r>
           </w:p>
         </w:tc>
@@ -22105,7 +22409,7 @@
         </w:trPr>
         <w:tc>
           <w:tcPr>
-            <w:tcW w:type="dxa" w:w="3415"/>
+            <w:tcW w:type="dxa" w:w="3385"/>
             <w:shd w:val="clear" w:color="auto" w:fill="FAF6F7"/>
           </w:tcPr>
           <w:p>
@@ -22116,13 +22420,13 @@
               <w:rPr>
                 <w:sz w:val="19"/>
               </w:rPr>
-              <w:t>See contacts across the hub</w:t>
-            </w:r>
-          </w:p>
-        </w:tc>
-        <w:tc>
-          <w:tcPr>
-            <w:tcW w:type="dxa" w:w="4164"/>
+              <w:t>Confirm or decline a CPN referral</w:t>
+            </w:r>
+          </w:p>
+        </w:tc>
+        <w:tc>
+          <w:tcPr>
+            <w:tcW w:type="dxa" w:w="4210"/>
             <w:shd w:val="clear" w:color="auto" w:fill="FAF6F7"/>
           </w:tcPr>
           <w:p>
@@ -22133,13 +22437,13 @@
               <w:rPr>
                 <w:sz w:val="19"/>
               </w:rPr>
-              <w:t>Contact History</w:t>
-            </w:r>
-          </w:p>
-        </w:tc>
-        <w:tc>
-          <w:tcPr>
-            <w:tcW w:type="dxa" w:w="1832"/>
+              <w:t>MDT Queue</w:t>
+            </w:r>
+          </w:p>
+        </w:tc>
+        <w:tc>
+          <w:tcPr>
+            <w:tcW w:type="dxa" w:w="1816"/>
             <w:shd w:val="clear" w:color="auto" w:fill="FAF6F7"/>
           </w:tcPr>
           <w:p>
@@ -22150,7 +22454,7 @@
               <w:rPr>
                 <w:sz w:val="19"/>
               </w:rPr>
-              <w:t>Everyone</w:t>
+              <w:t>Hub Manager</w:t>
             </w:r>
           </w:p>
         </w:tc>
@@ -22161,56 +22465,56 @@
         </w:trPr>
         <w:tc>
           <w:tcPr>
-            <w:tcW w:type="dxa" w:w="3415"/>
-          </w:tcPr>
-          <w:p>
-            <w:pPr>
-              <w:spacing w:after="0" w:line="252" w:lineRule="auto"/>
-            </w:pPr>
-            <w:r>
-              <w:rPr>
-                <w:sz w:val="19"/>
-              </w:rPr>
-              <w:t>Schedule a contact</w:t>
-            </w:r>
-          </w:p>
-        </w:tc>
-        <w:tc>
-          <w:tcPr>
-            <w:tcW w:type="dxa" w:w="4164"/>
-          </w:tcPr>
-          <w:p>
-            <w:pPr>
-              <w:spacing w:after="0" w:line="252" w:lineRule="auto"/>
-            </w:pPr>
-            <w:r>
-              <w:rPr>
-                <w:sz w:val="19"/>
-              </w:rPr>
-              <w:t xml:space="preserve">Scheduled contacts, </w:t>
+            <w:tcW w:type="dxa" w:w="3385"/>
+          </w:tcPr>
+          <w:p>
+            <w:pPr>
+              <w:spacing w:after="0" w:line="252" w:lineRule="auto"/>
+            </w:pPr>
+            <w:r>
+              <w:rPr>
+                <w:sz w:val="19"/>
+              </w:rPr>
+              <w:t>Record an MDT discussion</w:t>
+            </w:r>
+          </w:p>
+        </w:tc>
+        <w:tc>
+          <w:tcPr>
+            <w:tcW w:type="dxa" w:w="4210"/>
+          </w:tcPr>
+          <w:p>
+            <w:pPr>
+              <w:spacing w:after="0" w:line="252" w:lineRule="auto"/>
+            </w:pPr>
+            <w:r>
+              <w:rPr>
+                <w:sz w:val="19"/>
+              </w:rPr>
+              <w:t xml:space="preserve">MDT Queue, </w:t>
             </w:r>
             <w:r>
               <w:rPr>
                 <w:b/>
                 <w:sz w:val="19"/>
               </w:rPr>
-              <w:t>Schedule contact</w:t>
-            </w:r>
-          </w:p>
-        </w:tc>
-        <w:tc>
-          <w:tcPr>
-            <w:tcW w:type="dxa" w:w="1832"/>
-          </w:tcPr>
-          <w:p>
-            <w:pPr>
-              <w:spacing w:after="0" w:line="252" w:lineRule="auto"/>
-            </w:pPr>
-            <w:r>
-              <w:rPr>
-                <w:sz w:val="19"/>
-              </w:rPr>
-              <w:t>CMHW, CPN, Hub Manager</w:t>
+              <w:t>Mark as discussed</w:t>
+            </w:r>
+          </w:p>
+        </w:tc>
+        <w:tc>
+          <w:tcPr>
+            <w:tcW w:type="dxa" w:w="1816"/>
+          </w:tcPr>
+          <w:p>
+            <w:pPr>
+              <w:spacing w:after="0" w:line="252" w:lineRule="auto"/>
+            </w:pPr>
+            <w:r>
+              <w:rPr>
+                <w:sz w:val="19"/>
+              </w:rPr>
+              <w:t>Hub Manager</w:t>
             </w:r>
           </w:p>
         </w:tc>
@@ -22221,7 +22525,7 @@
         </w:trPr>
         <w:tc>
           <w:tcPr>
-            <w:tcW w:type="dxa" w:w="3415"/>
+            <w:tcW w:type="dxa" w:w="3385"/>
             <w:shd w:val="clear" w:color="auto" w:fill="FAF6F7"/>
           </w:tcPr>
           <w:p>
@@ -22232,13 +22536,13 @@
               <w:rPr>
                 <w:sz w:val="19"/>
               </w:rPr>
-              <w:t>Mark a scheduled contact done</w:t>
-            </w:r>
-          </w:p>
-        </w:tc>
-        <w:tc>
-          <w:tcPr>
-            <w:tcW w:type="dxa" w:w="4164"/>
+              <w:t>See contacts across the hub</w:t>
+            </w:r>
+          </w:p>
+        </w:tc>
+        <w:tc>
+          <w:tcPr>
+            <w:tcW w:type="dxa" w:w="4210"/>
             <w:shd w:val="clear" w:color="auto" w:fill="FAF6F7"/>
           </w:tcPr>
           <w:p>
@@ -22249,26 +22553,13 @@
               <w:rPr>
                 <w:sz w:val="19"/>
               </w:rPr>
-              <w:t xml:space="preserve">Dashboard </w:t>
-            </w:r>
-            <w:r>
-              <w:rPr>
-                <w:b/>
-                <w:sz w:val="19"/>
-              </w:rPr>
-              <w:t>Mark done</w:t>
-            </w:r>
-            <w:r>
-              <w:rPr>
-                <w:sz w:val="19"/>
-              </w:rPr>
-              <w:t>, or Scheduled contacts</w:t>
-            </w:r>
-          </w:p>
-        </w:tc>
-        <w:tc>
-          <w:tcPr>
-            <w:tcW w:type="dxa" w:w="1832"/>
+              <w:t>Contact History</w:t>
+            </w:r>
+          </w:p>
+        </w:tc>
+        <w:tc>
+          <w:tcPr>
+            <w:tcW w:type="dxa" w:w="1816"/>
             <w:shd w:val="clear" w:color="auto" w:fill="FAF6F7"/>
           </w:tcPr>
           <w:p>
@@ -22279,7 +22570,7 @@
               <w:rPr>
                 <w:sz w:val="19"/>
               </w:rPr>
-              <w:t>CMHW, CPN, Hub Manager</w:t>
+              <w:t>Everyone</w:t>
             </w:r>
           </w:p>
         </w:tc>
@@ -22290,49 +22581,56 @@
         </w:trPr>
         <w:tc>
           <w:tcPr>
-            <w:tcW w:type="dxa" w:w="3415"/>
-          </w:tcPr>
-          <w:p>
-            <w:pPr>
-              <w:spacing w:after="0" w:line="252" w:lineRule="auto"/>
-            </w:pPr>
-            <w:r>
-              <w:rPr>
-                <w:sz w:val="19"/>
-              </w:rPr>
-              <w:t>View reports</w:t>
-            </w:r>
-          </w:p>
-        </w:tc>
-        <w:tc>
-          <w:tcPr>
-            <w:tcW w:type="dxa" w:w="4164"/>
-          </w:tcPr>
-          <w:p>
-            <w:pPr>
-              <w:spacing w:after="0" w:line="252" w:lineRule="auto"/>
-            </w:pPr>
-            <w:r>
-              <w:rPr>
-                <w:sz w:val="19"/>
-              </w:rPr>
-              <w:t>Reports</w:t>
-            </w:r>
-          </w:p>
-        </w:tc>
-        <w:tc>
-          <w:tcPr>
-            <w:tcW w:type="dxa" w:w="1832"/>
-          </w:tcPr>
-          <w:p>
-            <w:pPr>
-              <w:spacing w:after="0" w:line="252" w:lineRule="auto"/>
-            </w:pPr>
-            <w:r>
-              <w:rPr>
-                <w:sz w:val="19"/>
-              </w:rPr>
-              <w:t>Everyone</w:t>
+            <w:tcW w:type="dxa" w:w="3385"/>
+          </w:tcPr>
+          <w:p>
+            <w:pPr>
+              <w:spacing w:after="0" w:line="252" w:lineRule="auto"/>
+            </w:pPr>
+            <w:r>
+              <w:rPr>
+                <w:sz w:val="19"/>
+              </w:rPr>
+              <w:t>Schedule a contact</w:t>
+            </w:r>
+          </w:p>
+        </w:tc>
+        <w:tc>
+          <w:tcPr>
+            <w:tcW w:type="dxa" w:w="4210"/>
+          </w:tcPr>
+          <w:p>
+            <w:pPr>
+              <w:spacing w:after="0" w:line="252" w:lineRule="auto"/>
+            </w:pPr>
+            <w:r>
+              <w:rPr>
+                <w:sz w:val="19"/>
+              </w:rPr>
+              <w:t xml:space="preserve">Scheduled contacts, </w:t>
+            </w:r>
+            <w:r>
+              <w:rPr>
+                <w:b/>
+                <w:sz w:val="19"/>
+              </w:rPr>
+              <w:t>Schedule contact</w:t>
+            </w:r>
+          </w:p>
+        </w:tc>
+        <w:tc>
+          <w:tcPr>
+            <w:tcW w:type="dxa" w:w="1816"/>
+          </w:tcPr>
+          <w:p>
+            <w:pPr>
+              <w:spacing w:after="0" w:line="252" w:lineRule="auto"/>
+            </w:pPr>
+            <w:r>
+              <w:rPr>
+                <w:sz w:val="19"/>
+              </w:rPr>
+              <w:t>CMHW, CPN, Hub Manager</w:t>
             </w:r>
           </w:p>
         </w:tc>
@@ -22343,7 +22641,7 @@
         </w:trPr>
         <w:tc>
           <w:tcPr>
-            <w:tcW w:type="dxa" w:w="3415"/>
+            <w:tcW w:type="dxa" w:w="3385"/>
             <w:shd w:val="clear" w:color="auto" w:fill="FAF6F7"/>
           </w:tcPr>
           <w:p>
@@ -22354,13 +22652,13 @@
               <w:rPr>
                 <w:sz w:val="19"/>
               </w:rPr>
-              <w:t>Export reports to Excel or CSV</w:t>
-            </w:r>
-          </w:p>
-        </w:tc>
-        <w:tc>
-          <w:tcPr>
-            <w:tcW w:type="dxa" w:w="4164"/>
+              <w:t>Mark a scheduled contact done</w:t>
+            </w:r>
+          </w:p>
+        </w:tc>
+        <w:tc>
+          <w:tcPr>
+            <w:tcW w:type="dxa" w:w="4210"/>
             <w:shd w:val="clear" w:color="auto" w:fill="FAF6F7"/>
           </w:tcPr>
           <w:p>
@@ -22371,33 +22669,26 @@
               <w:rPr>
                 <w:sz w:val="19"/>
               </w:rPr>
-              <w:t xml:space="preserve">Reports, </w:t>
+              <w:t xml:space="preserve">Dashboard </w:t>
             </w:r>
             <w:r>
               <w:rPr>
                 <w:b/>
                 <w:sz w:val="19"/>
               </w:rPr>
-              <w:t>Export to Excel</w:t>
-            </w:r>
-            <w:r>
-              <w:rPr>
-                <w:sz w:val="19"/>
-              </w:rPr>
-              <w:t xml:space="preserve"> or </w:t>
-            </w:r>
-            <w:r>
-              <w:rPr>
-                <w:b/>
-                <w:sz w:val="19"/>
-              </w:rPr>
-              <w:t>Export CSV</w:t>
-            </w:r>
-          </w:p>
-        </w:tc>
-        <w:tc>
-          <w:tcPr>
-            <w:tcW w:type="dxa" w:w="1832"/>
+              <w:t>Mark done</w:t>
+            </w:r>
+            <w:r>
+              <w:rPr>
+                <w:sz w:val="19"/>
+              </w:rPr>
+              <w:t>, or Scheduled contacts</w:t>
+            </w:r>
+          </w:p>
+        </w:tc>
+        <w:tc>
+          <w:tcPr>
+            <w:tcW w:type="dxa" w:w="1816"/>
             <w:shd w:val="clear" w:color="auto" w:fill="FAF6F7"/>
           </w:tcPr>
           <w:p>
@@ -22408,7 +22699,7 @@
               <w:rPr>
                 <w:sz w:val="19"/>
               </w:rPr>
-              <w:t>Hub Manager</w:t>
+              <w:t>CMHW, CPN, Hub Manager</w:t>
             </w:r>
           </w:p>
         </w:tc>
@@ -22419,46 +22710,39 @@
         </w:trPr>
         <w:tc>
           <w:tcPr>
-            <w:tcW w:type="dxa" w:w="3415"/>
-          </w:tcPr>
-          <w:p>
-            <w:pPr>
-              <w:spacing w:after="0" w:line="252" w:lineRule="auto"/>
-            </w:pPr>
-            <w:r>
-              <w:rPr>
-                <w:sz w:val="19"/>
-              </w:rPr>
-              <w:t>Export the guest list</w:t>
-            </w:r>
-          </w:p>
-        </w:tc>
-        <w:tc>
-          <w:tcPr>
-            <w:tcW w:type="dxa" w:w="4164"/>
-          </w:tcPr>
-          <w:p>
-            <w:pPr>
-              <w:spacing w:after="0" w:line="252" w:lineRule="auto"/>
-            </w:pPr>
-            <w:r>
-              <w:rPr>
-                <w:sz w:val="19"/>
-              </w:rPr>
-              <w:t xml:space="preserve">Guest, </w:t>
-            </w:r>
-            <w:r>
-              <w:rPr>
-                <w:b/>
-                <w:sz w:val="19"/>
-              </w:rPr>
-              <w:t>Export Guest</w:t>
-            </w:r>
-          </w:p>
-        </w:tc>
-        <w:tc>
-          <w:tcPr>
-            <w:tcW w:type="dxa" w:w="1832"/>
+            <w:tcW w:type="dxa" w:w="3385"/>
+          </w:tcPr>
+          <w:p>
+            <w:pPr>
+              <w:spacing w:after="0" w:line="252" w:lineRule="auto"/>
+            </w:pPr>
+            <w:r>
+              <w:rPr>
+                <w:sz w:val="19"/>
+              </w:rPr>
+              <w:t>View reports</w:t>
+            </w:r>
+          </w:p>
+        </w:tc>
+        <w:tc>
+          <w:tcPr>
+            <w:tcW w:type="dxa" w:w="4210"/>
+          </w:tcPr>
+          <w:p>
+            <w:pPr>
+              <w:spacing w:after="0" w:line="252" w:lineRule="auto"/>
+            </w:pPr>
+            <w:r>
+              <w:rPr>
+                <w:sz w:val="19"/>
+              </w:rPr>
+              <w:t>Reports</w:t>
+            </w:r>
+          </w:p>
+        </w:tc>
+        <w:tc>
+          <w:tcPr>
+            <w:tcW w:type="dxa" w:w="1816"/>
           </w:tcPr>
           <w:p>
             <w:pPr>
@@ -22479,7 +22763,7 @@
         </w:trPr>
         <w:tc>
           <w:tcPr>
-            <w:tcW w:type="dxa" w:w="3415"/>
+            <w:tcW w:type="dxa" w:w="3385"/>
             <w:shd w:val="clear" w:color="auto" w:fill="FAF6F7"/>
           </w:tcPr>
           <w:p>
@@ -22490,13 +22774,13 @@
               <w:rPr>
                 <w:sz w:val="19"/>
               </w:rPr>
-              <w:t>Reset or change your password</w:t>
-            </w:r>
-          </w:p>
-        </w:tc>
-        <w:tc>
-          <w:tcPr>
-            <w:tcW w:type="dxa" w:w="4164"/>
+              <w:t>Export reports to Excel or CSV</w:t>
+            </w:r>
+          </w:p>
+        </w:tc>
+        <w:tc>
+          <w:tcPr>
+            <w:tcW w:type="dxa" w:w="4210"/>
             <w:shd w:val="clear" w:color="auto" w:fill="FAF6F7"/>
           </w:tcPr>
           <w:p>
@@ -22507,20 +22791,33 @@
               <w:rPr>
                 <w:sz w:val="19"/>
               </w:rPr>
-              <w:t xml:space="preserve">Sign-in page, </w:t>
+              <w:t xml:space="preserve">Reports, </w:t>
             </w:r>
             <w:r>
               <w:rPr>
                 <w:b/>
                 <w:sz w:val="19"/>
               </w:rPr>
-              <w:t>Forgot password?</w:t>
-            </w:r>
-          </w:p>
-        </w:tc>
-        <w:tc>
-          <w:tcPr>
-            <w:tcW w:type="dxa" w:w="1832"/>
+              <w:t>Export to Excel</w:t>
+            </w:r>
+            <w:r>
+              <w:rPr>
+                <w:sz w:val="19"/>
+              </w:rPr>
+              <w:t xml:space="preserve"> or </w:t>
+            </w:r>
+            <w:r>
+              <w:rPr>
+                <w:b/>
+                <w:sz w:val="19"/>
+              </w:rPr>
+              <w:t>Export CSV</w:t>
+            </w:r>
+          </w:p>
+        </w:tc>
+        <w:tc>
+          <w:tcPr>
+            <w:tcW w:type="dxa" w:w="1816"/>
             <w:shd w:val="clear" w:color="auto" w:fill="FAF6F7"/>
           </w:tcPr>
           <w:p>
@@ -22531,7 +22828,7 @@
               <w:rPr>
                 <w:sz w:val="19"/>
               </w:rPr>
-              <w:t>Everyone</w:t>
+              <w:t>Hub Manager</w:t>
             </w:r>
           </w:p>
         </w:tc>
@@ -22542,7 +22839,130 @@
         </w:trPr>
         <w:tc>
           <w:tcPr>
-            <w:tcW w:type="dxa" w:w="3415"/>
+            <w:tcW w:type="dxa" w:w="3385"/>
+          </w:tcPr>
+          <w:p>
+            <w:pPr>
+              <w:spacing w:after="0" w:line="252" w:lineRule="auto"/>
+            </w:pPr>
+            <w:r>
+              <w:rPr>
+                <w:sz w:val="19"/>
+              </w:rPr>
+              <w:t>Export the guest list</w:t>
+            </w:r>
+          </w:p>
+        </w:tc>
+        <w:tc>
+          <w:tcPr>
+            <w:tcW w:type="dxa" w:w="4210"/>
+          </w:tcPr>
+          <w:p>
+            <w:pPr>
+              <w:spacing w:after="0" w:line="252" w:lineRule="auto"/>
+            </w:pPr>
+            <w:r>
+              <w:rPr>
+                <w:sz w:val="19"/>
+              </w:rPr>
+              <w:t xml:space="preserve">Guest, </w:t>
+            </w:r>
+            <w:r>
+              <w:rPr>
+                <w:b/>
+                <w:sz w:val="19"/>
+              </w:rPr>
+              <w:t>Export Guest</w:t>
+            </w:r>
+          </w:p>
+        </w:tc>
+        <w:tc>
+          <w:tcPr>
+            <w:tcW w:type="dxa" w:w="1816"/>
+          </w:tcPr>
+          <w:p>
+            <w:pPr>
+              <w:spacing w:after="0" w:line="252" w:lineRule="auto"/>
+            </w:pPr>
+            <w:r>
+              <w:rPr>
+                <w:sz w:val="19"/>
+              </w:rPr>
+              <w:t>Everyone</w:t>
+            </w:r>
+          </w:p>
+        </w:tc>
+      </w:tr>
+      <w:tr>
+        <w:trPr>
+          <w:cantSplit/>
+        </w:trPr>
+        <w:tc>
+          <w:tcPr>
+            <w:tcW w:type="dxa" w:w="3385"/>
+            <w:shd w:val="clear" w:color="auto" w:fill="FAF6F7"/>
+          </w:tcPr>
+          <w:p>
+            <w:pPr>
+              <w:spacing w:after="0" w:line="252" w:lineRule="auto"/>
+            </w:pPr>
+            <w:r>
+              <w:rPr>
+                <w:sz w:val="19"/>
+              </w:rPr>
+              <w:t>Reset or change your password</w:t>
+            </w:r>
+          </w:p>
+        </w:tc>
+        <w:tc>
+          <w:tcPr>
+            <w:tcW w:type="dxa" w:w="4210"/>
+            <w:shd w:val="clear" w:color="auto" w:fill="FAF6F7"/>
+          </w:tcPr>
+          <w:p>
+            <w:pPr>
+              <w:spacing w:after="0" w:line="252" w:lineRule="auto"/>
+            </w:pPr>
+            <w:r>
+              <w:rPr>
+                <w:sz w:val="19"/>
+              </w:rPr>
+              <w:t xml:space="preserve">Sign-in page, </w:t>
+            </w:r>
+            <w:r>
+              <w:rPr>
+                <w:b/>
+                <w:sz w:val="19"/>
+              </w:rPr>
+              <w:t>Forgot password?</w:t>
+            </w:r>
+          </w:p>
+        </w:tc>
+        <w:tc>
+          <w:tcPr>
+            <w:tcW w:type="dxa" w:w="1816"/>
+            <w:shd w:val="clear" w:color="auto" w:fill="FAF6F7"/>
+          </w:tcPr>
+          <w:p>
+            <w:pPr>
+              <w:spacing w:after="0" w:line="252" w:lineRule="auto"/>
+            </w:pPr>
+            <w:r>
+              <w:rPr>
+                <w:sz w:val="19"/>
+              </w:rPr>
+              <w:t>Everyone</w:t>
+            </w:r>
+          </w:p>
+        </w:tc>
+      </w:tr>
+      <w:tr>
+        <w:trPr>
+          <w:cantSplit/>
+        </w:trPr>
+        <w:tc>
+          <w:tcPr>
+            <w:tcW w:type="dxa" w:w="3385"/>
           </w:tcPr>
           <w:p>
             <w:pPr>
@@ -22558,7 +22978,7 @@
         </w:tc>
         <w:tc>
           <w:tcPr>
-            <w:tcW w:type="dxa" w:w="4164"/>
+            <w:tcW w:type="dxa" w:w="4210"/>
           </w:tcPr>
           <w:p>
             <w:pPr>
@@ -22574,7 +22994,7 @@
         </w:tc>
         <w:tc>
           <w:tcPr>
-            <w:tcW w:type="dxa" w:w="1832"/>
+            <w:tcW w:type="dxa" w:w="1816"/>
           </w:tcPr>
           <w:p>
             <w:pPr>
@@ -22976,7 +23396,7 @@
               <w:rPr>
                 <w:sz w:val="19"/>
               </w:rPr>
-              <w:t>Community mental health team: the team a hub escalates urgent cases to</w:t>
+              <w:t>Community mental health team: the NHS team a hub may contact about an urgent case</w:t>
             </w:r>
           </w:p>
         </w:tc>
@@ -23643,7 +24063,7 @@
               <w:rPr>
                 <w:sz w:val="19"/>
               </w:rPr>
-              <w:t>Urgent episode</w:t>
+              <w:t>Urgent case</w:t>
             </w:r>
           </w:p>
         </w:tc>
@@ -23660,7 +24080,7 @@
               <w:rPr>
                 <w:sz w:val="19"/>
               </w:rPr>
-              <w:t>The record of one urgent flag, from raising it to resolving it</w:t>
+              <w:t>A guest who needs contact within 72 hours because of risk, from the case being raised to its being resolved</w:t>
             </w:r>
           </w:p>
         </w:tc>
@@ -23681,7 +24101,7 @@
               <w:rPr>
                 <w:sz w:val="19"/>
               </w:rPr>
-              <w:t>Urgent flag</w:t>
+              <w:t>Urgent Case Record</w:t>
             </w:r>
           </w:p>
         </w:tc>
@@ -23697,7 +24117,7 @@
               <w:rPr>
                 <w:sz w:val="19"/>
               </w:rPr>
-              <w:t>A marker that a guest needs contact within 72 hours because of risk</w:t>
+              <w:t>The full record of one urgent case: flag details, actions taken, resolution and audit trail</w:t>
             </w:r>
           </w:p>
         </w:tc>
